--- a/LSP_Spring_2026/src/org/howard/edu/lsp/assignment4/doc/CRC_Cards.docx
+++ b/LSP_Spring_2026/src/org/howard/edu/lsp/assignment4/doc/CRC_Cards.docx
@@ -2,6 +2,2643 @@
 <file path=word/document.xml><?xml version="1.0" encoding="utf-8"?>
 <w:document xmlns:wpc="http://schemas.microsoft.com/office/word/2010/wordprocessingCanvas" xmlns:cx="http://schemas.microsoft.com/office/drawing/2014/chartex" xmlns:cx1="http://schemas.microsoft.com/office/drawing/2015/9/8/chartex" xmlns:cx2="http://schemas.microsoft.com/office/drawing/2015/10/21/chartex" xmlns:cx3="http://schemas.microsoft.com/office/drawing/2016/5/9/chartex" xmlns:cx4="http://schemas.microsoft.com/office/drawing/2016/5/10/chartex" xmlns:cx5="http://schemas.microsoft.com/office/drawing/2016/5/11/chartex" xmlns:cx6="http://schemas.microsoft.com/office/drawing/2016/5/12/chartex" xmlns:cx7="http://schemas.microsoft.com/office/drawing/2016/5/13/chartex" xmlns:cx8="http://schemas.microsoft.com/office/drawing/2016/5/14/chartex" xmlns:mc="http://schemas.openxmlformats.org/markup-compatibility/2006" xmlns:aink="http://schemas.microsoft.com/office/drawing/2016/ink" xmlns:am3d="http://schemas.microsoft.com/office/drawing/2017/model3d" xmlns:o="urn:schemas-microsoft-com:office:office" xmlns:r="http://schemas.openxmlformats.org/officeDocument/2006/relationships" xmlns:m="http://schemas.openxmlformats.org/officeDocument/2006/math" xmlns:v="urn:schemas-microsoft-com:vml" xmlns:wp14="http://schemas.microsoft.com/office/word/2010/wordprocessingDrawing" xmlns:wp="http://schemas.openxmlformats.org/drawingml/2006/wordprocessingDrawing" xmlns:w10="urn:schemas-microsoft-com:office:word" xmlns:w="http://schemas.openxmlformats.org/wordprocessingml/2006/main" xmlns:w14="http://schemas.microsoft.com/office/word/2010/wordml" xmlns:w15="http://schemas.microsoft.com/office/word/2012/wordml" xmlns:w16cid="http://schemas.microsoft.com/office/word/2016/wordml/cid" xmlns:w16se="http://schemas.microsoft.com/office/word/2015/wordml/symex" xmlns:wpg="http://schemas.microsoft.com/office/word/2010/wordprocessingGroup" xmlns:wpi="http://schemas.microsoft.com/office/word/2010/wordprocessingInk" xmlns:wne="http://schemas.microsoft.com/office/word/2006/wordml" xmlns:wps="http://schemas.microsoft.com/office/word/2010/wordprocessingShape" mc:Ignorable="w14 w15 w16se w16cid wp14">
   <w:body>
+    <w:p>
+      <w:pPr>
+        <w:pStyle w:val="paragraph"/>
+        <w:spacing w:before="0" w:beforeAutospacing="0" w:after="0" w:afterAutospacing="0"/>
+        <w:textAlignment w:val="baseline"/>
+        <w:rPr>
+          <w:rFonts w:ascii="Segoe UI" w:hAnsi="Segoe UI" w:cs="Segoe UI"/>
+          <w:sz w:val="18"/>
+          <w:szCs w:val="18"/>
+        </w:rPr>
+      </w:pPr>
+      <w:r>
+        <w:rPr>
+          <w:rStyle w:val="normaltextrun"/>
+          <w:lang w:val="en-US"/>
+        </w:rPr>
+        <w:t>Janelle Yankey</w:t>
+      </w:r>
+      <w:r>
+        <w:rPr>
+          <w:rStyle w:val="eop"/>
+        </w:rPr>
+        <w:t> </w:t>
+      </w:r>
+    </w:p>
+    <w:p>
+      <w:pPr>
+        <w:pStyle w:val="paragraph"/>
+        <w:spacing w:before="0" w:beforeAutospacing="0" w:after="0" w:afterAutospacing="0"/>
+        <w:textAlignment w:val="baseline"/>
+        <w:rPr>
+          <w:rFonts w:ascii="Segoe UI" w:hAnsi="Segoe UI" w:cs="Segoe UI"/>
+          <w:sz w:val="18"/>
+          <w:szCs w:val="18"/>
+          <w:lang w:val="en-US"/>
+        </w:rPr>
+      </w:pPr>
+      <w:r>
+        <w:rPr>
+          <w:rStyle w:val="normaltextrun"/>
+          <w:lang w:val="en-US"/>
+        </w:rPr>
+        <w:t>CRC Card Assignment 4 </w:t>
+      </w:r>
+      <w:r>
+        <w:rPr>
+          <w:rStyle w:val="eop"/>
+          <w:lang w:val="en-US"/>
+        </w:rPr>
+        <w:t> </w:t>
+      </w:r>
+    </w:p>
+    <w:p>
+      <w:pPr>
+        <w:pStyle w:val="paragraph"/>
+        <w:spacing w:before="0" w:beforeAutospacing="0" w:after="0" w:afterAutospacing="0"/>
+        <w:textAlignment w:val="baseline"/>
+        <w:rPr>
+          <w:rStyle w:val="eop"/>
+          <w:lang w:val="en-US"/>
+        </w:rPr>
+      </w:pPr>
+      <w:r>
+        <w:rPr>
+          <w:rStyle w:val="eop"/>
+          <w:lang w:val="en-US"/>
+        </w:rPr>
+        <w:t> </w:t>
+      </w:r>
+    </w:p>
+    <w:p>
+      <w:pPr>
+        <w:pStyle w:val="paragraph"/>
+        <w:spacing w:before="0" w:beforeAutospacing="0" w:after="0" w:afterAutospacing="0"/>
+        <w:textAlignment w:val="baseline"/>
+        <w:rPr>
+          <w:rFonts w:ascii="Segoe UI" w:hAnsi="Segoe UI" w:cs="Segoe UI"/>
+          <w:sz w:val="18"/>
+          <w:szCs w:val="18"/>
+          <w:lang w:val="en-US"/>
+        </w:rPr>
+      </w:pPr>
+    </w:p>
+    <w:p>
+      <w:pPr>
+        <w:pStyle w:val="paragraph"/>
+        <w:spacing w:before="0" w:beforeAutospacing="0" w:after="0" w:afterAutospacing="0"/>
+        <w:textAlignment w:val="baseline"/>
+        <w:rPr>
+          <w:rFonts w:ascii="Segoe UI" w:hAnsi="Segoe UI" w:cs="Segoe UI"/>
+          <w:sz w:val="18"/>
+          <w:szCs w:val="18"/>
+          <w:lang w:val="en-US"/>
+        </w:rPr>
+      </w:pPr>
+    </w:p>
+    <w:p>
+      <w:pPr>
+        <w:pStyle w:val="paragraph"/>
+        <w:spacing w:before="0" w:beforeAutospacing="0" w:after="0" w:afterAutospacing="0"/>
+        <w:textAlignment w:val="baseline"/>
+        <w:rPr>
+          <w:rFonts w:ascii="Segoe UI" w:hAnsi="Segoe UI" w:cs="Segoe UI"/>
+          <w:sz w:val="18"/>
+          <w:szCs w:val="18"/>
+          <w:lang w:val="en-US"/>
+        </w:rPr>
+      </w:pPr>
+      <w:r>
+        <w:rPr>
+          <w:rStyle w:val="normaltextrun"/>
+          <w:b/>
+          <w:bCs/>
+          <w:lang w:val="en-US"/>
+        </w:rPr>
+        <w:t>CRC Card</w:t>
+      </w:r>
+      <w:r>
+        <w:rPr>
+          <w:rStyle w:val="eop"/>
+          <w:lang w:val="en-US"/>
+        </w:rPr>
+        <w:t> </w:t>
+      </w:r>
+    </w:p>
+    <w:p>
+      <w:pPr>
+        <w:pStyle w:val="paragraph"/>
+        <w:spacing w:before="0" w:beforeAutospacing="0" w:after="0" w:afterAutospacing="0"/>
+        <w:textAlignment w:val="baseline"/>
+        <w:rPr>
+          <w:rFonts w:ascii="Segoe UI" w:hAnsi="Segoe UI" w:cs="Segoe UI"/>
+          <w:sz w:val="18"/>
+          <w:szCs w:val="18"/>
+          <w:lang w:val="en-US"/>
+        </w:rPr>
+      </w:pPr>
+      <w:r>
+        <w:rPr>
+          <w:rStyle w:val="normaltextrun"/>
+          <w:lang w:val="en-US"/>
+        </w:rPr>
+        <w:t>Class: </w:t>
+      </w:r>
+      <w:proofErr w:type="spellStart"/>
+      <w:r>
+        <w:rPr>
+          <w:rStyle w:val="normaltextrun"/>
+          <w:lang w:val="en-US"/>
+        </w:rPr>
+        <w:t>TransponderReceiver</w:t>
+      </w:r>
+      <w:proofErr w:type="spellEnd"/>
+      <w:r>
+        <w:rPr>
+          <w:rStyle w:val="eop"/>
+          <w:lang w:val="en-US"/>
+        </w:rPr>
+        <w:t> </w:t>
+      </w:r>
+    </w:p>
+    <w:p>
+      <w:pPr>
+        <w:pStyle w:val="paragraph"/>
+        <w:spacing w:before="0" w:beforeAutospacing="0" w:after="0" w:afterAutospacing="0"/>
+        <w:textAlignment w:val="baseline"/>
+        <w:rPr>
+          <w:rFonts w:ascii="Segoe UI" w:hAnsi="Segoe UI" w:cs="Segoe UI"/>
+          <w:sz w:val="18"/>
+          <w:szCs w:val="18"/>
+          <w:lang w:val="en-US"/>
+        </w:rPr>
+      </w:pPr>
+      <w:r>
+        <w:rPr>
+          <w:rStyle w:val="normaltextrun"/>
+          <w:lang w:val="en-US"/>
+        </w:rPr>
+        <w:t>Responsibilities:</w:t>
+      </w:r>
+      <w:r>
+        <w:rPr>
+          <w:rStyle w:val="eop"/>
+          <w:lang w:val="en-US"/>
+        </w:rPr>
+        <w:t> </w:t>
+      </w:r>
+    </w:p>
+    <w:p>
+      <w:pPr>
+        <w:pStyle w:val="paragraph"/>
+        <w:numPr>
+          <w:ilvl w:val="0"/>
+          <w:numId w:val="1"/>
+        </w:numPr>
+        <w:spacing w:before="0" w:beforeAutospacing="0" w:after="0" w:afterAutospacing="0"/>
+        <w:ind w:left="360" w:firstLine="0"/>
+        <w:textAlignment w:val="baseline"/>
+        <w:rPr>
+          <w:lang w:val="en-US"/>
+        </w:rPr>
+      </w:pPr>
+      <w:r>
+        <w:rPr>
+          <w:rStyle w:val="normaltextrun"/>
+          <w:lang w:val="en-US"/>
+        </w:rPr>
+        <w:t>Receive transponder packets from arriving aircraft</w:t>
+      </w:r>
+      <w:r>
+        <w:rPr>
+          <w:rStyle w:val="eop"/>
+          <w:lang w:val="en-US"/>
+        </w:rPr>
+        <w:t> </w:t>
+      </w:r>
+    </w:p>
+    <w:p>
+      <w:pPr>
+        <w:pStyle w:val="paragraph"/>
+        <w:numPr>
+          <w:ilvl w:val="0"/>
+          <w:numId w:val="2"/>
+        </w:numPr>
+        <w:spacing w:before="0" w:beforeAutospacing="0" w:after="0" w:afterAutospacing="0"/>
+        <w:ind w:left="360" w:firstLine="0"/>
+        <w:textAlignment w:val="baseline"/>
+        <w:rPr>
+          <w:lang w:val="en-US"/>
+        </w:rPr>
+      </w:pPr>
+      <w:r>
+        <w:rPr>
+          <w:rStyle w:val="normaltextrun"/>
+          <w:lang w:val="en-US"/>
+        </w:rPr>
+        <w:t>Forward received packets for decoding</w:t>
+      </w:r>
+      <w:r>
+        <w:rPr>
+          <w:rStyle w:val="eop"/>
+          <w:lang w:val="en-US"/>
+        </w:rPr>
+        <w:t> </w:t>
+      </w:r>
+    </w:p>
+    <w:p>
+      <w:pPr>
+        <w:pStyle w:val="paragraph"/>
+        <w:numPr>
+          <w:ilvl w:val="0"/>
+          <w:numId w:val="3"/>
+        </w:numPr>
+        <w:spacing w:before="0" w:beforeAutospacing="0" w:after="0" w:afterAutospacing="0"/>
+        <w:ind w:left="360" w:firstLine="0"/>
+        <w:textAlignment w:val="baseline"/>
+        <w:rPr>
+          <w:lang w:val="en-US"/>
+        </w:rPr>
+      </w:pPr>
+      <w:r>
+        <w:rPr>
+          <w:rStyle w:val="normaltextrun"/>
+          <w:lang w:val="en-US"/>
+        </w:rPr>
+        <w:t>Validate packet signal integrity</w:t>
+      </w:r>
+      <w:r>
+        <w:rPr>
+          <w:rStyle w:val="eop"/>
+          <w:lang w:val="en-US"/>
+        </w:rPr>
+        <w:t> </w:t>
+      </w:r>
+    </w:p>
+    <w:p>
+      <w:pPr>
+        <w:pStyle w:val="paragraph"/>
+        <w:spacing w:before="0" w:beforeAutospacing="0" w:after="0" w:afterAutospacing="0"/>
+        <w:textAlignment w:val="baseline"/>
+        <w:rPr>
+          <w:rFonts w:ascii="Segoe UI" w:hAnsi="Segoe UI" w:cs="Segoe UI"/>
+          <w:sz w:val="18"/>
+          <w:szCs w:val="18"/>
+          <w:lang w:val="en-US"/>
+        </w:rPr>
+      </w:pPr>
+      <w:r>
+        <w:rPr>
+          <w:rStyle w:val="normaltextrun"/>
+          <w:lang w:val="en-US"/>
+        </w:rPr>
+        <w:t>Collaborators (if any):</w:t>
+      </w:r>
+      <w:r>
+        <w:rPr>
+          <w:rStyle w:val="eop"/>
+          <w:lang w:val="en-US"/>
+        </w:rPr>
+        <w:t> </w:t>
+      </w:r>
+    </w:p>
+    <w:p>
+      <w:pPr>
+        <w:pStyle w:val="paragraph"/>
+        <w:numPr>
+          <w:ilvl w:val="0"/>
+          <w:numId w:val="4"/>
+        </w:numPr>
+        <w:spacing w:before="0" w:beforeAutospacing="0" w:after="0" w:afterAutospacing="0"/>
+        <w:ind w:left="360" w:firstLine="0"/>
+        <w:textAlignment w:val="baseline"/>
+        <w:rPr>
+          <w:lang w:val="en-US"/>
+        </w:rPr>
+      </w:pPr>
+      <w:proofErr w:type="spellStart"/>
+      <w:r>
+        <w:rPr>
+          <w:rStyle w:val="normaltextrun"/>
+          <w:lang w:val="en-US"/>
+        </w:rPr>
+        <w:t>PacketDecoder</w:t>
+      </w:r>
+      <w:proofErr w:type="spellEnd"/>
+      <w:r>
+        <w:rPr>
+          <w:rStyle w:val="eop"/>
+          <w:lang w:val="en-US"/>
+        </w:rPr>
+        <w:t> </w:t>
+      </w:r>
+    </w:p>
+    <w:p>
+      <w:pPr>
+        <w:pStyle w:val="paragraph"/>
+        <w:spacing w:before="0" w:beforeAutospacing="0" w:after="0" w:afterAutospacing="0"/>
+        <w:textAlignment w:val="baseline"/>
+        <w:rPr>
+          <w:rFonts w:ascii="Segoe UI" w:hAnsi="Segoe UI" w:cs="Segoe UI"/>
+          <w:sz w:val="18"/>
+          <w:szCs w:val="18"/>
+          <w:lang w:val="en-US"/>
+        </w:rPr>
+      </w:pPr>
+      <w:r>
+        <w:rPr>
+          <w:rStyle w:val="normaltextrun"/>
+          <w:lang w:val="en-US"/>
+        </w:rPr>
+        <w:t>Assumptions (if any):</w:t>
+      </w:r>
+      <w:r>
+        <w:rPr>
+          <w:rStyle w:val="eop"/>
+          <w:lang w:val="en-US"/>
+        </w:rPr>
+        <w:t> </w:t>
+      </w:r>
+    </w:p>
+    <w:p>
+      <w:pPr>
+        <w:pStyle w:val="paragraph"/>
+        <w:numPr>
+          <w:ilvl w:val="0"/>
+          <w:numId w:val="5"/>
+        </w:numPr>
+        <w:spacing w:before="0" w:beforeAutospacing="0" w:after="0" w:afterAutospacing="0"/>
+        <w:ind w:left="360" w:firstLine="0"/>
+        <w:textAlignment w:val="baseline"/>
+        <w:rPr>
+          <w:lang w:val="en-US"/>
+        </w:rPr>
+      </w:pPr>
+      <w:r>
+        <w:rPr>
+          <w:rStyle w:val="normaltextrun"/>
+          <w:lang w:val="en-US"/>
+        </w:rPr>
+        <w:t>All aircraft approaching the airport have working transponders.</w:t>
+      </w:r>
+      <w:r>
+        <w:rPr>
+          <w:rStyle w:val="eop"/>
+          <w:lang w:val="en-US"/>
+        </w:rPr>
+        <w:t> </w:t>
+      </w:r>
+    </w:p>
+    <w:p>
+      <w:pPr>
+        <w:pStyle w:val="paragraph"/>
+        <w:spacing w:before="0" w:beforeAutospacing="0" w:after="0" w:afterAutospacing="0"/>
+        <w:textAlignment w:val="baseline"/>
+        <w:rPr>
+          <w:rFonts w:ascii="Segoe UI" w:hAnsi="Segoe UI" w:cs="Segoe UI"/>
+          <w:sz w:val="18"/>
+          <w:szCs w:val="18"/>
+          <w:lang w:val="en-US"/>
+        </w:rPr>
+      </w:pPr>
+      <w:r>
+        <w:rPr>
+          <w:rStyle w:val="eop"/>
+          <w:lang w:val="en-US"/>
+        </w:rPr>
+        <w:t> </w:t>
+      </w:r>
+    </w:p>
+    <w:p>
+      <w:pPr>
+        <w:pStyle w:val="paragraph"/>
+        <w:spacing w:before="0" w:beforeAutospacing="0" w:after="0" w:afterAutospacing="0"/>
+        <w:textAlignment w:val="baseline"/>
+        <w:rPr>
+          <w:rFonts w:ascii="Segoe UI" w:hAnsi="Segoe UI" w:cs="Segoe UI"/>
+          <w:sz w:val="18"/>
+          <w:szCs w:val="18"/>
+          <w:lang w:val="en-US"/>
+        </w:rPr>
+      </w:pPr>
+      <w:r>
+        <w:rPr>
+          <w:rStyle w:val="normaltextrun"/>
+          <w:b/>
+          <w:bCs/>
+          <w:lang w:val="en-US"/>
+        </w:rPr>
+        <w:t>CRC Card</w:t>
+      </w:r>
+      <w:r>
+        <w:rPr>
+          <w:rStyle w:val="eop"/>
+          <w:lang w:val="en-US"/>
+        </w:rPr>
+        <w:t> </w:t>
+      </w:r>
+    </w:p>
+    <w:p>
+      <w:pPr>
+        <w:pStyle w:val="paragraph"/>
+        <w:spacing w:before="0" w:beforeAutospacing="0" w:after="0" w:afterAutospacing="0"/>
+        <w:textAlignment w:val="baseline"/>
+        <w:rPr>
+          <w:rFonts w:ascii="Segoe UI" w:hAnsi="Segoe UI" w:cs="Segoe UI"/>
+          <w:sz w:val="18"/>
+          <w:szCs w:val="18"/>
+          <w:lang w:val="en-US"/>
+        </w:rPr>
+      </w:pPr>
+      <w:r>
+        <w:rPr>
+          <w:rStyle w:val="normaltextrun"/>
+          <w:lang w:val="en-US"/>
+        </w:rPr>
+        <w:t>Class: </w:t>
+      </w:r>
+      <w:proofErr w:type="spellStart"/>
+      <w:r>
+        <w:rPr>
+          <w:rStyle w:val="normaltextrun"/>
+          <w:lang w:val="en-US"/>
+        </w:rPr>
+        <w:t>PacketDecoder</w:t>
+      </w:r>
+      <w:proofErr w:type="spellEnd"/>
+      <w:r>
+        <w:rPr>
+          <w:rStyle w:val="eop"/>
+          <w:lang w:val="en-US"/>
+        </w:rPr>
+        <w:t> </w:t>
+      </w:r>
+    </w:p>
+    <w:p>
+      <w:pPr>
+        <w:pStyle w:val="paragraph"/>
+        <w:spacing w:before="0" w:beforeAutospacing="0" w:after="0" w:afterAutospacing="0"/>
+        <w:textAlignment w:val="baseline"/>
+        <w:rPr>
+          <w:rFonts w:ascii="Segoe UI" w:hAnsi="Segoe UI" w:cs="Segoe UI"/>
+          <w:sz w:val="18"/>
+          <w:szCs w:val="18"/>
+          <w:lang w:val="en-US"/>
+        </w:rPr>
+      </w:pPr>
+      <w:r>
+        <w:rPr>
+          <w:rStyle w:val="normaltextrun"/>
+          <w:lang w:val="en-US"/>
+        </w:rPr>
+        <w:t>Responsibilities:</w:t>
+      </w:r>
+      <w:r>
+        <w:rPr>
+          <w:rStyle w:val="eop"/>
+          <w:lang w:val="en-US"/>
+        </w:rPr>
+        <w:t> </w:t>
+      </w:r>
+    </w:p>
+    <w:p>
+      <w:pPr>
+        <w:pStyle w:val="paragraph"/>
+        <w:numPr>
+          <w:ilvl w:val="0"/>
+          <w:numId w:val="6"/>
+        </w:numPr>
+        <w:spacing w:before="0" w:beforeAutospacing="0" w:after="0" w:afterAutospacing="0"/>
+        <w:ind w:left="360" w:firstLine="0"/>
+        <w:textAlignment w:val="baseline"/>
+        <w:rPr>
+          <w:lang w:val="en-US"/>
+        </w:rPr>
+      </w:pPr>
+      <w:r>
+        <w:rPr>
+          <w:rStyle w:val="normaltextrun"/>
+          <w:lang w:val="en-US"/>
+        </w:rPr>
+        <w:t>Decode high-density aircraft packets</w:t>
+      </w:r>
+      <w:r>
+        <w:rPr>
+          <w:rStyle w:val="eop"/>
+          <w:lang w:val="en-US"/>
+        </w:rPr>
+        <w:t> </w:t>
+      </w:r>
+    </w:p>
+    <w:p>
+      <w:pPr>
+        <w:pStyle w:val="paragraph"/>
+        <w:numPr>
+          <w:ilvl w:val="0"/>
+          <w:numId w:val="7"/>
+        </w:numPr>
+        <w:spacing w:before="0" w:beforeAutospacing="0" w:after="0" w:afterAutospacing="0"/>
+        <w:ind w:left="360" w:firstLine="0"/>
+        <w:textAlignment w:val="baseline"/>
+        <w:rPr>
+          <w:lang w:val="en-US"/>
+        </w:rPr>
+      </w:pPr>
+      <w:r>
+        <w:rPr>
+          <w:rStyle w:val="normaltextrun"/>
+          <w:lang w:val="en-US"/>
+        </w:rPr>
+        <w:t>Extract aircraft type and flight data</w:t>
+      </w:r>
+      <w:r>
+        <w:rPr>
+          <w:rStyle w:val="eop"/>
+          <w:lang w:val="en-US"/>
+        </w:rPr>
+        <w:t> </w:t>
+      </w:r>
+    </w:p>
+    <w:p>
+      <w:pPr>
+        <w:pStyle w:val="paragraph"/>
+        <w:numPr>
+          <w:ilvl w:val="0"/>
+          <w:numId w:val="8"/>
+        </w:numPr>
+        <w:spacing w:before="0" w:beforeAutospacing="0" w:after="0" w:afterAutospacing="0"/>
+        <w:ind w:left="360" w:firstLine="0"/>
+        <w:textAlignment w:val="baseline"/>
+        <w:rPr>
+          <w:lang w:val="en-US"/>
+        </w:rPr>
+      </w:pPr>
+      <w:r>
+        <w:rPr>
+          <w:rStyle w:val="normaltextrun"/>
+          <w:lang w:val="en-US"/>
+        </w:rPr>
+        <w:t>Create or update Aircraft objects from decoded packet data</w:t>
+      </w:r>
+      <w:r>
+        <w:rPr>
+          <w:rStyle w:val="eop"/>
+          <w:lang w:val="en-US"/>
+        </w:rPr>
+        <w:t> </w:t>
+      </w:r>
+    </w:p>
+    <w:p>
+      <w:pPr>
+        <w:pStyle w:val="paragraph"/>
+        <w:spacing w:before="0" w:beforeAutospacing="0" w:after="0" w:afterAutospacing="0"/>
+        <w:textAlignment w:val="baseline"/>
+        <w:rPr>
+          <w:rFonts w:ascii="Segoe UI" w:hAnsi="Segoe UI" w:cs="Segoe UI"/>
+          <w:sz w:val="18"/>
+          <w:szCs w:val="18"/>
+          <w:lang w:val="en-US"/>
+        </w:rPr>
+      </w:pPr>
+      <w:r>
+        <w:rPr>
+          <w:rStyle w:val="normaltextrun"/>
+          <w:lang w:val="en-US"/>
+        </w:rPr>
+        <w:t>Collaborators (if any):</w:t>
+      </w:r>
+      <w:r>
+        <w:rPr>
+          <w:rStyle w:val="eop"/>
+          <w:lang w:val="en-US"/>
+        </w:rPr>
+        <w:t> </w:t>
+      </w:r>
+    </w:p>
+    <w:p>
+      <w:pPr>
+        <w:pStyle w:val="paragraph"/>
+        <w:numPr>
+          <w:ilvl w:val="0"/>
+          <w:numId w:val="9"/>
+        </w:numPr>
+        <w:spacing w:before="0" w:beforeAutospacing="0" w:after="0" w:afterAutospacing="0"/>
+        <w:ind w:left="360" w:firstLine="0"/>
+        <w:textAlignment w:val="baseline"/>
+        <w:rPr>
+          <w:lang w:val="en-US"/>
+        </w:rPr>
+      </w:pPr>
+      <w:r>
+        <w:rPr>
+          <w:rStyle w:val="normaltextrun"/>
+          <w:lang w:val="en-US"/>
+        </w:rPr>
+        <w:t>Aircraft</w:t>
+      </w:r>
+      <w:r>
+        <w:rPr>
+          <w:rStyle w:val="eop"/>
+          <w:lang w:val="en-US"/>
+        </w:rPr>
+        <w:t> </w:t>
+      </w:r>
+    </w:p>
+    <w:p>
+      <w:pPr>
+        <w:pStyle w:val="paragraph"/>
+        <w:numPr>
+          <w:ilvl w:val="0"/>
+          <w:numId w:val="10"/>
+        </w:numPr>
+        <w:spacing w:before="0" w:beforeAutospacing="0" w:after="0" w:afterAutospacing="0"/>
+        <w:ind w:left="360" w:firstLine="0"/>
+        <w:textAlignment w:val="baseline"/>
+        <w:rPr>
+          <w:lang w:val="en-US"/>
+        </w:rPr>
+      </w:pPr>
+      <w:proofErr w:type="spellStart"/>
+      <w:r>
+        <w:rPr>
+          <w:rStyle w:val="normaltextrun"/>
+          <w:lang w:val="en-US"/>
+        </w:rPr>
+        <w:t>AircraftDatabase</w:t>
+      </w:r>
+      <w:proofErr w:type="spellEnd"/>
+      <w:r>
+        <w:rPr>
+          <w:rStyle w:val="eop"/>
+          <w:lang w:val="en-US"/>
+        </w:rPr>
+        <w:t> </w:t>
+      </w:r>
+    </w:p>
+    <w:p>
+      <w:pPr>
+        <w:pStyle w:val="paragraph"/>
+        <w:spacing w:before="0" w:beforeAutospacing="0" w:after="0" w:afterAutospacing="0"/>
+        <w:textAlignment w:val="baseline"/>
+        <w:rPr>
+          <w:rFonts w:ascii="Segoe UI" w:hAnsi="Segoe UI" w:cs="Segoe UI"/>
+          <w:sz w:val="18"/>
+          <w:szCs w:val="18"/>
+          <w:lang w:val="en-US"/>
+        </w:rPr>
+      </w:pPr>
+      <w:r>
+        <w:rPr>
+          <w:rStyle w:val="normaltextrun"/>
+          <w:lang w:val="en-US"/>
+        </w:rPr>
+        <w:t>Assumptions (if any):</w:t>
+      </w:r>
+      <w:r>
+        <w:rPr>
+          <w:rStyle w:val="eop"/>
+          <w:lang w:val="en-US"/>
+        </w:rPr>
+        <w:t> </w:t>
+      </w:r>
+    </w:p>
+    <w:p>
+      <w:pPr>
+        <w:pStyle w:val="paragraph"/>
+        <w:numPr>
+          <w:ilvl w:val="0"/>
+          <w:numId w:val="11"/>
+        </w:numPr>
+        <w:spacing w:before="0" w:beforeAutospacing="0" w:after="0" w:afterAutospacing="0"/>
+        <w:ind w:left="360" w:firstLine="0"/>
+        <w:textAlignment w:val="baseline"/>
+        <w:rPr>
+          <w:lang w:val="en-US"/>
+        </w:rPr>
+      </w:pPr>
+      <w:r>
+        <w:rPr>
+          <w:rStyle w:val="normaltextrun"/>
+          <w:lang w:val="en-US"/>
+        </w:rPr>
+        <w:t>Packet structure is standardized for all aircraft.</w:t>
+      </w:r>
+      <w:r>
+        <w:rPr>
+          <w:rStyle w:val="eop"/>
+          <w:lang w:val="en-US"/>
+        </w:rPr>
+        <w:t> </w:t>
+      </w:r>
+    </w:p>
+    <w:p>
+      <w:pPr>
+        <w:pStyle w:val="paragraph"/>
+        <w:spacing w:before="0" w:beforeAutospacing="0" w:after="0" w:afterAutospacing="0"/>
+        <w:textAlignment w:val="baseline"/>
+        <w:rPr>
+          <w:rFonts w:ascii="Segoe UI" w:hAnsi="Segoe UI" w:cs="Segoe UI"/>
+          <w:sz w:val="18"/>
+          <w:szCs w:val="18"/>
+          <w:lang w:val="en-US"/>
+        </w:rPr>
+      </w:pPr>
+      <w:r>
+        <w:rPr>
+          <w:rStyle w:val="eop"/>
+          <w:lang w:val="en-US"/>
+        </w:rPr>
+        <w:t> </w:t>
+      </w:r>
+    </w:p>
+    <w:p>
+      <w:pPr>
+        <w:pStyle w:val="paragraph"/>
+        <w:spacing w:before="0" w:beforeAutospacing="0" w:after="0" w:afterAutospacing="0"/>
+        <w:textAlignment w:val="baseline"/>
+        <w:rPr>
+          <w:rFonts w:ascii="Segoe UI" w:hAnsi="Segoe UI" w:cs="Segoe UI"/>
+          <w:sz w:val="18"/>
+          <w:szCs w:val="18"/>
+          <w:lang w:val="en-US"/>
+        </w:rPr>
+      </w:pPr>
+      <w:r>
+        <w:rPr>
+          <w:rStyle w:val="normaltextrun"/>
+          <w:b/>
+          <w:bCs/>
+          <w:lang w:val="en-US"/>
+        </w:rPr>
+        <w:t>CRC Card</w:t>
+      </w:r>
+      <w:r>
+        <w:rPr>
+          <w:rStyle w:val="normaltextrun"/>
+          <w:lang w:val="en-US"/>
+        </w:rPr>
+        <w:t>  </w:t>
+      </w:r>
+      <w:r>
+        <w:rPr>
+          <w:rStyle w:val="eop"/>
+          <w:lang w:val="en-US"/>
+        </w:rPr>
+        <w:t> </w:t>
+      </w:r>
+    </w:p>
+    <w:p>
+      <w:pPr>
+        <w:pStyle w:val="paragraph"/>
+        <w:spacing w:before="0" w:beforeAutospacing="0" w:after="0" w:afterAutospacing="0"/>
+        <w:textAlignment w:val="baseline"/>
+        <w:rPr>
+          <w:rFonts w:ascii="Segoe UI" w:hAnsi="Segoe UI" w:cs="Segoe UI"/>
+          <w:sz w:val="18"/>
+          <w:szCs w:val="18"/>
+          <w:lang w:val="en-US"/>
+        </w:rPr>
+      </w:pPr>
+      <w:r>
+        <w:rPr>
+          <w:rStyle w:val="normaltextrun"/>
+          <w:lang w:val="en-US"/>
+        </w:rPr>
+        <w:t>Class: Aircraft</w:t>
+      </w:r>
+      <w:r>
+        <w:rPr>
+          <w:rStyle w:val="eop"/>
+          <w:lang w:val="en-US"/>
+        </w:rPr>
+        <w:t> </w:t>
+      </w:r>
+    </w:p>
+    <w:p>
+      <w:pPr>
+        <w:pStyle w:val="paragraph"/>
+        <w:spacing w:before="0" w:beforeAutospacing="0" w:after="0" w:afterAutospacing="0"/>
+        <w:textAlignment w:val="baseline"/>
+        <w:rPr>
+          <w:rFonts w:ascii="Segoe UI" w:hAnsi="Segoe UI" w:cs="Segoe UI"/>
+          <w:sz w:val="18"/>
+          <w:szCs w:val="18"/>
+          <w:lang w:val="en-US"/>
+        </w:rPr>
+      </w:pPr>
+      <w:r>
+        <w:rPr>
+          <w:rStyle w:val="normaltextrun"/>
+          <w:lang w:val="en-US"/>
+        </w:rPr>
+        <w:t>Responsibilities:</w:t>
+      </w:r>
+      <w:r>
+        <w:rPr>
+          <w:rStyle w:val="eop"/>
+          <w:lang w:val="en-US"/>
+        </w:rPr>
+        <w:t> </w:t>
+      </w:r>
+    </w:p>
+    <w:p>
+      <w:pPr>
+        <w:pStyle w:val="paragraph"/>
+        <w:numPr>
+          <w:ilvl w:val="0"/>
+          <w:numId w:val="12"/>
+        </w:numPr>
+        <w:spacing w:before="0" w:beforeAutospacing="0" w:after="0" w:afterAutospacing="0"/>
+        <w:ind w:left="360" w:firstLine="0"/>
+        <w:textAlignment w:val="baseline"/>
+        <w:rPr>
+          <w:lang w:val="en-US"/>
+        </w:rPr>
+      </w:pPr>
+      <w:r>
+        <w:rPr>
+          <w:rStyle w:val="normaltextrun"/>
+          <w:lang w:val="en-US"/>
+        </w:rPr>
+        <w:t>Store aircraft identity and flight information</w:t>
+      </w:r>
+      <w:r>
+        <w:rPr>
+          <w:rStyle w:val="eop"/>
+          <w:lang w:val="en-US"/>
+        </w:rPr>
+        <w:t> </w:t>
+      </w:r>
+    </w:p>
+    <w:p>
+      <w:pPr>
+        <w:pStyle w:val="paragraph"/>
+        <w:numPr>
+          <w:ilvl w:val="0"/>
+          <w:numId w:val="13"/>
+        </w:numPr>
+        <w:spacing w:before="0" w:beforeAutospacing="0" w:after="0" w:afterAutospacing="0"/>
+        <w:ind w:left="360" w:firstLine="0"/>
+        <w:textAlignment w:val="baseline"/>
+        <w:rPr>
+          <w:lang w:val="en-US"/>
+        </w:rPr>
+      </w:pPr>
+      <w:r>
+        <w:rPr>
+          <w:rStyle w:val="normaltextrun"/>
+          <w:lang w:val="en-US"/>
+        </w:rPr>
+        <w:t>Update aircraft position and status</w:t>
+      </w:r>
+      <w:r>
+        <w:rPr>
+          <w:rStyle w:val="eop"/>
+          <w:lang w:val="en-US"/>
+        </w:rPr>
+        <w:t> </w:t>
+      </w:r>
+    </w:p>
+    <w:p>
+      <w:pPr>
+        <w:pStyle w:val="paragraph"/>
+        <w:numPr>
+          <w:ilvl w:val="0"/>
+          <w:numId w:val="14"/>
+        </w:numPr>
+        <w:spacing w:before="0" w:beforeAutospacing="0" w:after="0" w:afterAutospacing="0"/>
+        <w:ind w:left="360" w:firstLine="0"/>
+        <w:textAlignment w:val="baseline"/>
+        <w:rPr>
+          <w:lang w:val="en-US"/>
+        </w:rPr>
+      </w:pPr>
+      <w:r>
+        <w:rPr>
+          <w:rStyle w:val="normaltextrun"/>
+          <w:lang w:val="en-US"/>
+        </w:rPr>
+        <w:t>Provide aircraft details when requested</w:t>
+      </w:r>
+      <w:r>
+        <w:rPr>
+          <w:rStyle w:val="eop"/>
+          <w:lang w:val="en-US"/>
+        </w:rPr>
+        <w:t> </w:t>
+      </w:r>
+    </w:p>
+    <w:p>
+      <w:pPr>
+        <w:pStyle w:val="paragraph"/>
+        <w:spacing w:before="0" w:beforeAutospacing="0" w:after="0" w:afterAutospacing="0"/>
+        <w:textAlignment w:val="baseline"/>
+        <w:rPr>
+          <w:rFonts w:ascii="Segoe UI" w:hAnsi="Segoe UI" w:cs="Segoe UI"/>
+          <w:sz w:val="18"/>
+          <w:szCs w:val="18"/>
+          <w:lang w:val="en-US"/>
+        </w:rPr>
+      </w:pPr>
+      <w:r>
+        <w:rPr>
+          <w:rStyle w:val="normaltextrun"/>
+          <w:lang w:val="en-US"/>
+        </w:rPr>
+        <w:t>Collaborators (if any):</w:t>
+      </w:r>
+      <w:r>
+        <w:rPr>
+          <w:rStyle w:val="eop"/>
+          <w:lang w:val="en-US"/>
+        </w:rPr>
+        <w:t> </w:t>
+      </w:r>
+    </w:p>
+    <w:p>
+      <w:pPr>
+        <w:pStyle w:val="paragraph"/>
+        <w:numPr>
+          <w:ilvl w:val="0"/>
+          <w:numId w:val="15"/>
+        </w:numPr>
+        <w:spacing w:before="0" w:beforeAutospacing="0" w:after="0" w:afterAutospacing="0"/>
+        <w:ind w:left="360" w:firstLine="0"/>
+        <w:textAlignment w:val="baseline"/>
+        <w:rPr>
+          <w:lang w:val="en-US"/>
+        </w:rPr>
+      </w:pPr>
+      <w:proofErr w:type="spellStart"/>
+      <w:r>
+        <w:rPr>
+          <w:rStyle w:val="normaltextrun"/>
+          <w:lang w:val="en-US"/>
+        </w:rPr>
+        <w:t>AircraftDatabase</w:t>
+      </w:r>
+      <w:proofErr w:type="spellEnd"/>
+      <w:r>
+        <w:rPr>
+          <w:rStyle w:val="eop"/>
+          <w:lang w:val="en-US"/>
+        </w:rPr>
+        <w:t> </w:t>
+      </w:r>
+    </w:p>
+    <w:p>
+      <w:pPr>
+        <w:pStyle w:val="paragraph"/>
+        <w:numPr>
+          <w:ilvl w:val="0"/>
+          <w:numId w:val="16"/>
+        </w:numPr>
+        <w:spacing w:before="0" w:beforeAutospacing="0" w:after="0" w:afterAutospacing="0"/>
+        <w:ind w:left="360" w:firstLine="0"/>
+        <w:textAlignment w:val="baseline"/>
+        <w:rPr>
+          <w:lang w:val="en-US"/>
+        </w:rPr>
+      </w:pPr>
+      <w:proofErr w:type="spellStart"/>
+      <w:r>
+        <w:rPr>
+          <w:rStyle w:val="normaltextrun"/>
+          <w:lang w:val="en-US"/>
+        </w:rPr>
+        <w:t>DangerSituationAnalyzer</w:t>
+      </w:r>
+      <w:proofErr w:type="spellEnd"/>
+      <w:r>
+        <w:rPr>
+          <w:rStyle w:val="eop"/>
+          <w:lang w:val="en-US"/>
+        </w:rPr>
+        <w:t> </w:t>
+      </w:r>
+    </w:p>
+    <w:p>
+      <w:pPr>
+        <w:pStyle w:val="paragraph"/>
+        <w:spacing w:before="0" w:beforeAutospacing="0" w:after="0" w:afterAutospacing="0"/>
+        <w:textAlignment w:val="baseline"/>
+        <w:rPr>
+          <w:rFonts w:ascii="Segoe UI" w:hAnsi="Segoe UI" w:cs="Segoe UI"/>
+          <w:sz w:val="18"/>
+          <w:szCs w:val="18"/>
+          <w:lang w:val="en-US"/>
+        </w:rPr>
+      </w:pPr>
+      <w:r>
+        <w:rPr>
+          <w:rStyle w:val="normaltextrun"/>
+          <w:lang w:val="en-US"/>
+        </w:rPr>
+        <w:t>Assumptions (if any):</w:t>
+      </w:r>
+      <w:r>
+        <w:rPr>
+          <w:rStyle w:val="eop"/>
+          <w:lang w:val="en-US"/>
+        </w:rPr>
+        <w:t> </w:t>
+      </w:r>
+    </w:p>
+    <w:p>
+      <w:pPr>
+        <w:pStyle w:val="paragraph"/>
+        <w:numPr>
+          <w:ilvl w:val="0"/>
+          <w:numId w:val="17"/>
+        </w:numPr>
+        <w:spacing w:before="0" w:beforeAutospacing="0" w:after="0" w:afterAutospacing="0"/>
+        <w:ind w:left="360" w:firstLine="0"/>
+        <w:textAlignment w:val="baseline"/>
+        <w:rPr>
+          <w:lang w:val="en-US"/>
+        </w:rPr>
+      </w:pPr>
+      <w:r>
+        <w:rPr>
+          <w:rStyle w:val="normaltextrun"/>
+          <w:lang w:val="en-US"/>
+        </w:rPr>
+        <w:t>Each aircraft has a unique identifier.</w:t>
+      </w:r>
+      <w:r>
+        <w:rPr>
+          <w:rStyle w:val="eop"/>
+          <w:lang w:val="en-US"/>
+        </w:rPr>
+        <w:t> </w:t>
+      </w:r>
+    </w:p>
+    <w:p>
+      <w:pPr>
+        <w:pStyle w:val="paragraph"/>
+        <w:spacing w:before="0" w:beforeAutospacing="0" w:after="0" w:afterAutospacing="0"/>
+        <w:textAlignment w:val="baseline"/>
+        <w:rPr>
+          <w:rFonts w:ascii="Segoe UI" w:hAnsi="Segoe UI" w:cs="Segoe UI"/>
+          <w:sz w:val="18"/>
+          <w:szCs w:val="18"/>
+          <w:lang w:val="en-US"/>
+        </w:rPr>
+      </w:pPr>
+      <w:r>
+        <w:rPr>
+          <w:rStyle w:val="eop"/>
+          <w:lang w:val="en-US"/>
+        </w:rPr>
+        <w:t> </w:t>
+      </w:r>
+    </w:p>
+    <w:p>
+      <w:pPr>
+        <w:pStyle w:val="paragraph"/>
+        <w:spacing w:before="0" w:beforeAutospacing="0" w:after="0" w:afterAutospacing="0"/>
+        <w:textAlignment w:val="baseline"/>
+        <w:rPr>
+          <w:rFonts w:ascii="Segoe UI" w:hAnsi="Segoe UI" w:cs="Segoe UI"/>
+          <w:sz w:val="18"/>
+          <w:szCs w:val="18"/>
+          <w:lang w:val="en-US"/>
+        </w:rPr>
+      </w:pPr>
+      <w:r>
+        <w:rPr>
+          <w:rStyle w:val="eop"/>
+          <w:lang w:val="en-US"/>
+        </w:rPr>
+        <w:t> </w:t>
+      </w:r>
+    </w:p>
+    <w:p>
+      <w:pPr>
+        <w:pStyle w:val="paragraph"/>
+        <w:spacing w:before="0" w:beforeAutospacing="0" w:after="0" w:afterAutospacing="0"/>
+        <w:textAlignment w:val="baseline"/>
+        <w:rPr>
+          <w:rFonts w:ascii="Segoe UI" w:hAnsi="Segoe UI" w:cs="Segoe UI"/>
+          <w:sz w:val="18"/>
+          <w:szCs w:val="18"/>
+          <w:lang w:val="en-US"/>
+        </w:rPr>
+      </w:pPr>
+      <w:r>
+        <w:rPr>
+          <w:rStyle w:val="normaltextrun"/>
+          <w:b/>
+          <w:bCs/>
+          <w:lang w:val="en-US"/>
+        </w:rPr>
+        <w:t>CRC Card</w:t>
+      </w:r>
+      <w:r>
+        <w:rPr>
+          <w:rStyle w:val="eop"/>
+          <w:lang w:val="en-US"/>
+        </w:rPr>
+        <w:t> </w:t>
+      </w:r>
+    </w:p>
+    <w:p>
+      <w:pPr>
+        <w:pStyle w:val="paragraph"/>
+        <w:spacing w:before="0" w:beforeAutospacing="0" w:after="0" w:afterAutospacing="0"/>
+        <w:textAlignment w:val="baseline"/>
+        <w:rPr>
+          <w:rFonts w:ascii="Segoe UI" w:hAnsi="Segoe UI" w:cs="Segoe UI"/>
+          <w:sz w:val="18"/>
+          <w:szCs w:val="18"/>
+          <w:lang w:val="en-US"/>
+        </w:rPr>
+      </w:pPr>
+      <w:r>
+        <w:rPr>
+          <w:rStyle w:val="normaltextrun"/>
+          <w:lang w:val="en-US"/>
+        </w:rPr>
+        <w:t>Class: </w:t>
+      </w:r>
+      <w:proofErr w:type="spellStart"/>
+      <w:r>
+        <w:rPr>
+          <w:rStyle w:val="normaltextrun"/>
+          <w:lang w:val="en-US"/>
+        </w:rPr>
+        <w:t>AircraftDatabase</w:t>
+      </w:r>
+      <w:proofErr w:type="spellEnd"/>
+      <w:r>
+        <w:rPr>
+          <w:rStyle w:val="eop"/>
+          <w:lang w:val="en-US"/>
+        </w:rPr>
+        <w:t> </w:t>
+      </w:r>
+    </w:p>
+    <w:p>
+      <w:pPr>
+        <w:pStyle w:val="paragraph"/>
+        <w:spacing w:before="0" w:beforeAutospacing="0" w:after="0" w:afterAutospacing="0"/>
+        <w:textAlignment w:val="baseline"/>
+        <w:rPr>
+          <w:rFonts w:ascii="Segoe UI" w:hAnsi="Segoe UI" w:cs="Segoe UI"/>
+          <w:sz w:val="18"/>
+          <w:szCs w:val="18"/>
+          <w:lang w:val="en-US"/>
+        </w:rPr>
+      </w:pPr>
+      <w:r>
+        <w:rPr>
+          <w:rStyle w:val="normaltextrun"/>
+          <w:lang w:val="en-US"/>
+        </w:rPr>
+        <w:t>Responsibilities:</w:t>
+      </w:r>
+      <w:r>
+        <w:rPr>
+          <w:rStyle w:val="eop"/>
+          <w:lang w:val="en-US"/>
+        </w:rPr>
+        <w:t> </w:t>
+      </w:r>
+    </w:p>
+    <w:p>
+      <w:pPr>
+        <w:pStyle w:val="paragraph"/>
+        <w:numPr>
+          <w:ilvl w:val="0"/>
+          <w:numId w:val="18"/>
+        </w:numPr>
+        <w:spacing w:before="0" w:beforeAutospacing="0" w:after="0" w:afterAutospacing="0"/>
+        <w:ind w:left="360" w:firstLine="0"/>
+        <w:textAlignment w:val="baseline"/>
+        <w:rPr>
+          <w:lang w:val="en-US"/>
+        </w:rPr>
+      </w:pPr>
+      <w:r>
+        <w:rPr>
+          <w:rStyle w:val="normaltextrun"/>
+          <w:lang w:val="en-US"/>
+        </w:rPr>
+        <w:t>Store aircraft data received from packets</w:t>
+      </w:r>
+      <w:r>
+        <w:rPr>
+          <w:rStyle w:val="eop"/>
+          <w:lang w:val="en-US"/>
+        </w:rPr>
+        <w:t> </w:t>
+      </w:r>
+    </w:p>
+    <w:p>
+      <w:pPr>
+        <w:pStyle w:val="paragraph"/>
+        <w:numPr>
+          <w:ilvl w:val="0"/>
+          <w:numId w:val="19"/>
+        </w:numPr>
+        <w:spacing w:before="0" w:beforeAutospacing="0" w:after="0" w:afterAutospacing="0"/>
+        <w:ind w:left="360" w:firstLine="0"/>
+        <w:textAlignment w:val="baseline"/>
+        <w:rPr>
+          <w:lang w:val="en-US"/>
+        </w:rPr>
+      </w:pPr>
+      <w:r>
+        <w:rPr>
+          <w:rStyle w:val="normaltextrun"/>
+          <w:lang w:val="en-US"/>
+        </w:rPr>
+        <w:t>Update aircraft information continuously</w:t>
+      </w:r>
+      <w:r>
+        <w:rPr>
+          <w:rStyle w:val="eop"/>
+          <w:lang w:val="en-US"/>
+        </w:rPr>
+        <w:t> </w:t>
+      </w:r>
+    </w:p>
+    <w:p>
+      <w:pPr>
+        <w:pStyle w:val="paragraph"/>
+        <w:numPr>
+          <w:ilvl w:val="0"/>
+          <w:numId w:val="20"/>
+        </w:numPr>
+        <w:spacing w:before="0" w:beforeAutospacing="0" w:after="0" w:afterAutospacing="0"/>
+        <w:ind w:left="360" w:firstLine="0"/>
+        <w:textAlignment w:val="baseline"/>
+        <w:rPr>
+          <w:lang w:val="en-US"/>
+        </w:rPr>
+      </w:pPr>
+      <w:r>
+        <w:rPr>
+          <w:rStyle w:val="normaltextrun"/>
+          <w:lang w:val="en-US"/>
+        </w:rPr>
+        <w:t>Retrieve aircraft records when requested</w:t>
+      </w:r>
+      <w:r>
+        <w:rPr>
+          <w:rStyle w:val="eop"/>
+          <w:lang w:val="en-US"/>
+        </w:rPr>
+        <w:t> </w:t>
+      </w:r>
+    </w:p>
+    <w:p>
+      <w:pPr>
+        <w:pStyle w:val="paragraph"/>
+        <w:spacing w:before="0" w:beforeAutospacing="0" w:after="0" w:afterAutospacing="0"/>
+        <w:textAlignment w:val="baseline"/>
+        <w:rPr>
+          <w:rFonts w:ascii="Segoe UI" w:hAnsi="Segoe UI" w:cs="Segoe UI"/>
+          <w:sz w:val="18"/>
+          <w:szCs w:val="18"/>
+          <w:lang w:val="en-US"/>
+        </w:rPr>
+      </w:pPr>
+      <w:r>
+        <w:rPr>
+          <w:rStyle w:val="normaltextrun"/>
+          <w:lang w:val="en-US"/>
+        </w:rPr>
+        <w:t>Collaborators (if any):</w:t>
+      </w:r>
+      <w:r>
+        <w:rPr>
+          <w:rStyle w:val="eop"/>
+          <w:lang w:val="en-US"/>
+        </w:rPr>
+        <w:t> </w:t>
+      </w:r>
+    </w:p>
+    <w:p>
+      <w:pPr>
+        <w:pStyle w:val="paragraph"/>
+        <w:numPr>
+          <w:ilvl w:val="0"/>
+          <w:numId w:val="21"/>
+        </w:numPr>
+        <w:spacing w:before="0" w:beforeAutospacing="0" w:after="0" w:afterAutospacing="0"/>
+        <w:ind w:left="360" w:firstLine="0"/>
+        <w:textAlignment w:val="baseline"/>
+        <w:rPr>
+          <w:lang w:val="en-US"/>
+        </w:rPr>
+      </w:pPr>
+      <w:r>
+        <w:rPr>
+          <w:rStyle w:val="normaltextrun"/>
+          <w:lang w:val="en-US"/>
+        </w:rPr>
+        <w:t>Aircraft</w:t>
+      </w:r>
+      <w:r>
+        <w:rPr>
+          <w:rStyle w:val="eop"/>
+          <w:lang w:val="en-US"/>
+        </w:rPr>
+        <w:t> </w:t>
+      </w:r>
+    </w:p>
+    <w:p>
+      <w:pPr>
+        <w:pStyle w:val="paragraph"/>
+        <w:numPr>
+          <w:ilvl w:val="0"/>
+          <w:numId w:val="22"/>
+        </w:numPr>
+        <w:spacing w:before="0" w:beforeAutospacing="0" w:after="0" w:afterAutospacing="0"/>
+        <w:ind w:left="360" w:firstLine="0"/>
+        <w:textAlignment w:val="baseline"/>
+        <w:rPr>
+          <w:lang w:val="en-US"/>
+        </w:rPr>
+      </w:pPr>
+      <w:proofErr w:type="spellStart"/>
+      <w:r>
+        <w:rPr>
+          <w:rStyle w:val="normaltextrun"/>
+          <w:lang w:val="en-US"/>
+        </w:rPr>
+        <w:t>DisplaySystem</w:t>
+      </w:r>
+      <w:proofErr w:type="spellEnd"/>
+      <w:r>
+        <w:rPr>
+          <w:rStyle w:val="eop"/>
+          <w:lang w:val="en-US"/>
+        </w:rPr>
+        <w:t> </w:t>
+      </w:r>
+    </w:p>
+    <w:p>
+      <w:pPr>
+        <w:pStyle w:val="paragraph"/>
+        <w:numPr>
+          <w:ilvl w:val="0"/>
+          <w:numId w:val="23"/>
+        </w:numPr>
+        <w:spacing w:before="0" w:beforeAutospacing="0" w:after="0" w:afterAutospacing="0"/>
+        <w:ind w:left="360" w:firstLine="0"/>
+        <w:textAlignment w:val="baseline"/>
+        <w:rPr>
+          <w:lang w:val="en-US"/>
+        </w:rPr>
+      </w:pPr>
+      <w:proofErr w:type="spellStart"/>
+      <w:r>
+        <w:rPr>
+          <w:rStyle w:val="normaltextrun"/>
+          <w:lang w:val="en-US"/>
+        </w:rPr>
+        <w:t>ControllerQueryService</w:t>
+      </w:r>
+      <w:proofErr w:type="spellEnd"/>
+      <w:r>
+        <w:rPr>
+          <w:rStyle w:val="eop"/>
+          <w:lang w:val="en-US"/>
+        </w:rPr>
+        <w:t> </w:t>
+      </w:r>
+    </w:p>
+    <w:p>
+      <w:pPr>
+        <w:pStyle w:val="paragraph"/>
+        <w:spacing w:before="0" w:beforeAutospacing="0" w:after="0" w:afterAutospacing="0"/>
+        <w:textAlignment w:val="baseline"/>
+        <w:rPr>
+          <w:rFonts w:ascii="Segoe UI" w:hAnsi="Segoe UI" w:cs="Segoe UI"/>
+          <w:sz w:val="18"/>
+          <w:szCs w:val="18"/>
+          <w:lang w:val="en-US"/>
+        </w:rPr>
+      </w:pPr>
+      <w:r>
+        <w:rPr>
+          <w:rStyle w:val="normaltextrun"/>
+          <w:lang w:val="en-US"/>
+        </w:rPr>
+        <w:t>Assumptions (if any):</w:t>
+      </w:r>
+      <w:r>
+        <w:rPr>
+          <w:rStyle w:val="eop"/>
+          <w:lang w:val="en-US"/>
+        </w:rPr>
+        <w:t> </w:t>
+      </w:r>
+    </w:p>
+    <w:p>
+      <w:pPr>
+        <w:pStyle w:val="paragraph"/>
+        <w:numPr>
+          <w:ilvl w:val="0"/>
+          <w:numId w:val="24"/>
+        </w:numPr>
+        <w:spacing w:before="0" w:beforeAutospacing="0" w:after="0" w:afterAutospacing="0"/>
+        <w:ind w:left="360" w:firstLine="0"/>
+        <w:textAlignment w:val="baseline"/>
+        <w:rPr>
+          <w:lang w:val="en-US"/>
+        </w:rPr>
+      </w:pPr>
+      <w:r>
+        <w:rPr>
+          <w:rStyle w:val="normaltextrun"/>
+          <w:lang w:val="en-US"/>
+        </w:rPr>
+        <w:t>The database keeps only currently active aircraft.</w:t>
+      </w:r>
+      <w:r>
+        <w:rPr>
+          <w:rStyle w:val="eop"/>
+          <w:lang w:val="en-US"/>
+        </w:rPr>
+        <w:t> </w:t>
+      </w:r>
+    </w:p>
+    <w:p>
+      <w:pPr>
+        <w:pStyle w:val="paragraph"/>
+        <w:spacing w:before="0" w:beforeAutospacing="0" w:after="0" w:afterAutospacing="0"/>
+        <w:textAlignment w:val="baseline"/>
+        <w:rPr>
+          <w:rFonts w:ascii="Segoe UI" w:hAnsi="Segoe UI" w:cs="Segoe UI"/>
+          <w:sz w:val="18"/>
+          <w:szCs w:val="18"/>
+          <w:lang w:val="en-US"/>
+        </w:rPr>
+      </w:pPr>
+      <w:r>
+        <w:rPr>
+          <w:rStyle w:val="eop"/>
+          <w:lang w:val="en-US"/>
+        </w:rPr>
+        <w:t> </w:t>
+      </w:r>
+    </w:p>
+    <w:p>
+      <w:pPr>
+        <w:pStyle w:val="paragraph"/>
+        <w:spacing w:before="0" w:beforeAutospacing="0" w:after="0" w:afterAutospacing="0"/>
+        <w:textAlignment w:val="baseline"/>
+        <w:rPr>
+          <w:rFonts w:ascii="Segoe UI" w:hAnsi="Segoe UI" w:cs="Segoe UI"/>
+          <w:sz w:val="18"/>
+          <w:szCs w:val="18"/>
+          <w:lang w:val="en-US"/>
+        </w:rPr>
+      </w:pPr>
+      <w:r>
+        <w:rPr>
+          <w:rStyle w:val="eop"/>
+          <w:lang w:val="en-US"/>
+        </w:rPr>
+        <w:t> </w:t>
+      </w:r>
+    </w:p>
+    <w:p>
+      <w:pPr>
+        <w:pStyle w:val="paragraph"/>
+        <w:spacing w:before="0" w:beforeAutospacing="0" w:after="0" w:afterAutospacing="0"/>
+        <w:textAlignment w:val="baseline"/>
+        <w:rPr>
+          <w:rFonts w:ascii="Segoe UI" w:hAnsi="Segoe UI" w:cs="Segoe UI"/>
+          <w:sz w:val="18"/>
+          <w:szCs w:val="18"/>
+          <w:lang w:val="en-US"/>
+        </w:rPr>
+      </w:pPr>
+      <w:r>
+        <w:rPr>
+          <w:rStyle w:val="normaltextrun"/>
+          <w:b/>
+          <w:bCs/>
+          <w:lang w:val="en-US"/>
+        </w:rPr>
+        <w:t>CRC Card</w:t>
+      </w:r>
+      <w:r>
+        <w:rPr>
+          <w:rStyle w:val="eop"/>
+          <w:lang w:val="en-US"/>
+        </w:rPr>
+        <w:t> </w:t>
+      </w:r>
+    </w:p>
+    <w:p>
+      <w:pPr>
+        <w:pStyle w:val="paragraph"/>
+        <w:spacing w:before="0" w:beforeAutospacing="0" w:after="0" w:afterAutospacing="0"/>
+        <w:textAlignment w:val="baseline"/>
+        <w:rPr>
+          <w:rFonts w:ascii="Segoe UI" w:hAnsi="Segoe UI" w:cs="Segoe UI"/>
+          <w:sz w:val="18"/>
+          <w:szCs w:val="18"/>
+          <w:lang w:val="en-US"/>
+        </w:rPr>
+      </w:pPr>
+      <w:r>
+        <w:rPr>
+          <w:rStyle w:val="normaltextrun"/>
+          <w:lang w:val="en-US"/>
+        </w:rPr>
+        <w:t>Class: </w:t>
+      </w:r>
+      <w:proofErr w:type="spellStart"/>
+      <w:r>
+        <w:rPr>
+          <w:rStyle w:val="normaltextrun"/>
+          <w:lang w:val="en-US"/>
+        </w:rPr>
+        <w:t>DisplaySystem</w:t>
+      </w:r>
+      <w:proofErr w:type="spellEnd"/>
+      <w:r>
+        <w:rPr>
+          <w:rStyle w:val="eop"/>
+          <w:lang w:val="en-US"/>
+        </w:rPr>
+        <w:t> </w:t>
+      </w:r>
+    </w:p>
+    <w:p>
+      <w:pPr>
+        <w:pStyle w:val="paragraph"/>
+        <w:spacing w:before="0" w:beforeAutospacing="0" w:after="0" w:afterAutospacing="0"/>
+        <w:textAlignment w:val="baseline"/>
+        <w:rPr>
+          <w:rFonts w:ascii="Segoe UI" w:hAnsi="Segoe UI" w:cs="Segoe UI"/>
+          <w:sz w:val="18"/>
+          <w:szCs w:val="18"/>
+          <w:lang w:val="en-US"/>
+        </w:rPr>
+      </w:pPr>
+      <w:r>
+        <w:rPr>
+          <w:rStyle w:val="normaltextrun"/>
+          <w:lang w:val="en-US"/>
+        </w:rPr>
+        <w:t>Responsibilities:</w:t>
+      </w:r>
+      <w:r>
+        <w:rPr>
+          <w:rStyle w:val="eop"/>
+          <w:lang w:val="en-US"/>
+        </w:rPr>
+        <w:t> </w:t>
+      </w:r>
+    </w:p>
+    <w:p>
+      <w:pPr>
+        <w:pStyle w:val="paragraph"/>
+        <w:numPr>
+          <w:ilvl w:val="0"/>
+          <w:numId w:val="25"/>
+        </w:numPr>
+        <w:spacing w:before="0" w:beforeAutospacing="0" w:after="0" w:afterAutospacing="0"/>
+        <w:ind w:left="360" w:firstLine="0"/>
+        <w:textAlignment w:val="baseline"/>
+        <w:rPr>
+          <w:lang w:val="en-US"/>
+        </w:rPr>
+      </w:pPr>
+      <w:r>
+        <w:rPr>
+          <w:rStyle w:val="normaltextrun"/>
+          <w:lang w:val="en-US"/>
+        </w:rPr>
+        <w:t>Generate graphical display for the controller</w:t>
+      </w:r>
+      <w:r>
+        <w:rPr>
+          <w:rStyle w:val="eop"/>
+          <w:lang w:val="en-US"/>
+        </w:rPr>
+        <w:t> </w:t>
+      </w:r>
+    </w:p>
+    <w:p>
+      <w:pPr>
+        <w:pStyle w:val="paragraph"/>
+        <w:numPr>
+          <w:ilvl w:val="0"/>
+          <w:numId w:val="26"/>
+        </w:numPr>
+        <w:spacing w:before="0" w:beforeAutospacing="0" w:after="0" w:afterAutospacing="0"/>
+        <w:ind w:left="360" w:firstLine="0"/>
+        <w:textAlignment w:val="baseline"/>
+        <w:rPr>
+          <w:lang w:val="en-US"/>
+        </w:rPr>
+      </w:pPr>
+      <w:r>
+        <w:rPr>
+          <w:rStyle w:val="normaltextrun"/>
+          <w:lang w:val="en-US"/>
+        </w:rPr>
+        <w:t>Update aircraft positions every 10 seconds</w:t>
+      </w:r>
+      <w:r>
+        <w:rPr>
+          <w:rStyle w:val="eop"/>
+          <w:lang w:val="en-US"/>
+        </w:rPr>
+        <w:t> </w:t>
+      </w:r>
+    </w:p>
+    <w:p>
+      <w:pPr>
+        <w:pStyle w:val="paragraph"/>
+        <w:numPr>
+          <w:ilvl w:val="0"/>
+          <w:numId w:val="27"/>
+        </w:numPr>
+        <w:spacing w:before="0" w:beforeAutospacing="0" w:after="0" w:afterAutospacing="0"/>
+        <w:ind w:left="360" w:firstLine="0"/>
+        <w:textAlignment w:val="baseline"/>
+        <w:rPr>
+          <w:lang w:val="en-US"/>
+        </w:rPr>
+      </w:pPr>
+      <w:r>
+        <w:rPr>
+          <w:rStyle w:val="normaltextrun"/>
+          <w:lang w:val="en-US"/>
+        </w:rPr>
+        <w:t>Render aircraft information on the screen</w:t>
+      </w:r>
+      <w:r>
+        <w:rPr>
+          <w:rStyle w:val="eop"/>
+          <w:lang w:val="en-US"/>
+        </w:rPr>
+        <w:t> </w:t>
+      </w:r>
+    </w:p>
+    <w:p>
+      <w:pPr>
+        <w:pStyle w:val="paragraph"/>
+        <w:spacing w:before="0" w:beforeAutospacing="0" w:after="0" w:afterAutospacing="0"/>
+        <w:textAlignment w:val="baseline"/>
+        <w:rPr>
+          <w:rFonts w:ascii="Segoe UI" w:hAnsi="Segoe UI" w:cs="Segoe UI"/>
+          <w:sz w:val="18"/>
+          <w:szCs w:val="18"/>
+          <w:lang w:val="en-US"/>
+        </w:rPr>
+      </w:pPr>
+      <w:r>
+        <w:rPr>
+          <w:rStyle w:val="normaltextrun"/>
+          <w:lang w:val="en-US"/>
+        </w:rPr>
+        <w:t>Collaborators (if any):</w:t>
+      </w:r>
+      <w:r>
+        <w:rPr>
+          <w:rStyle w:val="eop"/>
+          <w:lang w:val="en-US"/>
+        </w:rPr>
+        <w:t> </w:t>
+      </w:r>
+    </w:p>
+    <w:p>
+      <w:pPr>
+        <w:pStyle w:val="paragraph"/>
+        <w:numPr>
+          <w:ilvl w:val="0"/>
+          <w:numId w:val="28"/>
+        </w:numPr>
+        <w:spacing w:before="0" w:beforeAutospacing="0" w:after="0" w:afterAutospacing="0"/>
+        <w:ind w:left="360" w:firstLine="0"/>
+        <w:textAlignment w:val="baseline"/>
+        <w:rPr>
+          <w:lang w:val="en-US"/>
+        </w:rPr>
+      </w:pPr>
+      <w:proofErr w:type="spellStart"/>
+      <w:r>
+        <w:rPr>
+          <w:rStyle w:val="normaltextrun"/>
+          <w:lang w:val="en-US"/>
+        </w:rPr>
+        <w:t>AircraftDatabase</w:t>
+      </w:r>
+      <w:proofErr w:type="spellEnd"/>
+      <w:r>
+        <w:rPr>
+          <w:rStyle w:val="eop"/>
+          <w:lang w:val="en-US"/>
+        </w:rPr>
+        <w:t> </w:t>
+      </w:r>
+    </w:p>
+    <w:p>
+      <w:pPr>
+        <w:pStyle w:val="paragraph"/>
+        <w:spacing w:before="0" w:beforeAutospacing="0" w:after="0" w:afterAutospacing="0"/>
+        <w:textAlignment w:val="baseline"/>
+        <w:rPr>
+          <w:rFonts w:ascii="Segoe UI" w:hAnsi="Segoe UI" w:cs="Segoe UI"/>
+          <w:sz w:val="18"/>
+          <w:szCs w:val="18"/>
+          <w:lang w:val="en-US"/>
+        </w:rPr>
+      </w:pPr>
+      <w:r>
+        <w:rPr>
+          <w:rStyle w:val="normaltextrun"/>
+          <w:lang w:val="en-US"/>
+        </w:rPr>
+        <w:t>Assumptions (if any):</w:t>
+      </w:r>
+      <w:r>
+        <w:rPr>
+          <w:rStyle w:val="eop"/>
+          <w:lang w:val="en-US"/>
+        </w:rPr>
+        <w:t> </w:t>
+      </w:r>
+    </w:p>
+    <w:p>
+      <w:pPr>
+        <w:pStyle w:val="paragraph"/>
+        <w:numPr>
+          <w:ilvl w:val="0"/>
+          <w:numId w:val="29"/>
+        </w:numPr>
+        <w:spacing w:before="0" w:beforeAutospacing="0" w:after="0" w:afterAutospacing="0"/>
+        <w:ind w:left="360" w:firstLine="0"/>
+        <w:textAlignment w:val="baseline"/>
+        <w:rPr>
+          <w:lang w:val="en-US"/>
+        </w:rPr>
+      </w:pPr>
+      <w:r>
+        <w:rPr>
+          <w:rStyle w:val="normaltextrun"/>
+          <w:lang w:val="en-US"/>
+        </w:rPr>
+        <w:t>Display refresh occurs automatically every 10 seconds.</w:t>
+      </w:r>
+      <w:r>
+        <w:rPr>
+          <w:rStyle w:val="eop"/>
+          <w:lang w:val="en-US"/>
+        </w:rPr>
+        <w:t> </w:t>
+      </w:r>
+    </w:p>
+    <w:p>
+      <w:pPr>
+        <w:pStyle w:val="paragraph"/>
+        <w:spacing w:before="0" w:beforeAutospacing="0" w:after="0" w:afterAutospacing="0"/>
+        <w:textAlignment w:val="baseline"/>
+        <w:rPr>
+          <w:rFonts w:ascii="Segoe UI" w:hAnsi="Segoe UI" w:cs="Segoe UI"/>
+          <w:sz w:val="18"/>
+          <w:szCs w:val="18"/>
+          <w:lang w:val="en-US"/>
+        </w:rPr>
+      </w:pPr>
+      <w:r>
+        <w:rPr>
+          <w:rStyle w:val="eop"/>
+          <w:lang w:val="en-US"/>
+        </w:rPr>
+        <w:t> </w:t>
+      </w:r>
+    </w:p>
+    <w:p>
+      <w:pPr>
+        <w:pStyle w:val="paragraph"/>
+        <w:spacing w:before="0" w:beforeAutospacing="0" w:after="0" w:afterAutospacing="0"/>
+        <w:textAlignment w:val="baseline"/>
+        <w:rPr>
+          <w:rFonts w:ascii="Segoe UI" w:hAnsi="Segoe UI" w:cs="Segoe UI"/>
+          <w:sz w:val="18"/>
+          <w:szCs w:val="18"/>
+          <w:lang w:val="en-US"/>
+        </w:rPr>
+      </w:pPr>
+      <w:r>
+        <w:rPr>
+          <w:rStyle w:val="normaltextrun"/>
+          <w:b/>
+          <w:bCs/>
+          <w:lang w:val="en-US"/>
+        </w:rPr>
+        <w:t>CRC Card</w:t>
+      </w:r>
+      <w:r>
+        <w:rPr>
+          <w:rStyle w:val="eop"/>
+          <w:lang w:val="en-US"/>
+        </w:rPr>
+        <w:t> </w:t>
+      </w:r>
+    </w:p>
+    <w:p>
+      <w:pPr>
+        <w:pStyle w:val="paragraph"/>
+        <w:spacing w:before="0" w:beforeAutospacing="0" w:after="0" w:afterAutospacing="0"/>
+        <w:textAlignment w:val="baseline"/>
+        <w:rPr>
+          <w:rFonts w:ascii="Segoe UI" w:hAnsi="Segoe UI" w:cs="Segoe UI"/>
+          <w:sz w:val="18"/>
+          <w:szCs w:val="18"/>
+          <w:lang w:val="en-US"/>
+        </w:rPr>
+      </w:pPr>
+      <w:r>
+        <w:rPr>
+          <w:rStyle w:val="normaltextrun"/>
+          <w:lang w:val="en-US"/>
+        </w:rPr>
+        <w:t>Class: </w:t>
+      </w:r>
+      <w:proofErr w:type="spellStart"/>
+      <w:r>
+        <w:rPr>
+          <w:rStyle w:val="normaltextrun"/>
+          <w:lang w:val="en-US"/>
+        </w:rPr>
+        <w:t>DangerSituationAnalyzer</w:t>
+      </w:r>
+      <w:proofErr w:type="spellEnd"/>
+      <w:r>
+        <w:rPr>
+          <w:rStyle w:val="eop"/>
+          <w:lang w:val="en-US"/>
+        </w:rPr>
+        <w:t> </w:t>
+      </w:r>
+    </w:p>
+    <w:p>
+      <w:pPr>
+        <w:pStyle w:val="paragraph"/>
+        <w:spacing w:before="0" w:beforeAutospacing="0" w:after="0" w:afterAutospacing="0"/>
+        <w:textAlignment w:val="baseline"/>
+        <w:rPr>
+          <w:rFonts w:ascii="Segoe UI" w:hAnsi="Segoe UI" w:cs="Segoe UI"/>
+          <w:sz w:val="18"/>
+          <w:szCs w:val="18"/>
+          <w:lang w:val="en-US"/>
+        </w:rPr>
+      </w:pPr>
+      <w:r>
+        <w:rPr>
+          <w:rStyle w:val="normaltextrun"/>
+          <w:lang w:val="en-US"/>
+        </w:rPr>
+        <w:t>Responsibilities:</w:t>
+      </w:r>
+      <w:r>
+        <w:rPr>
+          <w:rStyle w:val="eop"/>
+          <w:lang w:val="en-US"/>
+        </w:rPr>
+        <w:t> </w:t>
+      </w:r>
+    </w:p>
+    <w:p>
+      <w:pPr>
+        <w:pStyle w:val="paragraph"/>
+        <w:numPr>
+          <w:ilvl w:val="0"/>
+          <w:numId w:val="30"/>
+        </w:numPr>
+        <w:spacing w:before="0" w:beforeAutospacing="0" w:after="0" w:afterAutospacing="0"/>
+        <w:ind w:left="360" w:firstLine="0"/>
+        <w:textAlignment w:val="baseline"/>
+        <w:rPr>
+          <w:lang w:val="en-US"/>
+        </w:rPr>
+      </w:pPr>
+      <w:r>
+        <w:rPr>
+          <w:rStyle w:val="normaltextrun"/>
+          <w:lang w:val="en-US"/>
+        </w:rPr>
+        <w:t>Analyze aircraft data for dangerous situations</w:t>
+      </w:r>
+      <w:r>
+        <w:rPr>
+          <w:rStyle w:val="eop"/>
+          <w:lang w:val="en-US"/>
+        </w:rPr>
+        <w:t> </w:t>
+      </w:r>
+    </w:p>
+    <w:p>
+      <w:pPr>
+        <w:pStyle w:val="paragraph"/>
+        <w:numPr>
+          <w:ilvl w:val="0"/>
+          <w:numId w:val="31"/>
+        </w:numPr>
+        <w:spacing w:before="0" w:beforeAutospacing="0" w:after="0" w:afterAutospacing="0"/>
+        <w:ind w:left="360" w:firstLine="0"/>
+        <w:textAlignment w:val="baseline"/>
+        <w:rPr>
+          <w:lang w:val="en-US"/>
+        </w:rPr>
+      </w:pPr>
+      <w:r>
+        <w:rPr>
+          <w:rStyle w:val="normaltextrun"/>
+          <w:lang w:val="en-US"/>
+        </w:rPr>
+        <w:t>Detect possible collisions or unsafe proximity</w:t>
+      </w:r>
+      <w:r>
+        <w:rPr>
+          <w:rStyle w:val="eop"/>
+          <w:lang w:val="en-US"/>
+        </w:rPr>
+        <w:t> </w:t>
+      </w:r>
+    </w:p>
+    <w:p>
+      <w:pPr>
+        <w:pStyle w:val="paragraph"/>
+        <w:numPr>
+          <w:ilvl w:val="0"/>
+          <w:numId w:val="32"/>
+        </w:numPr>
+        <w:spacing w:before="0" w:beforeAutospacing="0" w:after="0" w:afterAutospacing="0"/>
+        <w:ind w:left="360" w:firstLine="0"/>
+        <w:textAlignment w:val="baseline"/>
+        <w:rPr>
+          <w:lang w:val="en-US"/>
+        </w:rPr>
+      </w:pPr>
+      <w:r>
+        <w:rPr>
+          <w:rStyle w:val="normaltextrun"/>
+          <w:lang w:val="en-US"/>
+        </w:rPr>
+        <w:t>Alert the controller when danger is detected</w:t>
+      </w:r>
+      <w:r>
+        <w:rPr>
+          <w:rStyle w:val="eop"/>
+          <w:lang w:val="en-US"/>
+        </w:rPr>
+        <w:t> </w:t>
+      </w:r>
+    </w:p>
+    <w:p>
+      <w:pPr>
+        <w:pStyle w:val="paragraph"/>
+        <w:spacing w:before="0" w:beforeAutospacing="0" w:after="0" w:afterAutospacing="0"/>
+        <w:textAlignment w:val="baseline"/>
+        <w:rPr>
+          <w:rFonts w:ascii="Segoe UI" w:hAnsi="Segoe UI" w:cs="Segoe UI"/>
+          <w:sz w:val="18"/>
+          <w:szCs w:val="18"/>
+          <w:lang w:val="en-US"/>
+        </w:rPr>
+      </w:pPr>
+      <w:r>
+        <w:rPr>
+          <w:rStyle w:val="normaltextrun"/>
+          <w:lang w:val="en-US"/>
+        </w:rPr>
+        <w:t>Collaborators (if any):</w:t>
+      </w:r>
+      <w:r>
+        <w:rPr>
+          <w:rStyle w:val="eop"/>
+          <w:lang w:val="en-US"/>
+        </w:rPr>
+        <w:t> </w:t>
+      </w:r>
+    </w:p>
+    <w:p>
+      <w:pPr>
+        <w:pStyle w:val="paragraph"/>
+        <w:numPr>
+          <w:ilvl w:val="0"/>
+          <w:numId w:val="33"/>
+        </w:numPr>
+        <w:spacing w:before="0" w:beforeAutospacing="0" w:after="0" w:afterAutospacing="0"/>
+        <w:ind w:left="360" w:firstLine="0"/>
+        <w:textAlignment w:val="baseline"/>
+        <w:rPr>
+          <w:lang w:val="en-US"/>
+        </w:rPr>
+      </w:pPr>
+      <w:proofErr w:type="spellStart"/>
+      <w:r>
+        <w:rPr>
+          <w:rStyle w:val="normaltextrun"/>
+          <w:lang w:val="en-US"/>
+        </w:rPr>
+        <w:t>AircraftDatabase</w:t>
+      </w:r>
+      <w:proofErr w:type="spellEnd"/>
+      <w:r>
+        <w:rPr>
+          <w:rStyle w:val="eop"/>
+          <w:lang w:val="en-US"/>
+        </w:rPr>
+        <w:t> </w:t>
+      </w:r>
+    </w:p>
+    <w:p>
+      <w:pPr>
+        <w:pStyle w:val="paragraph"/>
+        <w:numPr>
+          <w:ilvl w:val="0"/>
+          <w:numId w:val="34"/>
+        </w:numPr>
+        <w:spacing w:before="0" w:beforeAutospacing="0" w:after="0" w:afterAutospacing="0"/>
+        <w:ind w:left="360" w:firstLine="0"/>
+        <w:textAlignment w:val="baseline"/>
+        <w:rPr>
+          <w:lang w:val="en-US"/>
+        </w:rPr>
+      </w:pPr>
+      <w:r>
+        <w:rPr>
+          <w:rStyle w:val="normaltextrun"/>
+          <w:lang w:val="en-US"/>
+        </w:rPr>
+        <w:t>Aircraft</w:t>
+      </w:r>
+      <w:r>
+        <w:rPr>
+          <w:rStyle w:val="eop"/>
+          <w:lang w:val="en-US"/>
+        </w:rPr>
+        <w:t> </w:t>
+      </w:r>
+    </w:p>
+    <w:p>
+      <w:pPr>
+        <w:pStyle w:val="paragraph"/>
+        <w:spacing w:before="0" w:beforeAutospacing="0" w:after="0" w:afterAutospacing="0"/>
+        <w:textAlignment w:val="baseline"/>
+        <w:rPr>
+          <w:rFonts w:ascii="Segoe UI" w:hAnsi="Segoe UI" w:cs="Segoe UI"/>
+          <w:sz w:val="18"/>
+          <w:szCs w:val="18"/>
+          <w:lang w:val="en-US"/>
+        </w:rPr>
+      </w:pPr>
+      <w:r>
+        <w:rPr>
+          <w:rStyle w:val="normaltextrun"/>
+          <w:lang w:val="en-US"/>
+        </w:rPr>
+        <w:t>Assumptions (if any):</w:t>
+      </w:r>
+      <w:r>
+        <w:rPr>
+          <w:rStyle w:val="eop"/>
+          <w:lang w:val="en-US"/>
+        </w:rPr>
+        <w:t> </w:t>
+      </w:r>
+    </w:p>
+    <w:p>
+      <w:pPr>
+        <w:pStyle w:val="paragraph"/>
+        <w:numPr>
+          <w:ilvl w:val="0"/>
+          <w:numId w:val="35"/>
+        </w:numPr>
+        <w:spacing w:before="0" w:beforeAutospacing="0" w:after="0" w:afterAutospacing="0"/>
+        <w:ind w:left="360" w:firstLine="0"/>
+        <w:textAlignment w:val="baseline"/>
+        <w:rPr>
+          <w:lang w:val="en-US"/>
+        </w:rPr>
+      </w:pPr>
+      <w:r>
+        <w:rPr>
+          <w:rStyle w:val="normaltextrun"/>
+          <w:lang w:val="en-US"/>
+        </w:rPr>
+        <w:t>Danger detection is based on distance, altitude, and speed.</w:t>
+      </w:r>
+      <w:r>
+        <w:rPr>
+          <w:rStyle w:val="eop"/>
+          <w:lang w:val="en-US"/>
+        </w:rPr>
+        <w:t> </w:t>
+      </w:r>
+    </w:p>
+    <w:p>
+      <w:pPr>
+        <w:pStyle w:val="paragraph"/>
+        <w:spacing w:before="0" w:beforeAutospacing="0" w:after="0" w:afterAutospacing="0"/>
+        <w:textAlignment w:val="baseline"/>
+        <w:rPr>
+          <w:rFonts w:ascii="Segoe UI" w:hAnsi="Segoe UI" w:cs="Segoe UI"/>
+          <w:sz w:val="18"/>
+          <w:szCs w:val="18"/>
+          <w:lang w:val="en-US"/>
+        </w:rPr>
+      </w:pPr>
+      <w:r>
+        <w:rPr>
+          <w:rStyle w:val="eop"/>
+          <w:lang w:val="en-US"/>
+        </w:rPr>
+        <w:t> </w:t>
+      </w:r>
+    </w:p>
+    <w:p>
+      <w:pPr>
+        <w:pStyle w:val="paragraph"/>
+        <w:spacing w:before="0" w:beforeAutospacing="0" w:after="0" w:afterAutospacing="0"/>
+        <w:textAlignment w:val="baseline"/>
+        <w:rPr>
+          <w:rFonts w:ascii="Segoe UI" w:hAnsi="Segoe UI" w:cs="Segoe UI"/>
+          <w:sz w:val="18"/>
+          <w:szCs w:val="18"/>
+          <w:lang w:val="en-US"/>
+        </w:rPr>
+      </w:pPr>
+      <w:r>
+        <w:rPr>
+          <w:rStyle w:val="normaltextrun"/>
+          <w:b/>
+          <w:bCs/>
+          <w:lang w:val="en-US"/>
+        </w:rPr>
+        <w:t>CRC Card</w:t>
+      </w:r>
+      <w:r>
+        <w:rPr>
+          <w:rStyle w:val="eop"/>
+          <w:lang w:val="en-US"/>
+        </w:rPr>
+        <w:t> </w:t>
+      </w:r>
+    </w:p>
+    <w:p>
+      <w:pPr>
+        <w:pStyle w:val="paragraph"/>
+        <w:spacing w:before="0" w:beforeAutospacing="0" w:after="0" w:afterAutospacing="0"/>
+        <w:textAlignment w:val="baseline"/>
+        <w:rPr>
+          <w:rFonts w:ascii="Segoe UI" w:hAnsi="Segoe UI" w:cs="Segoe UI"/>
+          <w:sz w:val="18"/>
+          <w:szCs w:val="18"/>
+          <w:lang w:val="en-US"/>
+        </w:rPr>
+      </w:pPr>
+      <w:r>
+        <w:rPr>
+          <w:rStyle w:val="normaltextrun"/>
+          <w:lang w:val="en-US"/>
+        </w:rPr>
+        <w:t>Class: </w:t>
+      </w:r>
+      <w:proofErr w:type="spellStart"/>
+      <w:r>
+        <w:rPr>
+          <w:rStyle w:val="normaltextrun"/>
+          <w:lang w:val="en-US"/>
+        </w:rPr>
+        <w:t>ControllerQueryService</w:t>
+      </w:r>
+      <w:proofErr w:type="spellEnd"/>
+      <w:r>
+        <w:rPr>
+          <w:rStyle w:val="eop"/>
+          <w:lang w:val="en-US"/>
+        </w:rPr>
+        <w:t> </w:t>
+      </w:r>
+    </w:p>
+    <w:p>
+      <w:pPr>
+        <w:pStyle w:val="paragraph"/>
+        <w:spacing w:before="0" w:beforeAutospacing="0" w:after="0" w:afterAutospacing="0"/>
+        <w:textAlignment w:val="baseline"/>
+        <w:rPr>
+          <w:rFonts w:ascii="Segoe UI" w:hAnsi="Segoe UI" w:cs="Segoe UI"/>
+          <w:sz w:val="18"/>
+          <w:szCs w:val="18"/>
+          <w:lang w:val="en-US"/>
+        </w:rPr>
+      </w:pPr>
+      <w:r>
+        <w:rPr>
+          <w:rStyle w:val="normaltextrun"/>
+          <w:lang w:val="en-US"/>
+        </w:rPr>
+        <w:t>Responsibilities:</w:t>
+      </w:r>
+      <w:r>
+        <w:rPr>
+          <w:rStyle w:val="eop"/>
+          <w:lang w:val="en-US"/>
+        </w:rPr>
+        <w:t> </w:t>
+      </w:r>
+    </w:p>
+    <w:p>
+      <w:pPr>
+        <w:pStyle w:val="paragraph"/>
+        <w:numPr>
+          <w:ilvl w:val="0"/>
+          <w:numId w:val="36"/>
+        </w:numPr>
+        <w:spacing w:before="0" w:beforeAutospacing="0" w:after="0" w:afterAutospacing="0"/>
+        <w:ind w:left="360" w:firstLine="0"/>
+        <w:textAlignment w:val="baseline"/>
+        <w:rPr>
+          <w:lang w:val="en-US"/>
+        </w:rPr>
+      </w:pPr>
+      <w:r>
+        <w:rPr>
+          <w:rStyle w:val="normaltextrun"/>
+          <w:lang w:val="en-US"/>
+        </w:rPr>
+        <w:t>Process controller queries about aircraft</w:t>
+      </w:r>
+      <w:r>
+        <w:rPr>
+          <w:rStyle w:val="eop"/>
+          <w:lang w:val="en-US"/>
+        </w:rPr>
+        <w:t> </w:t>
+      </w:r>
+    </w:p>
+    <w:p>
+      <w:pPr>
+        <w:pStyle w:val="paragraph"/>
+        <w:numPr>
+          <w:ilvl w:val="0"/>
+          <w:numId w:val="37"/>
+        </w:numPr>
+        <w:spacing w:before="0" w:beforeAutospacing="0" w:after="0" w:afterAutospacing="0"/>
+        <w:ind w:left="360" w:firstLine="0"/>
+        <w:textAlignment w:val="baseline"/>
+        <w:rPr>
+          <w:lang w:val="en-US"/>
+        </w:rPr>
+      </w:pPr>
+      <w:r>
+        <w:rPr>
+          <w:rStyle w:val="normaltextrun"/>
+          <w:lang w:val="en-US"/>
+        </w:rPr>
+        <w:t>Retrieve aircraft details from the database</w:t>
+      </w:r>
+      <w:r>
+        <w:rPr>
+          <w:rStyle w:val="eop"/>
+          <w:lang w:val="en-US"/>
+        </w:rPr>
+        <w:t> </w:t>
+      </w:r>
+    </w:p>
+    <w:p>
+      <w:pPr>
+        <w:pStyle w:val="paragraph"/>
+        <w:numPr>
+          <w:ilvl w:val="0"/>
+          <w:numId w:val="38"/>
+        </w:numPr>
+        <w:spacing w:before="0" w:beforeAutospacing="0" w:after="0" w:afterAutospacing="0"/>
+        <w:ind w:left="360" w:firstLine="0"/>
+        <w:textAlignment w:val="baseline"/>
+        <w:rPr>
+          <w:lang w:val="en-US"/>
+        </w:rPr>
+      </w:pPr>
+      <w:r>
+        <w:rPr>
+          <w:rStyle w:val="normaltextrun"/>
+          <w:lang w:val="en-US"/>
+        </w:rPr>
+        <w:t>Return aircraft information to the controller</w:t>
+      </w:r>
+      <w:r>
+        <w:rPr>
+          <w:rStyle w:val="eop"/>
+          <w:lang w:val="en-US"/>
+        </w:rPr>
+        <w:t> </w:t>
+      </w:r>
+    </w:p>
+    <w:p>
+      <w:pPr>
+        <w:pStyle w:val="paragraph"/>
+        <w:spacing w:before="0" w:beforeAutospacing="0" w:after="0" w:afterAutospacing="0"/>
+        <w:textAlignment w:val="baseline"/>
+        <w:rPr>
+          <w:rFonts w:ascii="Segoe UI" w:hAnsi="Segoe UI" w:cs="Segoe UI"/>
+          <w:sz w:val="18"/>
+          <w:szCs w:val="18"/>
+          <w:lang w:val="en-US"/>
+        </w:rPr>
+      </w:pPr>
+      <w:r>
+        <w:rPr>
+          <w:rStyle w:val="normaltextrun"/>
+          <w:lang w:val="en-US"/>
+        </w:rPr>
+        <w:t>Collaborators (if any):</w:t>
+      </w:r>
+      <w:r>
+        <w:rPr>
+          <w:rStyle w:val="eop"/>
+          <w:lang w:val="en-US"/>
+        </w:rPr>
+        <w:t> </w:t>
+      </w:r>
+    </w:p>
+    <w:p>
+      <w:pPr>
+        <w:pStyle w:val="paragraph"/>
+        <w:numPr>
+          <w:ilvl w:val="0"/>
+          <w:numId w:val="39"/>
+        </w:numPr>
+        <w:spacing w:before="0" w:beforeAutospacing="0" w:after="0" w:afterAutospacing="0"/>
+        <w:ind w:left="360" w:firstLine="0"/>
+        <w:textAlignment w:val="baseline"/>
+        <w:rPr>
+          <w:lang w:val="en-US"/>
+        </w:rPr>
+      </w:pPr>
+      <w:proofErr w:type="spellStart"/>
+      <w:r>
+        <w:rPr>
+          <w:rStyle w:val="normaltextrun"/>
+          <w:lang w:val="en-US"/>
+        </w:rPr>
+        <w:t>AircraftDatabase</w:t>
+      </w:r>
+      <w:proofErr w:type="spellEnd"/>
+      <w:r>
+        <w:rPr>
+          <w:rStyle w:val="eop"/>
+          <w:lang w:val="en-US"/>
+        </w:rPr>
+        <w:t> </w:t>
+      </w:r>
+    </w:p>
+    <w:p>
+      <w:pPr>
+        <w:pStyle w:val="paragraph"/>
+        <w:numPr>
+          <w:ilvl w:val="0"/>
+          <w:numId w:val="40"/>
+        </w:numPr>
+        <w:spacing w:before="0" w:beforeAutospacing="0" w:after="0" w:afterAutospacing="0"/>
+        <w:ind w:left="360" w:firstLine="0"/>
+        <w:textAlignment w:val="baseline"/>
+        <w:rPr>
+          <w:lang w:val="en-US"/>
+        </w:rPr>
+      </w:pPr>
+      <w:r>
+        <w:rPr>
+          <w:rStyle w:val="normaltextrun"/>
+          <w:lang w:val="en-US"/>
+        </w:rPr>
+        <w:t>Aircraft</w:t>
+      </w:r>
+      <w:r>
+        <w:rPr>
+          <w:rStyle w:val="eop"/>
+          <w:lang w:val="en-US"/>
+        </w:rPr>
+        <w:t> </w:t>
+      </w:r>
+    </w:p>
+    <w:p>
+      <w:pPr>
+        <w:pStyle w:val="paragraph"/>
+        <w:spacing w:before="0" w:beforeAutospacing="0" w:after="0" w:afterAutospacing="0"/>
+        <w:textAlignment w:val="baseline"/>
+        <w:rPr>
+          <w:rFonts w:ascii="Segoe UI" w:hAnsi="Segoe UI" w:cs="Segoe UI"/>
+          <w:sz w:val="18"/>
+          <w:szCs w:val="18"/>
+          <w:lang w:val="en-US"/>
+        </w:rPr>
+      </w:pPr>
+      <w:r>
+        <w:rPr>
+          <w:rStyle w:val="normaltextrun"/>
+          <w:lang w:val="en-US"/>
+        </w:rPr>
+        <w:t>Assumptions (if any):</w:t>
+      </w:r>
+      <w:r>
+        <w:rPr>
+          <w:rStyle w:val="eop"/>
+          <w:lang w:val="en-US"/>
+        </w:rPr>
+        <w:t> </w:t>
+      </w:r>
+    </w:p>
+    <w:p>
+      <w:pPr>
+        <w:pStyle w:val="paragraph"/>
+        <w:numPr>
+          <w:ilvl w:val="0"/>
+          <w:numId w:val="41"/>
+        </w:numPr>
+        <w:spacing w:before="0" w:beforeAutospacing="0" w:after="0" w:afterAutospacing="0"/>
+        <w:ind w:left="360" w:firstLine="0"/>
+        <w:textAlignment w:val="baseline"/>
+        <w:rPr>
+          <w:lang w:val="en-US"/>
+        </w:rPr>
+      </w:pPr>
+      <w:r>
+        <w:rPr>
+          <w:rStyle w:val="normaltextrun"/>
+          <w:lang w:val="en-US"/>
+        </w:rPr>
+        <w:t>The controller selects aircraft from the display before querying.</w:t>
+      </w:r>
+      <w:r>
+        <w:rPr>
+          <w:rStyle w:val="eop"/>
+          <w:lang w:val="en-US"/>
+        </w:rPr>
+        <w:t> </w:t>
+      </w:r>
+    </w:p>
+    <w:p>
+      <w:pPr>
+        <w:pStyle w:val="paragraph"/>
+        <w:spacing w:before="0" w:beforeAutospacing="0" w:after="0" w:afterAutospacing="0"/>
+        <w:textAlignment w:val="baseline"/>
+        <w:rPr>
+          <w:rFonts w:ascii="Segoe UI" w:hAnsi="Segoe UI" w:cs="Segoe UI"/>
+          <w:sz w:val="18"/>
+          <w:szCs w:val="18"/>
+          <w:lang w:val="en-US"/>
+        </w:rPr>
+      </w:pPr>
+      <w:r>
+        <w:rPr>
+          <w:rStyle w:val="eop"/>
+          <w:lang w:val="en-US"/>
+        </w:rPr>
+        <w:t> </w:t>
+      </w:r>
+    </w:p>
+    <w:p>
+      <w:pPr>
+        <w:pStyle w:val="paragraph"/>
+        <w:spacing w:before="0" w:beforeAutospacing="0" w:after="0" w:afterAutospacing="0"/>
+        <w:textAlignment w:val="baseline"/>
+        <w:rPr>
+          <w:rFonts w:ascii="Segoe UI" w:hAnsi="Segoe UI" w:cs="Segoe UI"/>
+          <w:sz w:val="18"/>
+          <w:szCs w:val="18"/>
+          <w:lang w:val="en-US"/>
+        </w:rPr>
+      </w:pPr>
+      <w:r>
+        <w:rPr>
+          <w:rStyle w:val="eop"/>
+          <w:lang w:val="en-US"/>
+        </w:rPr>
+        <w:t> </w:t>
+      </w:r>
+    </w:p>
+    <w:p>
+      <w:pPr>
+        <w:pStyle w:val="paragraph"/>
+        <w:spacing w:before="0" w:beforeAutospacing="0" w:after="0" w:afterAutospacing="0"/>
+        <w:textAlignment w:val="baseline"/>
+        <w:rPr>
+          <w:rFonts w:ascii="Segoe UI" w:hAnsi="Segoe UI" w:cs="Segoe UI"/>
+          <w:sz w:val="18"/>
+          <w:szCs w:val="18"/>
+          <w:lang w:val="en-US"/>
+        </w:rPr>
+      </w:pPr>
+      <w:r>
+        <w:rPr>
+          <w:rStyle w:val="normaltextrun"/>
+          <w:lang w:val="en-US"/>
+        </w:rPr>
+        <w:t>AI USAGE NOTE:</w:t>
+      </w:r>
+      <w:r>
+        <w:rPr>
+          <w:rStyle w:val="eop"/>
+          <w:lang w:val="en-US"/>
+        </w:rPr>
+        <w:t> </w:t>
+      </w:r>
+    </w:p>
+    <w:p>
+      <w:pPr>
+        <w:pStyle w:val="paragraph"/>
+        <w:spacing w:before="0" w:beforeAutospacing="0" w:after="0" w:afterAutospacing="0"/>
+        <w:textAlignment w:val="baseline"/>
+        <w:rPr>
+          <w:rFonts w:ascii="Segoe UI" w:hAnsi="Segoe UI" w:cs="Segoe UI"/>
+          <w:sz w:val="18"/>
+          <w:szCs w:val="18"/>
+          <w:lang w:val="en-US"/>
+        </w:rPr>
+      </w:pPr>
+      <w:r>
+        <w:rPr>
+          <w:rStyle w:val="normaltextrun"/>
+          <w:lang w:val="en-US"/>
+        </w:rPr>
+        <w:t>I used AI tools to help me better understand CRC cards, object-oriented design concepts, and to help craft the assumptions for this assignment.</w:t>
+      </w:r>
+      <w:r>
+        <w:rPr>
+          <w:rStyle w:val="eop"/>
+          <w:lang w:val="en-US"/>
+        </w:rPr>
+        <w:t> </w:t>
+      </w:r>
+    </w:p>
+    <w:p>
+      <w:pPr>
+        <w:pStyle w:val="paragraph"/>
+        <w:spacing w:before="0" w:beforeAutospacing="0" w:after="0" w:afterAutospacing="0"/>
+        <w:textAlignment w:val="baseline"/>
+        <w:rPr>
+          <w:rFonts w:ascii="Segoe UI" w:hAnsi="Segoe UI" w:cs="Segoe UI"/>
+          <w:sz w:val="18"/>
+          <w:szCs w:val="18"/>
+          <w:lang w:val="en-US"/>
+        </w:rPr>
+      </w:pPr>
+      <w:r>
+        <w:rPr>
+          <w:rStyle w:val="eop"/>
+          <w:lang w:val="en-US"/>
+        </w:rPr>
+        <w:t> </w:t>
+      </w:r>
+    </w:p>
+    <w:p>
+      <w:pPr>
+        <w:pStyle w:val="paragraph"/>
+        <w:spacing w:before="0" w:beforeAutospacing="0" w:after="0" w:afterAutospacing="0"/>
+        <w:textAlignment w:val="baseline"/>
+        <w:rPr>
+          <w:rFonts w:ascii="Segoe UI" w:hAnsi="Segoe UI" w:cs="Segoe UI"/>
+          <w:sz w:val="18"/>
+          <w:szCs w:val="18"/>
+          <w:lang w:val="en-US"/>
+        </w:rPr>
+      </w:pPr>
+      <w:r>
+        <w:rPr>
+          <w:rStyle w:val="eop"/>
+          <w:lang w:val="en-US"/>
+        </w:rPr>
+        <w:t> </w:t>
+      </w:r>
+    </w:p>
+    <w:p>
+      <w:pPr>
+        <w:pStyle w:val="paragraph"/>
+        <w:spacing w:before="0" w:beforeAutospacing="0" w:after="0" w:afterAutospacing="0"/>
+        <w:textAlignment w:val="baseline"/>
+        <w:rPr>
+          <w:rFonts w:ascii="Segoe UI" w:hAnsi="Segoe UI" w:cs="Segoe UI"/>
+          <w:sz w:val="18"/>
+          <w:szCs w:val="18"/>
+          <w:lang w:val="en-US"/>
+        </w:rPr>
+      </w:pPr>
+      <w:r>
+        <w:rPr>
+          <w:rStyle w:val="eop"/>
+          <w:lang w:val="en-US"/>
+        </w:rPr>
+        <w:t> </w:t>
+      </w:r>
+    </w:p>
     <w:p/>
     <w:sectPr>
       <w:pgSz w:w="11906" w:h="16838"/>
@@ -11,6 +2648,6243 @@
     </w:sectPr>
   </w:body>
 </w:document>
+</file>
+
+<file path=word/numbering.xml><?xml version="1.0" encoding="utf-8"?>
+<w:numbering xmlns:wpc="http://schemas.microsoft.com/office/word/2010/wordprocessingCanvas" xmlns:cx="http://schemas.microsoft.com/office/drawing/2014/chartex" xmlns:cx1="http://schemas.microsoft.com/office/drawing/2015/9/8/chartex" xmlns:cx2="http://schemas.microsoft.com/office/drawing/2015/10/21/chartex" xmlns:cx3="http://schemas.microsoft.com/office/drawing/2016/5/9/chartex" xmlns:cx4="http://schemas.microsoft.com/office/drawing/2016/5/10/chartex" xmlns:cx5="http://schemas.microsoft.com/office/drawing/2016/5/11/chartex" xmlns:cx6="http://schemas.microsoft.com/office/drawing/2016/5/12/chartex" xmlns:cx7="http://schemas.microsoft.com/office/drawing/2016/5/13/chartex" xmlns:cx8="http://schemas.microsoft.com/office/drawing/2016/5/14/chartex" xmlns:mc="http://schemas.openxmlformats.org/markup-compatibility/2006" xmlns:aink="http://schemas.microsoft.com/office/drawing/2016/ink" xmlns:am3d="http://schemas.microsoft.com/office/drawing/2017/model3d" xmlns:o="urn:schemas-microsoft-com:office:office" xmlns:r="http://schemas.openxmlformats.org/officeDocument/2006/relationships" xmlns:m="http://schemas.openxmlformats.org/officeDocument/2006/math" xmlns:v="urn:schemas-microsoft-com:vml" xmlns:wp14="http://schemas.microsoft.com/office/word/2010/wordprocessingDrawing" xmlns:wp="http://schemas.openxmlformats.org/drawingml/2006/wordprocessingDrawing" xmlns:w10="urn:schemas-microsoft-com:office:word" xmlns:w="http://schemas.openxmlformats.org/wordprocessingml/2006/main" xmlns:w14="http://schemas.microsoft.com/office/word/2010/wordml" xmlns:w15="http://schemas.microsoft.com/office/word/2012/wordml" xmlns:w16cid="http://schemas.microsoft.com/office/word/2016/wordml/cid" xmlns:w16se="http://schemas.microsoft.com/office/word/2015/wordml/symex" xmlns:wpg="http://schemas.microsoft.com/office/word/2010/wordprocessingGroup" xmlns:wpi="http://schemas.microsoft.com/office/word/2010/wordprocessingInk" xmlns:wne="http://schemas.microsoft.com/office/word/2006/wordml" xmlns:wps="http://schemas.microsoft.com/office/word/2010/wordprocessingShape" mc:Ignorable="w14 w15 w16se w16cid wp14">
+  <w:abstractNum w:abstractNumId="0" w15:restartNumberingAfterBreak="0">
+    <w:nsid w:val="011825EA"/>
+    <w:multiLevelType w:val="multilevel"/>
+    <w:tmpl w:val="5CF6D706"/>
+    <w:lvl w:ilvl="0">
+      <w:start w:val="1"/>
+      <w:numFmt w:val="bullet"/>
+      <w:lvlText w:val=""/>
+      <w:lvlJc w:val="left"/>
+      <w:pPr>
+        <w:tabs>
+          <w:tab w:val="num" w:pos="720"/>
+        </w:tabs>
+        <w:ind w:left="720" w:hanging="360"/>
+      </w:pPr>
+      <w:rPr>
+        <w:rFonts w:ascii="Symbol" w:hAnsi="Symbol" w:hint="default"/>
+        <w:sz w:val="20"/>
+      </w:rPr>
+    </w:lvl>
+    <w:lvl w:ilvl="1" w:tentative="1">
+      <w:start w:val="1"/>
+      <w:numFmt w:val="bullet"/>
+      <w:lvlText w:val=""/>
+      <w:lvlJc w:val="left"/>
+      <w:pPr>
+        <w:tabs>
+          <w:tab w:val="num" w:pos="1440"/>
+        </w:tabs>
+        <w:ind w:left="1440" w:hanging="360"/>
+      </w:pPr>
+      <w:rPr>
+        <w:rFonts w:ascii="Symbol" w:hAnsi="Symbol" w:hint="default"/>
+        <w:sz w:val="20"/>
+      </w:rPr>
+    </w:lvl>
+    <w:lvl w:ilvl="2" w:tentative="1">
+      <w:start w:val="1"/>
+      <w:numFmt w:val="bullet"/>
+      <w:lvlText w:val=""/>
+      <w:lvlJc w:val="left"/>
+      <w:pPr>
+        <w:tabs>
+          <w:tab w:val="num" w:pos="2160"/>
+        </w:tabs>
+        <w:ind w:left="2160" w:hanging="360"/>
+      </w:pPr>
+      <w:rPr>
+        <w:rFonts w:ascii="Symbol" w:hAnsi="Symbol" w:hint="default"/>
+        <w:sz w:val="20"/>
+      </w:rPr>
+    </w:lvl>
+    <w:lvl w:ilvl="3" w:tentative="1">
+      <w:start w:val="1"/>
+      <w:numFmt w:val="bullet"/>
+      <w:lvlText w:val=""/>
+      <w:lvlJc w:val="left"/>
+      <w:pPr>
+        <w:tabs>
+          <w:tab w:val="num" w:pos="2880"/>
+        </w:tabs>
+        <w:ind w:left="2880" w:hanging="360"/>
+      </w:pPr>
+      <w:rPr>
+        <w:rFonts w:ascii="Symbol" w:hAnsi="Symbol" w:hint="default"/>
+        <w:sz w:val="20"/>
+      </w:rPr>
+    </w:lvl>
+    <w:lvl w:ilvl="4" w:tentative="1">
+      <w:start w:val="1"/>
+      <w:numFmt w:val="bullet"/>
+      <w:lvlText w:val=""/>
+      <w:lvlJc w:val="left"/>
+      <w:pPr>
+        <w:tabs>
+          <w:tab w:val="num" w:pos="3600"/>
+        </w:tabs>
+        <w:ind w:left="3600" w:hanging="360"/>
+      </w:pPr>
+      <w:rPr>
+        <w:rFonts w:ascii="Symbol" w:hAnsi="Symbol" w:hint="default"/>
+        <w:sz w:val="20"/>
+      </w:rPr>
+    </w:lvl>
+    <w:lvl w:ilvl="5" w:tentative="1">
+      <w:start w:val="1"/>
+      <w:numFmt w:val="bullet"/>
+      <w:lvlText w:val=""/>
+      <w:lvlJc w:val="left"/>
+      <w:pPr>
+        <w:tabs>
+          <w:tab w:val="num" w:pos="4320"/>
+        </w:tabs>
+        <w:ind w:left="4320" w:hanging="360"/>
+      </w:pPr>
+      <w:rPr>
+        <w:rFonts w:ascii="Symbol" w:hAnsi="Symbol" w:hint="default"/>
+        <w:sz w:val="20"/>
+      </w:rPr>
+    </w:lvl>
+    <w:lvl w:ilvl="6" w:tentative="1">
+      <w:start w:val="1"/>
+      <w:numFmt w:val="bullet"/>
+      <w:lvlText w:val=""/>
+      <w:lvlJc w:val="left"/>
+      <w:pPr>
+        <w:tabs>
+          <w:tab w:val="num" w:pos="5040"/>
+        </w:tabs>
+        <w:ind w:left="5040" w:hanging="360"/>
+      </w:pPr>
+      <w:rPr>
+        <w:rFonts w:ascii="Symbol" w:hAnsi="Symbol" w:hint="default"/>
+        <w:sz w:val="20"/>
+      </w:rPr>
+    </w:lvl>
+    <w:lvl w:ilvl="7" w:tentative="1">
+      <w:start w:val="1"/>
+      <w:numFmt w:val="bullet"/>
+      <w:lvlText w:val=""/>
+      <w:lvlJc w:val="left"/>
+      <w:pPr>
+        <w:tabs>
+          <w:tab w:val="num" w:pos="5760"/>
+        </w:tabs>
+        <w:ind w:left="5760" w:hanging="360"/>
+      </w:pPr>
+      <w:rPr>
+        <w:rFonts w:ascii="Symbol" w:hAnsi="Symbol" w:hint="default"/>
+        <w:sz w:val="20"/>
+      </w:rPr>
+    </w:lvl>
+    <w:lvl w:ilvl="8" w:tentative="1">
+      <w:start w:val="1"/>
+      <w:numFmt w:val="bullet"/>
+      <w:lvlText w:val=""/>
+      <w:lvlJc w:val="left"/>
+      <w:pPr>
+        <w:tabs>
+          <w:tab w:val="num" w:pos="6480"/>
+        </w:tabs>
+        <w:ind w:left="6480" w:hanging="360"/>
+      </w:pPr>
+      <w:rPr>
+        <w:rFonts w:ascii="Symbol" w:hAnsi="Symbol" w:hint="default"/>
+        <w:sz w:val="20"/>
+      </w:rPr>
+    </w:lvl>
+  </w:abstractNum>
+  <w:abstractNum w:abstractNumId="1" w15:restartNumberingAfterBreak="0">
+    <w:nsid w:val="074C133C"/>
+    <w:multiLevelType w:val="multilevel"/>
+    <w:tmpl w:val="42924FF6"/>
+    <w:lvl w:ilvl="0">
+      <w:start w:val="1"/>
+      <w:numFmt w:val="bullet"/>
+      <w:lvlText w:val=""/>
+      <w:lvlJc w:val="left"/>
+      <w:pPr>
+        <w:tabs>
+          <w:tab w:val="num" w:pos="720"/>
+        </w:tabs>
+        <w:ind w:left="720" w:hanging="360"/>
+      </w:pPr>
+      <w:rPr>
+        <w:rFonts w:ascii="Symbol" w:hAnsi="Symbol" w:hint="default"/>
+        <w:sz w:val="20"/>
+      </w:rPr>
+    </w:lvl>
+    <w:lvl w:ilvl="1" w:tentative="1">
+      <w:start w:val="1"/>
+      <w:numFmt w:val="bullet"/>
+      <w:lvlText w:val=""/>
+      <w:lvlJc w:val="left"/>
+      <w:pPr>
+        <w:tabs>
+          <w:tab w:val="num" w:pos="1440"/>
+        </w:tabs>
+        <w:ind w:left="1440" w:hanging="360"/>
+      </w:pPr>
+      <w:rPr>
+        <w:rFonts w:ascii="Symbol" w:hAnsi="Symbol" w:hint="default"/>
+        <w:sz w:val="20"/>
+      </w:rPr>
+    </w:lvl>
+    <w:lvl w:ilvl="2" w:tentative="1">
+      <w:start w:val="1"/>
+      <w:numFmt w:val="bullet"/>
+      <w:lvlText w:val=""/>
+      <w:lvlJc w:val="left"/>
+      <w:pPr>
+        <w:tabs>
+          <w:tab w:val="num" w:pos="2160"/>
+        </w:tabs>
+        <w:ind w:left="2160" w:hanging="360"/>
+      </w:pPr>
+      <w:rPr>
+        <w:rFonts w:ascii="Symbol" w:hAnsi="Symbol" w:hint="default"/>
+        <w:sz w:val="20"/>
+      </w:rPr>
+    </w:lvl>
+    <w:lvl w:ilvl="3" w:tentative="1">
+      <w:start w:val="1"/>
+      <w:numFmt w:val="bullet"/>
+      <w:lvlText w:val=""/>
+      <w:lvlJc w:val="left"/>
+      <w:pPr>
+        <w:tabs>
+          <w:tab w:val="num" w:pos="2880"/>
+        </w:tabs>
+        <w:ind w:left="2880" w:hanging="360"/>
+      </w:pPr>
+      <w:rPr>
+        <w:rFonts w:ascii="Symbol" w:hAnsi="Symbol" w:hint="default"/>
+        <w:sz w:val="20"/>
+      </w:rPr>
+    </w:lvl>
+    <w:lvl w:ilvl="4" w:tentative="1">
+      <w:start w:val="1"/>
+      <w:numFmt w:val="bullet"/>
+      <w:lvlText w:val=""/>
+      <w:lvlJc w:val="left"/>
+      <w:pPr>
+        <w:tabs>
+          <w:tab w:val="num" w:pos="3600"/>
+        </w:tabs>
+        <w:ind w:left="3600" w:hanging="360"/>
+      </w:pPr>
+      <w:rPr>
+        <w:rFonts w:ascii="Symbol" w:hAnsi="Symbol" w:hint="default"/>
+        <w:sz w:val="20"/>
+      </w:rPr>
+    </w:lvl>
+    <w:lvl w:ilvl="5" w:tentative="1">
+      <w:start w:val="1"/>
+      <w:numFmt w:val="bullet"/>
+      <w:lvlText w:val=""/>
+      <w:lvlJc w:val="left"/>
+      <w:pPr>
+        <w:tabs>
+          <w:tab w:val="num" w:pos="4320"/>
+        </w:tabs>
+        <w:ind w:left="4320" w:hanging="360"/>
+      </w:pPr>
+      <w:rPr>
+        <w:rFonts w:ascii="Symbol" w:hAnsi="Symbol" w:hint="default"/>
+        <w:sz w:val="20"/>
+      </w:rPr>
+    </w:lvl>
+    <w:lvl w:ilvl="6" w:tentative="1">
+      <w:start w:val="1"/>
+      <w:numFmt w:val="bullet"/>
+      <w:lvlText w:val=""/>
+      <w:lvlJc w:val="left"/>
+      <w:pPr>
+        <w:tabs>
+          <w:tab w:val="num" w:pos="5040"/>
+        </w:tabs>
+        <w:ind w:left="5040" w:hanging="360"/>
+      </w:pPr>
+      <w:rPr>
+        <w:rFonts w:ascii="Symbol" w:hAnsi="Symbol" w:hint="default"/>
+        <w:sz w:val="20"/>
+      </w:rPr>
+    </w:lvl>
+    <w:lvl w:ilvl="7" w:tentative="1">
+      <w:start w:val="1"/>
+      <w:numFmt w:val="bullet"/>
+      <w:lvlText w:val=""/>
+      <w:lvlJc w:val="left"/>
+      <w:pPr>
+        <w:tabs>
+          <w:tab w:val="num" w:pos="5760"/>
+        </w:tabs>
+        <w:ind w:left="5760" w:hanging="360"/>
+      </w:pPr>
+      <w:rPr>
+        <w:rFonts w:ascii="Symbol" w:hAnsi="Symbol" w:hint="default"/>
+        <w:sz w:val="20"/>
+      </w:rPr>
+    </w:lvl>
+    <w:lvl w:ilvl="8" w:tentative="1">
+      <w:start w:val="1"/>
+      <w:numFmt w:val="bullet"/>
+      <w:lvlText w:val=""/>
+      <w:lvlJc w:val="left"/>
+      <w:pPr>
+        <w:tabs>
+          <w:tab w:val="num" w:pos="6480"/>
+        </w:tabs>
+        <w:ind w:left="6480" w:hanging="360"/>
+      </w:pPr>
+      <w:rPr>
+        <w:rFonts w:ascii="Symbol" w:hAnsi="Symbol" w:hint="default"/>
+        <w:sz w:val="20"/>
+      </w:rPr>
+    </w:lvl>
+  </w:abstractNum>
+  <w:abstractNum w:abstractNumId="2" w15:restartNumberingAfterBreak="0">
+    <w:nsid w:val="10720F70"/>
+    <w:multiLevelType w:val="multilevel"/>
+    <w:tmpl w:val="FA64826E"/>
+    <w:lvl w:ilvl="0">
+      <w:start w:val="1"/>
+      <w:numFmt w:val="bullet"/>
+      <w:lvlText w:val=""/>
+      <w:lvlJc w:val="left"/>
+      <w:pPr>
+        <w:tabs>
+          <w:tab w:val="num" w:pos="720"/>
+        </w:tabs>
+        <w:ind w:left="720" w:hanging="360"/>
+      </w:pPr>
+      <w:rPr>
+        <w:rFonts w:ascii="Symbol" w:hAnsi="Symbol" w:hint="default"/>
+        <w:sz w:val="20"/>
+      </w:rPr>
+    </w:lvl>
+    <w:lvl w:ilvl="1" w:tentative="1">
+      <w:start w:val="1"/>
+      <w:numFmt w:val="bullet"/>
+      <w:lvlText w:val=""/>
+      <w:lvlJc w:val="left"/>
+      <w:pPr>
+        <w:tabs>
+          <w:tab w:val="num" w:pos="1440"/>
+        </w:tabs>
+        <w:ind w:left="1440" w:hanging="360"/>
+      </w:pPr>
+      <w:rPr>
+        <w:rFonts w:ascii="Symbol" w:hAnsi="Symbol" w:hint="default"/>
+        <w:sz w:val="20"/>
+      </w:rPr>
+    </w:lvl>
+    <w:lvl w:ilvl="2" w:tentative="1">
+      <w:start w:val="1"/>
+      <w:numFmt w:val="bullet"/>
+      <w:lvlText w:val=""/>
+      <w:lvlJc w:val="left"/>
+      <w:pPr>
+        <w:tabs>
+          <w:tab w:val="num" w:pos="2160"/>
+        </w:tabs>
+        <w:ind w:left="2160" w:hanging="360"/>
+      </w:pPr>
+      <w:rPr>
+        <w:rFonts w:ascii="Symbol" w:hAnsi="Symbol" w:hint="default"/>
+        <w:sz w:val="20"/>
+      </w:rPr>
+    </w:lvl>
+    <w:lvl w:ilvl="3" w:tentative="1">
+      <w:start w:val="1"/>
+      <w:numFmt w:val="bullet"/>
+      <w:lvlText w:val=""/>
+      <w:lvlJc w:val="left"/>
+      <w:pPr>
+        <w:tabs>
+          <w:tab w:val="num" w:pos="2880"/>
+        </w:tabs>
+        <w:ind w:left="2880" w:hanging="360"/>
+      </w:pPr>
+      <w:rPr>
+        <w:rFonts w:ascii="Symbol" w:hAnsi="Symbol" w:hint="default"/>
+        <w:sz w:val="20"/>
+      </w:rPr>
+    </w:lvl>
+    <w:lvl w:ilvl="4" w:tentative="1">
+      <w:start w:val="1"/>
+      <w:numFmt w:val="bullet"/>
+      <w:lvlText w:val=""/>
+      <w:lvlJc w:val="left"/>
+      <w:pPr>
+        <w:tabs>
+          <w:tab w:val="num" w:pos="3600"/>
+        </w:tabs>
+        <w:ind w:left="3600" w:hanging="360"/>
+      </w:pPr>
+      <w:rPr>
+        <w:rFonts w:ascii="Symbol" w:hAnsi="Symbol" w:hint="default"/>
+        <w:sz w:val="20"/>
+      </w:rPr>
+    </w:lvl>
+    <w:lvl w:ilvl="5" w:tentative="1">
+      <w:start w:val="1"/>
+      <w:numFmt w:val="bullet"/>
+      <w:lvlText w:val=""/>
+      <w:lvlJc w:val="left"/>
+      <w:pPr>
+        <w:tabs>
+          <w:tab w:val="num" w:pos="4320"/>
+        </w:tabs>
+        <w:ind w:left="4320" w:hanging="360"/>
+      </w:pPr>
+      <w:rPr>
+        <w:rFonts w:ascii="Symbol" w:hAnsi="Symbol" w:hint="default"/>
+        <w:sz w:val="20"/>
+      </w:rPr>
+    </w:lvl>
+    <w:lvl w:ilvl="6" w:tentative="1">
+      <w:start w:val="1"/>
+      <w:numFmt w:val="bullet"/>
+      <w:lvlText w:val=""/>
+      <w:lvlJc w:val="left"/>
+      <w:pPr>
+        <w:tabs>
+          <w:tab w:val="num" w:pos="5040"/>
+        </w:tabs>
+        <w:ind w:left="5040" w:hanging="360"/>
+      </w:pPr>
+      <w:rPr>
+        <w:rFonts w:ascii="Symbol" w:hAnsi="Symbol" w:hint="default"/>
+        <w:sz w:val="20"/>
+      </w:rPr>
+    </w:lvl>
+    <w:lvl w:ilvl="7" w:tentative="1">
+      <w:start w:val="1"/>
+      <w:numFmt w:val="bullet"/>
+      <w:lvlText w:val=""/>
+      <w:lvlJc w:val="left"/>
+      <w:pPr>
+        <w:tabs>
+          <w:tab w:val="num" w:pos="5760"/>
+        </w:tabs>
+        <w:ind w:left="5760" w:hanging="360"/>
+      </w:pPr>
+      <w:rPr>
+        <w:rFonts w:ascii="Symbol" w:hAnsi="Symbol" w:hint="default"/>
+        <w:sz w:val="20"/>
+      </w:rPr>
+    </w:lvl>
+    <w:lvl w:ilvl="8" w:tentative="1">
+      <w:start w:val="1"/>
+      <w:numFmt w:val="bullet"/>
+      <w:lvlText w:val=""/>
+      <w:lvlJc w:val="left"/>
+      <w:pPr>
+        <w:tabs>
+          <w:tab w:val="num" w:pos="6480"/>
+        </w:tabs>
+        <w:ind w:left="6480" w:hanging="360"/>
+      </w:pPr>
+      <w:rPr>
+        <w:rFonts w:ascii="Symbol" w:hAnsi="Symbol" w:hint="default"/>
+        <w:sz w:val="20"/>
+      </w:rPr>
+    </w:lvl>
+  </w:abstractNum>
+  <w:abstractNum w:abstractNumId="3" w15:restartNumberingAfterBreak="0">
+    <w:nsid w:val="13C947E1"/>
+    <w:multiLevelType w:val="multilevel"/>
+    <w:tmpl w:val="69184FEA"/>
+    <w:lvl w:ilvl="0">
+      <w:start w:val="1"/>
+      <w:numFmt w:val="bullet"/>
+      <w:lvlText w:val=""/>
+      <w:lvlJc w:val="left"/>
+      <w:pPr>
+        <w:tabs>
+          <w:tab w:val="num" w:pos="720"/>
+        </w:tabs>
+        <w:ind w:left="720" w:hanging="360"/>
+      </w:pPr>
+      <w:rPr>
+        <w:rFonts w:ascii="Symbol" w:hAnsi="Symbol" w:hint="default"/>
+        <w:sz w:val="20"/>
+      </w:rPr>
+    </w:lvl>
+    <w:lvl w:ilvl="1" w:tentative="1">
+      <w:start w:val="1"/>
+      <w:numFmt w:val="bullet"/>
+      <w:lvlText w:val=""/>
+      <w:lvlJc w:val="left"/>
+      <w:pPr>
+        <w:tabs>
+          <w:tab w:val="num" w:pos="1440"/>
+        </w:tabs>
+        <w:ind w:left="1440" w:hanging="360"/>
+      </w:pPr>
+      <w:rPr>
+        <w:rFonts w:ascii="Symbol" w:hAnsi="Symbol" w:hint="default"/>
+        <w:sz w:val="20"/>
+      </w:rPr>
+    </w:lvl>
+    <w:lvl w:ilvl="2" w:tentative="1">
+      <w:start w:val="1"/>
+      <w:numFmt w:val="bullet"/>
+      <w:lvlText w:val=""/>
+      <w:lvlJc w:val="left"/>
+      <w:pPr>
+        <w:tabs>
+          <w:tab w:val="num" w:pos="2160"/>
+        </w:tabs>
+        <w:ind w:left="2160" w:hanging="360"/>
+      </w:pPr>
+      <w:rPr>
+        <w:rFonts w:ascii="Symbol" w:hAnsi="Symbol" w:hint="default"/>
+        <w:sz w:val="20"/>
+      </w:rPr>
+    </w:lvl>
+    <w:lvl w:ilvl="3" w:tentative="1">
+      <w:start w:val="1"/>
+      <w:numFmt w:val="bullet"/>
+      <w:lvlText w:val=""/>
+      <w:lvlJc w:val="left"/>
+      <w:pPr>
+        <w:tabs>
+          <w:tab w:val="num" w:pos="2880"/>
+        </w:tabs>
+        <w:ind w:left="2880" w:hanging="360"/>
+      </w:pPr>
+      <w:rPr>
+        <w:rFonts w:ascii="Symbol" w:hAnsi="Symbol" w:hint="default"/>
+        <w:sz w:val="20"/>
+      </w:rPr>
+    </w:lvl>
+    <w:lvl w:ilvl="4" w:tentative="1">
+      <w:start w:val="1"/>
+      <w:numFmt w:val="bullet"/>
+      <w:lvlText w:val=""/>
+      <w:lvlJc w:val="left"/>
+      <w:pPr>
+        <w:tabs>
+          <w:tab w:val="num" w:pos="3600"/>
+        </w:tabs>
+        <w:ind w:left="3600" w:hanging="360"/>
+      </w:pPr>
+      <w:rPr>
+        <w:rFonts w:ascii="Symbol" w:hAnsi="Symbol" w:hint="default"/>
+        <w:sz w:val="20"/>
+      </w:rPr>
+    </w:lvl>
+    <w:lvl w:ilvl="5" w:tentative="1">
+      <w:start w:val="1"/>
+      <w:numFmt w:val="bullet"/>
+      <w:lvlText w:val=""/>
+      <w:lvlJc w:val="left"/>
+      <w:pPr>
+        <w:tabs>
+          <w:tab w:val="num" w:pos="4320"/>
+        </w:tabs>
+        <w:ind w:left="4320" w:hanging="360"/>
+      </w:pPr>
+      <w:rPr>
+        <w:rFonts w:ascii="Symbol" w:hAnsi="Symbol" w:hint="default"/>
+        <w:sz w:val="20"/>
+      </w:rPr>
+    </w:lvl>
+    <w:lvl w:ilvl="6" w:tentative="1">
+      <w:start w:val="1"/>
+      <w:numFmt w:val="bullet"/>
+      <w:lvlText w:val=""/>
+      <w:lvlJc w:val="left"/>
+      <w:pPr>
+        <w:tabs>
+          <w:tab w:val="num" w:pos="5040"/>
+        </w:tabs>
+        <w:ind w:left="5040" w:hanging="360"/>
+      </w:pPr>
+      <w:rPr>
+        <w:rFonts w:ascii="Symbol" w:hAnsi="Symbol" w:hint="default"/>
+        <w:sz w:val="20"/>
+      </w:rPr>
+    </w:lvl>
+    <w:lvl w:ilvl="7" w:tentative="1">
+      <w:start w:val="1"/>
+      <w:numFmt w:val="bullet"/>
+      <w:lvlText w:val=""/>
+      <w:lvlJc w:val="left"/>
+      <w:pPr>
+        <w:tabs>
+          <w:tab w:val="num" w:pos="5760"/>
+        </w:tabs>
+        <w:ind w:left="5760" w:hanging="360"/>
+      </w:pPr>
+      <w:rPr>
+        <w:rFonts w:ascii="Symbol" w:hAnsi="Symbol" w:hint="default"/>
+        <w:sz w:val="20"/>
+      </w:rPr>
+    </w:lvl>
+    <w:lvl w:ilvl="8" w:tentative="1">
+      <w:start w:val="1"/>
+      <w:numFmt w:val="bullet"/>
+      <w:lvlText w:val=""/>
+      <w:lvlJc w:val="left"/>
+      <w:pPr>
+        <w:tabs>
+          <w:tab w:val="num" w:pos="6480"/>
+        </w:tabs>
+        <w:ind w:left="6480" w:hanging="360"/>
+      </w:pPr>
+      <w:rPr>
+        <w:rFonts w:ascii="Symbol" w:hAnsi="Symbol" w:hint="default"/>
+        <w:sz w:val="20"/>
+      </w:rPr>
+    </w:lvl>
+  </w:abstractNum>
+  <w:abstractNum w:abstractNumId="4" w15:restartNumberingAfterBreak="0">
+    <w:nsid w:val="161679E9"/>
+    <w:multiLevelType w:val="multilevel"/>
+    <w:tmpl w:val="6A54ABD8"/>
+    <w:lvl w:ilvl="0">
+      <w:start w:val="1"/>
+      <w:numFmt w:val="bullet"/>
+      <w:lvlText w:val=""/>
+      <w:lvlJc w:val="left"/>
+      <w:pPr>
+        <w:tabs>
+          <w:tab w:val="num" w:pos="720"/>
+        </w:tabs>
+        <w:ind w:left="720" w:hanging="360"/>
+      </w:pPr>
+      <w:rPr>
+        <w:rFonts w:ascii="Symbol" w:hAnsi="Symbol" w:hint="default"/>
+        <w:sz w:val="20"/>
+      </w:rPr>
+    </w:lvl>
+    <w:lvl w:ilvl="1" w:tentative="1">
+      <w:start w:val="1"/>
+      <w:numFmt w:val="bullet"/>
+      <w:lvlText w:val=""/>
+      <w:lvlJc w:val="left"/>
+      <w:pPr>
+        <w:tabs>
+          <w:tab w:val="num" w:pos="1440"/>
+        </w:tabs>
+        <w:ind w:left="1440" w:hanging="360"/>
+      </w:pPr>
+      <w:rPr>
+        <w:rFonts w:ascii="Symbol" w:hAnsi="Symbol" w:hint="default"/>
+        <w:sz w:val="20"/>
+      </w:rPr>
+    </w:lvl>
+    <w:lvl w:ilvl="2" w:tentative="1">
+      <w:start w:val="1"/>
+      <w:numFmt w:val="bullet"/>
+      <w:lvlText w:val=""/>
+      <w:lvlJc w:val="left"/>
+      <w:pPr>
+        <w:tabs>
+          <w:tab w:val="num" w:pos="2160"/>
+        </w:tabs>
+        <w:ind w:left="2160" w:hanging="360"/>
+      </w:pPr>
+      <w:rPr>
+        <w:rFonts w:ascii="Symbol" w:hAnsi="Symbol" w:hint="default"/>
+        <w:sz w:val="20"/>
+      </w:rPr>
+    </w:lvl>
+    <w:lvl w:ilvl="3" w:tentative="1">
+      <w:start w:val="1"/>
+      <w:numFmt w:val="bullet"/>
+      <w:lvlText w:val=""/>
+      <w:lvlJc w:val="left"/>
+      <w:pPr>
+        <w:tabs>
+          <w:tab w:val="num" w:pos="2880"/>
+        </w:tabs>
+        <w:ind w:left="2880" w:hanging="360"/>
+      </w:pPr>
+      <w:rPr>
+        <w:rFonts w:ascii="Symbol" w:hAnsi="Symbol" w:hint="default"/>
+        <w:sz w:val="20"/>
+      </w:rPr>
+    </w:lvl>
+    <w:lvl w:ilvl="4" w:tentative="1">
+      <w:start w:val="1"/>
+      <w:numFmt w:val="bullet"/>
+      <w:lvlText w:val=""/>
+      <w:lvlJc w:val="left"/>
+      <w:pPr>
+        <w:tabs>
+          <w:tab w:val="num" w:pos="3600"/>
+        </w:tabs>
+        <w:ind w:left="3600" w:hanging="360"/>
+      </w:pPr>
+      <w:rPr>
+        <w:rFonts w:ascii="Symbol" w:hAnsi="Symbol" w:hint="default"/>
+        <w:sz w:val="20"/>
+      </w:rPr>
+    </w:lvl>
+    <w:lvl w:ilvl="5" w:tentative="1">
+      <w:start w:val="1"/>
+      <w:numFmt w:val="bullet"/>
+      <w:lvlText w:val=""/>
+      <w:lvlJc w:val="left"/>
+      <w:pPr>
+        <w:tabs>
+          <w:tab w:val="num" w:pos="4320"/>
+        </w:tabs>
+        <w:ind w:left="4320" w:hanging="360"/>
+      </w:pPr>
+      <w:rPr>
+        <w:rFonts w:ascii="Symbol" w:hAnsi="Symbol" w:hint="default"/>
+        <w:sz w:val="20"/>
+      </w:rPr>
+    </w:lvl>
+    <w:lvl w:ilvl="6" w:tentative="1">
+      <w:start w:val="1"/>
+      <w:numFmt w:val="bullet"/>
+      <w:lvlText w:val=""/>
+      <w:lvlJc w:val="left"/>
+      <w:pPr>
+        <w:tabs>
+          <w:tab w:val="num" w:pos="5040"/>
+        </w:tabs>
+        <w:ind w:left="5040" w:hanging="360"/>
+      </w:pPr>
+      <w:rPr>
+        <w:rFonts w:ascii="Symbol" w:hAnsi="Symbol" w:hint="default"/>
+        <w:sz w:val="20"/>
+      </w:rPr>
+    </w:lvl>
+    <w:lvl w:ilvl="7" w:tentative="1">
+      <w:start w:val="1"/>
+      <w:numFmt w:val="bullet"/>
+      <w:lvlText w:val=""/>
+      <w:lvlJc w:val="left"/>
+      <w:pPr>
+        <w:tabs>
+          <w:tab w:val="num" w:pos="5760"/>
+        </w:tabs>
+        <w:ind w:left="5760" w:hanging="360"/>
+      </w:pPr>
+      <w:rPr>
+        <w:rFonts w:ascii="Symbol" w:hAnsi="Symbol" w:hint="default"/>
+        <w:sz w:val="20"/>
+      </w:rPr>
+    </w:lvl>
+    <w:lvl w:ilvl="8" w:tentative="1">
+      <w:start w:val="1"/>
+      <w:numFmt w:val="bullet"/>
+      <w:lvlText w:val=""/>
+      <w:lvlJc w:val="left"/>
+      <w:pPr>
+        <w:tabs>
+          <w:tab w:val="num" w:pos="6480"/>
+        </w:tabs>
+        <w:ind w:left="6480" w:hanging="360"/>
+      </w:pPr>
+      <w:rPr>
+        <w:rFonts w:ascii="Symbol" w:hAnsi="Symbol" w:hint="default"/>
+        <w:sz w:val="20"/>
+      </w:rPr>
+    </w:lvl>
+  </w:abstractNum>
+  <w:abstractNum w:abstractNumId="5" w15:restartNumberingAfterBreak="0">
+    <w:nsid w:val="1B385E5A"/>
+    <w:multiLevelType w:val="multilevel"/>
+    <w:tmpl w:val="DEA877B0"/>
+    <w:lvl w:ilvl="0">
+      <w:start w:val="1"/>
+      <w:numFmt w:val="bullet"/>
+      <w:lvlText w:val=""/>
+      <w:lvlJc w:val="left"/>
+      <w:pPr>
+        <w:tabs>
+          <w:tab w:val="num" w:pos="720"/>
+        </w:tabs>
+        <w:ind w:left="720" w:hanging="360"/>
+      </w:pPr>
+      <w:rPr>
+        <w:rFonts w:ascii="Symbol" w:hAnsi="Symbol" w:hint="default"/>
+        <w:sz w:val="20"/>
+      </w:rPr>
+    </w:lvl>
+    <w:lvl w:ilvl="1" w:tentative="1">
+      <w:start w:val="1"/>
+      <w:numFmt w:val="bullet"/>
+      <w:lvlText w:val=""/>
+      <w:lvlJc w:val="left"/>
+      <w:pPr>
+        <w:tabs>
+          <w:tab w:val="num" w:pos="1440"/>
+        </w:tabs>
+        <w:ind w:left="1440" w:hanging="360"/>
+      </w:pPr>
+      <w:rPr>
+        <w:rFonts w:ascii="Symbol" w:hAnsi="Symbol" w:hint="default"/>
+        <w:sz w:val="20"/>
+      </w:rPr>
+    </w:lvl>
+    <w:lvl w:ilvl="2" w:tentative="1">
+      <w:start w:val="1"/>
+      <w:numFmt w:val="bullet"/>
+      <w:lvlText w:val=""/>
+      <w:lvlJc w:val="left"/>
+      <w:pPr>
+        <w:tabs>
+          <w:tab w:val="num" w:pos="2160"/>
+        </w:tabs>
+        <w:ind w:left="2160" w:hanging="360"/>
+      </w:pPr>
+      <w:rPr>
+        <w:rFonts w:ascii="Symbol" w:hAnsi="Symbol" w:hint="default"/>
+        <w:sz w:val="20"/>
+      </w:rPr>
+    </w:lvl>
+    <w:lvl w:ilvl="3" w:tentative="1">
+      <w:start w:val="1"/>
+      <w:numFmt w:val="bullet"/>
+      <w:lvlText w:val=""/>
+      <w:lvlJc w:val="left"/>
+      <w:pPr>
+        <w:tabs>
+          <w:tab w:val="num" w:pos="2880"/>
+        </w:tabs>
+        <w:ind w:left="2880" w:hanging="360"/>
+      </w:pPr>
+      <w:rPr>
+        <w:rFonts w:ascii="Symbol" w:hAnsi="Symbol" w:hint="default"/>
+        <w:sz w:val="20"/>
+      </w:rPr>
+    </w:lvl>
+    <w:lvl w:ilvl="4" w:tentative="1">
+      <w:start w:val="1"/>
+      <w:numFmt w:val="bullet"/>
+      <w:lvlText w:val=""/>
+      <w:lvlJc w:val="left"/>
+      <w:pPr>
+        <w:tabs>
+          <w:tab w:val="num" w:pos="3600"/>
+        </w:tabs>
+        <w:ind w:left="3600" w:hanging="360"/>
+      </w:pPr>
+      <w:rPr>
+        <w:rFonts w:ascii="Symbol" w:hAnsi="Symbol" w:hint="default"/>
+        <w:sz w:val="20"/>
+      </w:rPr>
+    </w:lvl>
+    <w:lvl w:ilvl="5" w:tentative="1">
+      <w:start w:val="1"/>
+      <w:numFmt w:val="bullet"/>
+      <w:lvlText w:val=""/>
+      <w:lvlJc w:val="left"/>
+      <w:pPr>
+        <w:tabs>
+          <w:tab w:val="num" w:pos="4320"/>
+        </w:tabs>
+        <w:ind w:left="4320" w:hanging="360"/>
+      </w:pPr>
+      <w:rPr>
+        <w:rFonts w:ascii="Symbol" w:hAnsi="Symbol" w:hint="default"/>
+        <w:sz w:val="20"/>
+      </w:rPr>
+    </w:lvl>
+    <w:lvl w:ilvl="6" w:tentative="1">
+      <w:start w:val="1"/>
+      <w:numFmt w:val="bullet"/>
+      <w:lvlText w:val=""/>
+      <w:lvlJc w:val="left"/>
+      <w:pPr>
+        <w:tabs>
+          <w:tab w:val="num" w:pos="5040"/>
+        </w:tabs>
+        <w:ind w:left="5040" w:hanging="360"/>
+      </w:pPr>
+      <w:rPr>
+        <w:rFonts w:ascii="Symbol" w:hAnsi="Symbol" w:hint="default"/>
+        <w:sz w:val="20"/>
+      </w:rPr>
+    </w:lvl>
+    <w:lvl w:ilvl="7" w:tentative="1">
+      <w:start w:val="1"/>
+      <w:numFmt w:val="bullet"/>
+      <w:lvlText w:val=""/>
+      <w:lvlJc w:val="left"/>
+      <w:pPr>
+        <w:tabs>
+          <w:tab w:val="num" w:pos="5760"/>
+        </w:tabs>
+        <w:ind w:left="5760" w:hanging="360"/>
+      </w:pPr>
+      <w:rPr>
+        <w:rFonts w:ascii="Symbol" w:hAnsi="Symbol" w:hint="default"/>
+        <w:sz w:val="20"/>
+      </w:rPr>
+    </w:lvl>
+    <w:lvl w:ilvl="8" w:tentative="1">
+      <w:start w:val="1"/>
+      <w:numFmt w:val="bullet"/>
+      <w:lvlText w:val=""/>
+      <w:lvlJc w:val="left"/>
+      <w:pPr>
+        <w:tabs>
+          <w:tab w:val="num" w:pos="6480"/>
+        </w:tabs>
+        <w:ind w:left="6480" w:hanging="360"/>
+      </w:pPr>
+      <w:rPr>
+        <w:rFonts w:ascii="Symbol" w:hAnsi="Symbol" w:hint="default"/>
+        <w:sz w:val="20"/>
+      </w:rPr>
+    </w:lvl>
+  </w:abstractNum>
+  <w:abstractNum w:abstractNumId="6" w15:restartNumberingAfterBreak="0">
+    <w:nsid w:val="1E2350DF"/>
+    <w:multiLevelType w:val="multilevel"/>
+    <w:tmpl w:val="7A48C06A"/>
+    <w:lvl w:ilvl="0">
+      <w:start w:val="1"/>
+      <w:numFmt w:val="bullet"/>
+      <w:lvlText w:val=""/>
+      <w:lvlJc w:val="left"/>
+      <w:pPr>
+        <w:tabs>
+          <w:tab w:val="num" w:pos="720"/>
+        </w:tabs>
+        <w:ind w:left="720" w:hanging="360"/>
+      </w:pPr>
+      <w:rPr>
+        <w:rFonts w:ascii="Symbol" w:hAnsi="Symbol" w:hint="default"/>
+        <w:sz w:val="20"/>
+      </w:rPr>
+    </w:lvl>
+    <w:lvl w:ilvl="1" w:tentative="1">
+      <w:start w:val="1"/>
+      <w:numFmt w:val="bullet"/>
+      <w:lvlText w:val=""/>
+      <w:lvlJc w:val="left"/>
+      <w:pPr>
+        <w:tabs>
+          <w:tab w:val="num" w:pos="1440"/>
+        </w:tabs>
+        <w:ind w:left="1440" w:hanging="360"/>
+      </w:pPr>
+      <w:rPr>
+        <w:rFonts w:ascii="Symbol" w:hAnsi="Symbol" w:hint="default"/>
+        <w:sz w:val="20"/>
+      </w:rPr>
+    </w:lvl>
+    <w:lvl w:ilvl="2" w:tentative="1">
+      <w:start w:val="1"/>
+      <w:numFmt w:val="bullet"/>
+      <w:lvlText w:val=""/>
+      <w:lvlJc w:val="left"/>
+      <w:pPr>
+        <w:tabs>
+          <w:tab w:val="num" w:pos="2160"/>
+        </w:tabs>
+        <w:ind w:left="2160" w:hanging="360"/>
+      </w:pPr>
+      <w:rPr>
+        <w:rFonts w:ascii="Symbol" w:hAnsi="Symbol" w:hint="default"/>
+        <w:sz w:val="20"/>
+      </w:rPr>
+    </w:lvl>
+    <w:lvl w:ilvl="3" w:tentative="1">
+      <w:start w:val="1"/>
+      <w:numFmt w:val="bullet"/>
+      <w:lvlText w:val=""/>
+      <w:lvlJc w:val="left"/>
+      <w:pPr>
+        <w:tabs>
+          <w:tab w:val="num" w:pos="2880"/>
+        </w:tabs>
+        <w:ind w:left="2880" w:hanging="360"/>
+      </w:pPr>
+      <w:rPr>
+        <w:rFonts w:ascii="Symbol" w:hAnsi="Symbol" w:hint="default"/>
+        <w:sz w:val="20"/>
+      </w:rPr>
+    </w:lvl>
+    <w:lvl w:ilvl="4" w:tentative="1">
+      <w:start w:val="1"/>
+      <w:numFmt w:val="bullet"/>
+      <w:lvlText w:val=""/>
+      <w:lvlJc w:val="left"/>
+      <w:pPr>
+        <w:tabs>
+          <w:tab w:val="num" w:pos="3600"/>
+        </w:tabs>
+        <w:ind w:left="3600" w:hanging="360"/>
+      </w:pPr>
+      <w:rPr>
+        <w:rFonts w:ascii="Symbol" w:hAnsi="Symbol" w:hint="default"/>
+        <w:sz w:val="20"/>
+      </w:rPr>
+    </w:lvl>
+    <w:lvl w:ilvl="5" w:tentative="1">
+      <w:start w:val="1"/>
+      <w:numFmt w:val="bullet"/>
+      <w:lvlText w:val=""/>
+      <w:lvlJc w:val="left"/>
+      <w:pPr>
+        <w:tabs>
+          <w:tab w:val="num" w:pos="4320"/>
+        </w:tabs>
+        <w:ind w:left="4320" w:hanging="360"/>
+      </w:pPr>
+      <w:rPr>
+        <w:rFonts w:ascii="Symbol" w:hAnsi="Symbol" w:hint="default"/>
+        <w:sz w:val="20"/>
+      </w:rPr>
+    </w:lvl>
+    <w:lvl w:ilvl="6" w:tentative="1">
+      <w:start w:val="1"/>
+      <w:numFmt w:val="bullet"/>
+      <w:lvlText w:val=""/>
+      <w:lvlJc w:val="left"/>
+      <w:pPr>
+        <w:tabs>
+          <w:tab w:val="num" w:pos="5040"/>
+        </w:tabs>
+        <w:ind w:left="5040" w:hanging="360"/>
+      </w:pPr>
+      <w:rPr>
+        <w:rFonts w:ascii="Symbol" w:hAnsi="Symbol" w:hint="default"/>
+        <w:sz w:val="20"/>
+      </w:rPr>
+    </w:lvl>
+    <w:lvl w:ilvl="7" w:tentative="1">
+      <w:start w:val="1"/>
+      <w:numFmt w:val="bullet"/>
+      <w:lvlText w:val=""/>
+      <w:lvlJc w:val="left"/>
+      <w:pPr>
+        <w:tabs>
+          <w:tab w:val="num" w:pos="5760"/>
+        </w:tabs>
+        <w:ind w:left="5760" w:hanging="360"/>
+      </w:pPr>
+      <w:rPr>
+        <w:rFonts w:ascii="Symbol" w:hAnsi="Symbol" w:hint="default"/>
+        <w:sz w:val="20"/>
+      </w:rPr>
+    </w:lvl>
+    <w:lvl w:ilvl="8" w:tentative="1">
+      <w:start w:val="1"/>
+      <w:numFmt w:val="bullet"/>
+      <w:lvlText w:val=""/>
+      <w:lvlJc w:val="left"/>
+      <w:pPr>
+        <w:tabs>
+          <w:tab w:val="num" w:pos="6480"/>
+        </w:tabs>
+        <w:ind w:left="6480" w:hanging="360"/>
+      </w:pPr>
+      <w:rPr>
+        <w:rFonts w:ascii="Symbol" w:hAnsi="Symbol" w:hint="default"/>
+        <w:sz w:val="20"/>
+      </w:rPr>
+    </w:lvl>
+  </w:abstractNum>
+  <w:abstractNum w:abstractNumId="7" w15:restartNumberingAfterBreak="0">
+    <w:nsid w:val="2262387D"/>
+    <w:multiLevelType w:val="multilevel"/>
+    <w:tmpl w:val="B82E4F4E"/>
+    <w:lvl w:ilvl="0">
+      <w:start w:val="1"/>
+      <w:numFmt w:val="bullet"/>
+      <w:lvlText w:val=""/>
+      <w:lvlJc w:val="left"/>
+      <w:pPr>
+        <w:tabs>
+          <w:tab w:val="num" w:pos="720"/>
+        </w:tabs>
+        <w:ind w:left="720" w:hanging="360"/>
+      </w:pPr>
+      <w:rPr>
+        <w:rFonts w:ascii="Symbol" w:hAnsi="Symbol" w:hint="default"/>
+        <w:sz w:val="20"/>
+      </w:rPr>
+    </w:lvl>
+    <w:lvl w:ilvl="1" w:tentative="1">
+      <w:start w:val="1"/>
+      <w:numFmt w:val="bullet"/>
+      <w:lvlText w:val=""/>
+      <w:lvlJc w:val="left"/>
+      <w:pPr>
+        <w:tabs>
+          <w:tab w:val="num" w:pos="1440"/>
+        </w:tabs>
+        <w:ind w:left="1440" w:hanging="360"/>
+      </w:pPr>
+      <w:rPr>
+        <w:rFonts w:ascii="Symbol" w:hAnsi="Symbol" w:hint="default"/>
+        <w:sz w:val="20"/>
+      </w:rPr>
+    </w:lvl>
+    <w:lvl w:ilvl="2" w:tentative="1">
+      <w:start w:val="1"/>
+      <w:numFmt w:val="bullet"/>
+      <w:lvlText w:val=""/>
+      <w:lvlJc w:val="left"/>
+      <w:pPr>
+        <w:tabs>
+          <w:tab w:val="num" w:pos="2160"/>
+        </w:tabs>
+        <w:ind w:left="2160" w:hanging="360"/>
+      </w:pPr>
+      <w:rPr>
+        <w:rFonts w:ascii="Symbol" w:hAnsi="Symbol" w:hint="default"/>
+        <w:sz w:val="20"/>
+      </w:rPr>
+    </w:lvl>
+    <w:lvl w:ilvl="3" w:tentative="1">
+      <w:start w:val="1"/>
+      <w:numFmt w:val="bullet"/>
+      <w:lvlText w:val=""/>
+      <w:lvlJc w:val="left"/>
+      <w:pPr>
+        <w:tabs>
+          <w:tab w:val="num" w:pos="2880"/>
+        </w:tabs>
+        <w:ind w:left="2880" w:hanging="360"/>
+      </w:pPr>
+      <w:rPr>
+        <w:rFonts w:ascii="Symbol" w:hAnsi="Symbol" w:hint="default"/>
+        <w:sz w:val="20"/>
+      </w:rPr>
+    </w:lvl>
+    <w:lvl w:ilvl="4" w:tentative="1">
+      <w:start w:val="1"/>
+      <w:numFmt w:val="bullet"/>
+      <w:lvlText w:val=""/>
+      <w:lvlJc w:val="left"/>
+      <w:pPr>
+        <w:tabs>
+          <w:tab w:val="num" w:pos="3600"/>
+        </w:tabs>
+        <w:ind w:left="3600" w:hanging="360"/>
+      </w:pPr>
+      <w:rPr>
+        <w:rFonts w:ascii="Symbol" w:hAnsi="Symbol" w:hint="default"/>
+        <w:sz w:val="20"/>
+      </w:rPr>
+    </w:lvl>
+    <w:lvl w:ilvl="5" w:tentative="1">
+      <w:start w:val="1"/>
+      <w:numFmt w:val="bullet"/>
+      <w:lvlText w:val=""/>
+      <w:lvlJc w:val="left"/>
+      <w:pPr>
+        <w:tabs>
+          <w:tab w:val="num" w:pos="4320"/>
+        </w:tabs>
+        <w:ind w:left="4320" w:hanging="360"/>
+      </w:pPr>
+      <w:rPr>
+        <w:rFonts w:ascii="Symbol" w:hAnsi="Symbol" w:hint="default"/>
+        <w:sz w:val="20"/>
+      </w:rPr>
+    </w:lvl>
+    <w:lvl w:ilvl="6" w:tentative="1">
+      <w:start w:val="1"/>
+      <w:numFmt w:val="bullet"/>
+      <w:lvlText w:val=""/>
+      <w:lvlJc w:val="left"/>
+      <w:pPr>
+        <w:tabs>
+          <w:tab w:val="num" w:pos="5040"/>
+        </w:tabs>
+        <w:ind w:left="5040" w:hanging="360"/>
+      </w:pPr>
+      <w:rPr>
+        <w:rFonts w:ascii="Symbol" w:hAnsi="Symbol" w:hint="default"/>
+        <w:sz w:val="20"/>
+      </w:rPr>
+    </w:lvl>
+    <w:lvl w:ilvl="7" w:tentative="1">
+      <w:start w:val="1"/>
+      <w:numFmt w:val="bullet"/>
+      <w:lvlText w:val=""/>
+      <w:lvlJc w:val="left"/>
+      <w:pPr>
+        <w:tabs>
+          <w:tab w:val="num" w:pos="5760"/>
+        </w:tabs>
+        <w:ind w:left="5760" w:hanging="360"/>
+      </w:pPr>
+      <w:rPr>
+        <w:rFonts w:ascii="Symbol" w:hAnsi="Symbol" w:hint="default"/>
+        <w:sz w:val="20"/>
+      </w:rPr>
+    </w:lvl>
+    <w:lvl w:ilvl="8" w:tentative="1">
+      <w:start w:val="1"/>
+      <w:numFmt w:val="bullet"/>
+      <w:lvlText w:val=""/>
+      <w:lvlJc w:val="left"/>
+      <w:pPr>
+        <w:tabs>
+          <w:tab w:val="num" w:pos="6480"/>
+        </w:tabs>
+        <w:ind w:left="6480" w:hanging="360"/>
+      </w:pPr>
+      <w:rPr>
+        <w:rFonts w:ascii="Symbol" w:hAnsi="Symbol" w:hint="default"/>
+        <w:sz w:val="20"/>
+      </w:rPr>
+    </w:lvl>
+  </w:abstractNum>
+  <w:abstractNum w:abstractNumId="8" w15:restartNumberingAfterBreak="0">
+    <w:nsid w:val="22F7244A"/>
+    <w:multiLevelType w:val="multilevel"/>
+    <w:tmpl w:val="A484EC00"/>
+    <w:lvl w:ilvl="0">
+      <w:start w:val="1"/>
+      <w:numFmt w:val="bullet"/>
+      <w:lvlText w:val=""/>
+      <w:lvlJc w:val="left"/>
+      <w:pPr>
+        <w:tabs>
+          <w:tab w:val="num" w:pos="720"/>
+        </w:tabs>
+        <w:ind w:left="720" w:hanging="360"/>
+      </w:pPr>
+      <w:rPr>
+        <w:rFonts w:ascii="Symbol" w:hAnsi="Symbol" w:hint="default"/>
+        <w:sz w:val="20"/>
+      </w:rPr>
+    </w:lvl>
+    <w:lvl w:ilvl="1" w:tentative="1">
+      <w:start w:val="1"/>
+      <w:numFmt w:val="bullet"/>
+      <w:lvlText w:val=""/>
+      <w:lvlJc w:val="left"/>
+      <w:pPr>
+        <w:tabs>
+          <w:tab w:val="num" w:pos="1440"/>
+        </w:tabs>
+        <w:ind w:left="1440" w:hanging="360"/>
+      </w:pPr>
+      <w:rPr>
+        <w:rFonts w:ascii="Symbol" w:hAnsi="Symbol" w:hint="default"/>
+        <w:sz w:val="20"/>
+      </w:rPr>
+    </w:lvl>
+    <w:lvl w:ilvl="2" w:tentative="1">
+      <w:start w:val="1"/>
+      <w:numFmt w:val="bullet"/>
+      <w:lvlText w:val=""/>
+      <w:lvlJc w:val="left"/>
+      <w:pPr>
+        <w:tabs>
+          <w:tab w:val="num" w:pos="2160"/>
+        </w:tabs>
+        <w:ind w:left="2160" w:hanging="360"/>
+      </w:pPr>
+      <w:rPr>
+        <w:rFonts w:ascii="Symbol" w:hAnsi="Symbol" w:hint="default"/>
+        <w:sz w:val="20"/>
+      </w:rPr>
+    </w:lvl>
+    <w:lvl w:ilvl="3" w:tentative="1">
+      <w:start w:val="1"/>
+      <w:numFmt w:val="bullet"/>
+      <w:lvlText w:val=""/>
+      <w:lvlJc w:val="left"/>
+      <w:pPr>
+        <w:tabs>
+          <w:tab w:val="num" w:pos="2880"/>
+        </w:tabs>
+        <w:ind w:left="2880" w:hanging="360"/>
+      </w:pPr>
+      <w:rPr>
+        <w:rFonts w:ascii="Symbol" w:hAnsi="Symbol" w:hint="default"/>
+        <w:sz w:val="20"/>
+      </w:rPr>
+    </w:lvl>
+    <w:lvl w:ilvl="4" w:tentative="1">
+      <w:start w:val="1"/>
+      <w:numFmt w:val="bullet"/>
+      <w:lvlText w:val=""/>
+      <w:lvlJc w:val="left"/>
+      <w:pPr>
+        <w:tabs>
+          <w:tab w:val="num" w:pos="3600"/>
+        </w:tabs>
+        <w:ind w:left="3600" w:hanging="360"/>
+      </w:pPr>
+      <w:rPr>
+        <w:rFonts w:ascii="Symbol" w:hAnsi="Symbol" w:hint="default"/>
+        <w:sz w:val="20"/>
+      </w:rPr>
+    </w:lvl>
+    <w:lvl w:ilvl="5" w:tentative="1">
+      <w:start w:val="1"/>
+      <w:numFmt w:val="bullet"/>
+      <w:lvlText w:val=""/>
+      <w:lvlJc w:val="left"/>
+      <w:pPr>
+        <w:tabs>
+          <w:tab w:val="num" w:pos="4320"/>
+        </w:tabs>
+        <w:ind w:left="4320" w:hanging="360"/>
+      </w:pPr>
+      <w:rPr>
+        <w:rFonts w:ascii="Symbol" w:hAnsi="Symbol" w:hint="default"/>
+        <w:sz w:val="20"/>
+      </w:rPr>
+    </w:lvl>
+    <w:lvl w:ilvl="6" w:tentative="1">
+      <w:start w:val="1"/>
+      <w:numFmt w:val="bullet"/>
+      <w:lvlText w:val=""/>
+      <w:lvlJc w:val="left"/>
+      <w:pPr>
+        <w:tabs>
+          <w:tab w:val="num" w:pos="5040"/>
+        </w:tabs>
+        <w:ind w:left="5040" w:hanging="360"/>
+      </w:pPr>
+      <w:rPr>
+        <w:rFonts w:ascii="Symbol" w:hAnsi="Symbol" w:hint="default"/>
+        <w:sz w:val="20"/>
+      </w:rPr>
+    </w:lvl>
+    <w:lvl w:ilvl="7" w:tentative="1">
+      <w:start w:val="1"/>
+      <w:numFmt w:val="bullet"/>
+      <w:lvlText w:val=""/>
+      <w:lvlJc w:val="left"/>
+      <w:pPr>
+        <w:tabs>
+          <w:tab w:val="num" w:pos="5760"/>
+        </w:tabs>
+        <w:ind w:left="5760" w:hanging="360"/>
+      </w:pPr>
+      <w:rPr>
+        <w:rFonts w:ascii="Symbol" w:hAnsi="Symbol" w:hint="default"/>
+        <w:sz w:val="20"/>
+      </w:rPr>
+    </w:lvl>
+    <w:lvl w:ilvl="8" w:tentative="1">
+      <w:start w:val="1"/>
+      <w:numFmt w:val="bullet"/>
+      <w:lvlText w:val=""/>
+      <w:lvlJc w:val="left"/>
+      <w:pPr>
+        <w:tabs>
+          <w:tab w:val="num" w:pos="6480"/>
+        </w:tabs>
+        <w:ind w:left="6480" w:hanging="360"/>
+      </w:pPr>
+      <w:rPr>
+        <w:rFonts w:ascii="Symbol" w:hAnsi="Symbol" w:hint="default"/>
+        <w:sz w:val="20"/>
+      </w:rPr>
+    </w:lvl>
+  </w:abstractNum>
+  <w:abstractNum w:abstractNumId="9" w15:restartNumberingAfterBreak="0">
+    <w:nsid w:val="254871EC"/>
+    <w:multiLevelType w:val="multilevel"/>
+    <w:tmpl w:val="9330FE80"/>
+    <w:lvl w:ilvl="0">
+      <w:start w:val="1"/>
+      <w:numFmt w:val="bullet"/>
+      <w:lvlText w:val=""/>
+      <w:lvlJc w:val="left"/>
+      <w:pPr>
+        <w:tabs>
+          <w:tab w:val="num" w:pos="720"/>
+        </w:tabs>
+        <w:ind w:left="720" w:hanging="360"/>
+      </w:pPr>
+      <w:rPr>
+        <w:rFonts w:ascii="Symbol" w:hAnsi="Symbol" w:hint="default"/>
+        <w:sz w:val="20"/>
+      </w:rPr>
+    </w:lvl>
+    <w:lvl w:ilvl="1" w:tentative="1">
+      <w:start w:val="1"/>
+      <w:numFmt w:val="bullet"/>
+      <w:lvlText w:val=""/>
+      <w:lvlJc w:val="left"/>
+      <w:pPr>
+        <w:tabs>
+          <w:tab w:val="num" w:pos="1440"/>
+        </w:tabs>
+        <w:ind w:left="1440" w:hanging="360"/>
+      </w:pPr>
+      <w:rPr>
+        <w:rFonts w:ascii="Symbol" w:hAnsi="Symbol" w:hint="default"/>
+        <w:sz w:val="20"/>
+      </w:rPr>
+    </w:lvl>
+    <w:lvl w:ilvl="2" w:tentative="1">
+      <w:start w:val="1"/>
+      <w:numFmt w:val="bullet"/>
+      <w:lvlText w:val=""/>
+      <w:lvlJc w:val="left"/>
+      <w:pPr>
+        <w:tabs>
+          <w:tab w:val="num" w:pos="2160"/>
+        </w:tabs>
+        <w:ind w:left="2160" w:hanging="360"/>
+      </w:pPr>
+      <w:rPr>
+        <w:rFonts w:ascii="Symbol" w:hAnsi="Symbol" w:hint="default"/>
+        <w:sz w:val="20"/>
+      </w:rPr>
+    </w:lvl>
+    <w:lvl w:ilvl="3" w:tentative="1">
+      <w:start w:val="1"/>
+      <w:numFmt w:val="bullet"/>
+      <w:lvlText w:val=""/>
+      <w:lvlJc w:val="left"/>
+      <w:pPr>
+        <w:tabs>
+          <w:tab w:val="num" w:pos="2880"/>
+        </w:tabs>
+        <w:ind w:left="2880" w:hanging="360"/>
+      </w:pPr>
+      <w:rPr>
+        <w:rFonts w:ascii="Symbol" w:hAnsi="Symbol" w:hint="default"/>
+        <w:sz w:val="20"/>
+      </w:rPr>
+    </w:lvl>
+    <w:lvl w:ilvl="4" w:tentative="1">
+      <w:start w:val="1"/>
+      <w:numFmt w:val="bullet"/>
+      <w:lvlText w:val=""/>
+      <w:lvlJc w:val="left"/>
+      <w:pPr>
+        <w:tabs>
+          <w:tab w:val="num" w:pos="3600"/>
+        </w:tabs>
+        <w:ind w:left="3600" w:hanging="360"/>
+      </w:pPr>
+      <w:rPr>
+        <w:rFonts w:ascii="Symbol" w:hAnsi="Symbol" w:hint="default"/>
+        <w:sz w:val="20"/>
+      </w:rPr>
+    </w:lvl>
+    <w:lvl w:ilvl="5" w:tentative="1">
+      <w:start w:val="1"/>
+      <w:numFmt w:val="bullet"/>
+      <w:lvlText w:val=""/>
+      <w:lvlJc w:val="left"/>
+      <w:pPr>
+        <w:tabs>
+          <w:tab w:val="num" w:pos="4320"/>
+        </w:tabs>
+        <w:ind w:left="4320" w:hanging="360"/>
+      </w:pPr>
+      <w:rPr>
+        <w:rFonts w:ascii="Symbol" w:hAnsi="Symbol" w:hint="default"/>
+        <w:sz w:val="20"/>
+      </w:rPr>
+    </w:lvl>
+    <w:lvl w:ilvl="6" w:tentative="1">
+      <w:start w:val="1"/>
+      <w:numFmt w:val="bullet"/>
+      <w:lvlText w:val=""/>
+      <w:lvlJc w:val="left"/>
+      <w:pPr>
+        <w:tabs>
+          <w:tab w:val="num" w:pos="5040"/>
+        </w:tabs>
+        <w:ind w:left="5040" w:hanging="360"/>
+      </w:pPr>
+      <w:rPr>
+        <w:rFonts w:ascii="Symbol" w:hAnsi="Symbol" w:hint="default"/>
+        <w:sz w:val="20"/>
+      </w:rPr>
+    </w:lvl>
+    <w:lvl w:ilvl="7" w:tentative="1">
+      <w:start w:val="1"/>
+      <w:numFmt w:val="bullet"/>
+      <w:lvlText w:val=""/>
+      <w:lvlJc w:val="left"/>
+      <w:pPr>
+        <w:tabs>
+          <w:tab w:val="num" w:pos="5760"/>
+        </w:tabs>
+        <w:ind w:left="5760" w:hanging="360"/>
+      </w:pPr>
+      <w:rPr>
+        <w:rFonts w:ascii="Symbol" w:hAnsi="Symbol" w:hint="default"/>
+        <w:sz w:val="20"/>
+      </w:rPr>
+    </w:lvl>
+    <w:lvl w:ilvl="8" w:tentative="1">
+      <w:start w:val="1"/>
+      <w:numFmt w:val="bullet"/>
+      <w:lvlText w:val=""/>
+      <w:lvlJc w:val="left"/>
+      <w:pPr>
+        <w:tabs>
+          <w:tab w:val="num" w:pos="6480"/>
+        </w:tabs>
+        <w:ind w:left="6480" w:hanging="360"/>
+      </w:pPr>
+      <w:rPr>
+        <w:rFonts w:ascii="Symbol" w:hAnsi="Symbol" w:hint="default"/>
+        <w:sz w:val="20"/>
+      </w:rPr>
+    </w:lvl>
+  </w:abstractNum>
+  <w:abstractNum w:abstractNumId="10" w15:restartNumberingAfterBreak="0">
+    <w:nsid w:val="2B186494"/>
+    <w:multiLevelType w:val="multilevel"/>
+    <w:tmpl w:val="9AD67280"/>
+    <w:lvl w:ilvl="0">
+      <w:start w:val="1"/>
+      <w:numFmt w:val="bullet"/>
+      <w:lvlText w:val=""/>
+      <w:lvlJc w:val="left"/>
+      <w:pPr>
+        <w:tabs>
+          <w:tab w:val="num" w:pos="720"/>
+        </w:tabs>
+        <w:ind w:left="720" w:hanging="360"/>
+      </w:pPr>
+      <w:rPr>
+        <w:rFonts w:ascii="Symbol" w:hAnsi="Symbol" w:hint="default"/>
+        <w:sz w:val="20"/>
+      </w:rPr>
+    </w:lvl>
+    <w:lvl w:ilvl="1" w:tentative="1">
+      <w:start w:val="1"/>
+      <w:numFmt w:val="bullet"/>
+      <w:lvlText w:val=""/>
+      <w:lvlJc w:val="left"/>
+      <w:pPr>
+        <w:tabs>
+          <w:tab w:val="num" w:pos="1440"/>
+        </w:tabs>
+        <w:ind w:left="1440" w:hanging="360"/>
+      </w:pPr>
+      <w:rPr>
+        <w:rFonts w:ascii="Symbol" w:hAnsi="Symbol" w:hint="default"/>
+        <w:sz w:val="20"/>
+      </w:rPr>
+    </w:lvl>
+    <w:lvl w:ilvl="2" w:tentative="1">
+      <w:start w:val="1"/>
+      <w:numFmt w:val="bullet"/>
+      <w:lvlText w:val=""/>
+      <w:lvlJc w:val="left"/>
+      <w:pPr>
+        <w:tabs>
+          <w:tab w:val="num" w:pos="2160"/>
+        </w:tabs>
+        <w:ind w:left="2160" w:hanging="360"/>
+      </w:pPr>
+      <w:rPr>
+        <w:rFonts w:ascii="Symbol" w:hAnsi="Symbol" w:hint="default"/>
+        <w:sz w:val="20"/>
+      </w:rPr>
+    </w:lvl>
+    <w:lvl w:ilvl="3" w:tentative="1">
+      <w:start w:val="1"/>
+      <w:numFmt w:val="bullet"/>
+      <w:lvlText w:val=""/>
+      <w:lvlJc w:val="left"/>
+      <w:pPr>
+        <w:tabs>
+          <w:tab w:val="num" w:pos="2880"/>
+        </w:tabs>
+        <w:ind w:left="2880" w:hanging="360"/>
+      </w:pPr>
+      <w:rPr>
+        <w:rFonts w:ascii="Symbol" w:hAnsi="Symbol" w:hint="default"/>
+        <w:sz w:val="20"/>
+      </w:rPr>
+    </w:lvl>
+    <w:lvl w:ilvl="4" w:tentative="1">
+      <w:start w:val="1"/>
+      <w:numFmt w:val="bullet"/>
+      <w:lvlText w:val=""/>
+      <w:lvlJc w:val="left"/>
+      <w:pPr>
+        <w:tabs>
+          <w:tab w:val="num" w:pos="3600"/>
+        </w:tabs>
+        <w:ind w:left="3600" w:hanging="360"/>
+      </w:pPr>
+      <w:rPr>
+        <w:rFonts w:ascii="Symbol" w:hAnsi="Symbol" w:hint="default"/>
+        <w:sz w:val="20"/>
+      </w:rPr>
+    </w:lvl>
+    <w:lvl w:ilvl="5" w:tentative="1">
+      <w:start w:val="1"/>
+      <w:numFmt w:val="bullet"/>
+      <w:lvlText w:val=""/>
+      <w:lvlJc w:val="left"/>
+      <w:pPr>
+        <w:tabs>
+          <w:tab w:val="num" w:pos="4320"/>
+        </w:tabs>
+        <w:ind w:left="4320" w:hanging="360"/>
+      </w:pPr>
+      <w:rPr>
+        <w:rFonts w:ascii="Symbol" w:hAnsi="Symbol" w:hint="default"/>
+        <w:sz w:val="20"/>
+      </w:rPr>
+    </w:lvl>
+    <w:lvl w:ilvl="6" w:tentative="1">
+      <w:start w:val="1"/>
+      <w:numFmt w:val="bullet"/>
+      <w:lvlText w:val=""/>
+      <w:lvlJc w:val="left"/>
+      <w:pPr>
+        <w:tabs>
+          <w:tab w:val="num" w:pos="5040"/>
+        </w:tabs>
+        <w:ind w:left="5040" w:hanging="360"/>
+      </w:pPr>
+      <w:rPr>
+        <w:rFonts w:ascii="Symbol" w:hAnsi="Symbol" w:hint="default"/>
+        <w:sz w:val="20"/>
+      </w:rPr>
+    </w:lvl>
+    <w:lvl w:ilvl="7" w:tentative="1">
+      <w:start w:val="1"/>
+      <w:numFmt w:val="bullet"/>
+      <w:lvlText w:val=""/>
+      <w:lvlJc w:val="left"/>
+      <w:pPr>
+        <w:tabs>
+          <w:tab w:val="num" w:pos="5760"/>
+        </w:tabs>
+        <w:ind w:left="5760" w:hanging="360"/>
+      </w:pPr>
+      <w:rPr>
+        <w:rFonts w:ascii="Symbol" w:hAnsi="Symbol" w:hint="default"/>
+        <w:sz w:val="20"/>
+      </w:rPr>
+    </w:lvl>
+    <w:lvl w:ilvl="8" w:tentative="1">
+      <w:start w:val="1"/>
+      <w:numFmt w:val="bullet"/>
+      <w:lvlText w:val=""/>
+      <w:lvlJc w:val="left"/>
+      <w:pPr>
+        <w:tabs>
+          <w:tab w:val="num" w:pos="6480"/>
+        </w:tabs>
+        <w:ind w:left="6480" w:hanging="360"/>
+      </w:pPr>
+      <w:rPr>
+        <w:rFonts w:ascii="Symbol" w:hAnsi="Symbol" w:hint="default"/>
+        <w:sz w:val="20"/>
+      </w:rPr>
+    </w:lvl>
+  </w:abstractNum>
+  <w:abstractNum w:abstractNumId="11" w15:restartNumberingAfterBreak="0">
+    <w:nsid w:val="2BB17319"/>
+    <w:multiLevelType w:val="multilevel"/>
+    <w:tmpl w:val="A52047C8"/>
+    <w:lvl w:ilvl="0">
+      <w:start w:val="1"/>
+      <w:numFmt w:val="bullet"/>
+      <w:lvlText w:val=""/>
+      <w:lvlJc w:val="left"/>
+      <w:pPr>
+        <w:tabs>
+          <w:tab w:val="num" w:pos="720"/>
+        </w:tabs>
+        <w:ind w:left="720" w:hanging="360"/>
+      </w:pPr>
+      <w:rPr>
+        <w:rFonts w:ascii="Symbol" w:hAnsi="Symbol" w:hint="default"/>
+        <w:sz w:val="20"/>
+      </w:rPr>
+    </w:lvl>
+    <w:lvl w:ilvl="1" w:tentative="1">
+      <w:start w:val="1"/>
+      <w:numFmt w:val="bullet"/>
+      <w:lvlText w:val=""/>
+      <w:lvlJc w:val="left"/>
+      <w:pPr>
+        <w:tabs>
+          <w:tab w:val="num" w:pos="1440"/>
+        </w:tabs>
+        <w:ind w:left="1440" w:hanging="360"/>
+      </w:pPr>
+      <w:rPr>
+        <w:rFonts w:ascii="Symbol" w:hAnsi="Symbol" w:hint="default"/>
+        <w:sz w:val="20"/>
+      </w:rPr>
+    </w:lvl>
+    <w:lvl w:ilvl="2" w:tentative="1">
+      <w:start w:val="1"/>
+      <w:numFmt w:val="bullet"/>
+      <w:lvlText w:val=""/>
+      <w:lvlJc w:val="left"/>
+      <w:pPr>
+        <w:tabs>
+          <w:tab w:val="num" w:pos="2160"/>
+        </w:tabs>
+        <w:ind w:left="2160" w:hanging="360"/>
+      </w:pPr>
+      <w:rPr>
+        <w:rFonts w:ascii="Symbol" w:hAnsi="Symbol" w:hint="default"/>
+        <w:sz w:val="20"/>
+      </w:rPr>
+    </w:lvl>
+    <w:lvl w:ilvl="3" w:tentative="1">
+      <w:start w:val="1"/>
+      <w:numFmt w:val="bullet"/>
+      <w:lvlText w:val=""/>
+      <w:lvlJc w:val="left"/>
+      <w:pPr>
+        <w:tabs>
+          <w:tab w:val="num" w:pos="2880"/>
+        </w:tabs>
+        <w:ind w:left="2880" w:hanging="360"/>
+      </w:pPr>
+      <w:rPr>
+        <w:rFonts w:ascii="Symbol" w:hAnsi="Symbol" w:hint="default"/>
+        <w:sz w:val="20"/>
+      </w:rPr>
+    </w:lvl>
+    <w:lvl w:ilvl="4" w:tentative="1">
+      <w:start w:val="1"/>
+      <w:numFmt w:val="bullet"/>
+      <w:lvlText w:val=""/>
+      <w:lvlJc w:val="left"/>
+      <w:pPr>
+        <w:tabs>
+          <w:tab w:val="num" w:pos="3600"/>
+        </w:tabs>
+        <w:ind w:left="3600" w:hanging="360"/>
+      </w:pPr>
+      <w:rPr>
+        <w:rFonts w:ascii="Symbol" w:hAnsi="Symbol" w:hint="default"/>
+        <w:sz w:val="20"/>
+      </w:rPr>
+    </w:lvl>
+    <w:lvl w:ilvl="5" w:tentative="1">
+      <w:start w:val="1"/>
+      <w:numFmt w:val="bullet"/>
+      <w:lvlText w:val=""/>
+      <w:lvlJc w:val="left"/>
+      <w:pPr>
+        <w:tabs>
+          <w:tab w:val="num" w:pos="4320"/>
+        </w:tabs>
+        <w:ind w:left="4320" w:hanging="360"/>
+      </w:pPr>
+      <w:rPr>
+        <w:rFonts w:ascii="Symbol" w:hAnsi="Symbol" w:hint="default"/>
+        <w:sz w:val="20"/>
+      </w:rPr>
+    </w:lvl>
+    <w:lvl w:ilvl="6" w:tentative="1">
+      <w:start w:val="1"/>
+      <w:numFmt w:val="bullet"/>
+      <w:lvlText w:val=""/>
+      <w:lvlJc w:val="left"/>
+      <w:pPr>
+        <w:tabs>
+          <w:tab w:val="num" w:pos="5040"/>
+        </w:tabs>
+        <w:ind w:left="5040" w:hanging="360"/>
+      </w:pPr>
+      <w:rPr>
+        <w:rFonts w:ascii="Symbol" w:hAnsi="Symbol" w:hint="default"/>
+        <w:sz w:val="20"/>
+      </w:rPr>
+    </w:lvl>
+    <w:lvl w:ilvl="7" w:tentative="1">
+      <w:start w:val="1"/>
+      <w:numFmt w:val="bullet"/>
+      <w:lvlText w:val=""/>
+      <w:lvlJc w:val="left"/>
+      <w:pPr>
+        <w:tabs>
+          <w:tab w:val="num" w:pos="5760"/>
+        </w:tabs>
+        <w:ind w:left="5760" w:hanging="360"/>
+      </w:pPr>
+      <w:rPr>
+        <w:rFonts w:ascii="Symbol" w:hAnsi="Symbol" w:hint="default"/>
+        <w:sz w:val="20"/>
+      </w:rPr>
+    </w:lvl>
+    <w:lvl w:ilvl="8" w:tentative="1">
+      <w:start w:val="1"/>
+      <w:numFmt w:val="bullet"/>
+      <w:lvlText w:val=""/>
+      <w:lvlJc w:val="left"/>
+      <w:pPr>
+        <w:tabs>
+          <w:tab w:val="num" w:pos="6480"/>
+        </w:tabs>
+        <w:ind w:left="6480" w:hanging="360"/>
+      </w:pPr>
+      <w:rPr>
+        <w:rFonts w:ascii="Symbol" w:hAnsi="Symbol" w:hint="default"/>
+        <w:sz w:val="20"/>
+      </w:rPr>
+    </w:lvl>
+  </w:abstractNum>
+  <w:abstractNum w:abstractNumId="12" w15:restartNumberingAfterBreak="0">
+    <w:nsid w:val="2ECC143E"/>
+    <w:multiLevelType w:val="multilevel"/>
+    <w:tmpl w:val="857420DE"/>
+    <w:lvl w:ilvl="0">
+      <w:start w:val="1"/>
+      <w:numFmt w:val="bullet"/>
+      <w:lvlText w:val=""/>
+      <w:lvlJc w:val="left"/>
+      <w:pPr>
+        <w:tabs>
+          <w:tab w:val="num" w:pos="720"/>
+        </w:tabs>
+        <w:ind w:left="720" w:hanging="360"/>
+      </w:pPr>
+      <w:rPr>
+        <w:rFonts w:ascii="Symbol" w:hAnsi="Symbol" w:hint="default"/>
+        <w:sz w:val="20"/>
+      </w:rPr>
+    </w:lvl>
+    <w:lvl w:ilvl="1" w:tentative="1">
+      <w:start w:val="1"/>
+      <w:numFmt w:val="bullet"/>
+      <w:lvlText w:val=""/>
+      <w:lvlJc w:val="left"/>
+      <w:pPr>
+        <w:tabs>
+          <w:tab w:val="num" w:pos="1440"/>
+        </w:tabs>
+        <w:ind w:left="1440" w:hanging="360"/>
+      </w:pPr>
+      <w:rPr>
+        <w:rFonts w:ascii="Symbol" w:hAnsi="Symbol" w:hint="default"/>
+        <w:sz w:val="20"/>
+      </w:rPr>
+    </w:lvl>
+    <w:lvl w:ilvl="2" w:tentative="1">
+      <w:start w:val="1"/>
+      <w:numFmt w:val="bullet"/>
+      <w:lvlText w:val=""/>
+      <w:lvlJc w:val="left"/>
+      <w:pPr>
+        <w:tabs>
+          <w:tab w:val="num" w:pos="2160"/>
+        </w:tabs>
+        <w:ind w:left="2160" w:hanging="360"/>
+      </w:pPr>
+      <w:rPr>
+        <w:rFonts w:ascii="Symbol" w:hAnsi="Symbol" w:hint="default"/>
+        <w:sz w:val="20"/>
+      </w:rPr>
+    </w:lvl>
+    <w:lvl w:ilvl="3" w:tentative="1">
+      <w:start w:val="1"/>
+      <w:numFmt w:val="bullet"/>
+      <w:lvlText w:val=""/>
+      <w:lvlJc w:val="left"/>
+      <w:pPr>
+        <w:tabs>
+          <w:tab w:val="num" w:pos="2880"/>
+        </w:tabs>
+        <w:ind w:left="2880" w:hanging="360"/>
+      </w:pPr>
+      <w:rPr>
+        <w:rFonts w:ascii="Symbol" w:hAnsi="Symbol" w:hint="default"/>
+        <w:sz w:val="20"/>
+      </w:rPr>
+    </w:lvl>
+    <w:lvl w:ilvl="4" w:tentative="1">
+      <w:start w:val="1"/>
+      <w:numFmt w:val="bullet"/>
+      <w:lvlText w:val=""/>
+      <w:lvlJc w:val="left"/>
+      <w:pPr>
+        <w:tabs>
+          <w:tab w:val="num" w:pos="3600"/>
+        </w:tabs>
+        <w:ind w:left="3600" w:hanging="360"/>
+      </w:pPr>
+      <w:rPr>
+        <w:rFonts w:ascii="Symbol" w:hAnsi="Symbol" w:hint="default"/>
+        <w:sz w:val="20"/>
+      </w:rPr>
+    </w:lvl>
+    <w:lvl w:ilvl="5" w:tentative="1">
+      <w:start w:val="1"/>
+      <w:numFmt w:val="bullet"/>
+      <w:lvlText w:val=""/>
+      <w:lvlJc w:val="left"/>
+      <w:pPr>
+        <w:tabs>
+          <w:tab w:val="num" w:pos="4320"/>
+        </w:tabs>
+        <w:ind w:left="4320" w:hanging="360"/>
+      </w:pPr>
+      <w:rPr>
+        <w:rFonts w:ascii="Symbol" w:hAnsi="Symbol" w:hint="default"/>
+        <w:sz w:val="20"/>
+      </w:rPr>
+    </w:lvl>
+    <w:lvl w:ilvl="6" w:tentative="1">
+      <w:start w:val="1"/>
+      <w:numFmt w:val="bullet"/>
+      <w:lvlText w:val=""/>
+      <w:lvlJc w:val="left"/>
+      <w:pPr>
+        <w:tabs>
+          <w:tab w:val="num" w:pos="5040"/>
+        </w:tabs>
+        <w:ind w:left="5040" w:hanging="360"/>
+      </w:pPr>
+      <w:rPr>
+        <w:rFonts w:ascii="Symbol" w:hAnsi="Symbol" w:hint="default"/>
+        <w:sz w:val="20"/>
+      </w:rPr>
+    </w:lvl>
+    <w:lvl w:ilvl="7" w:tentative="1">
+      <w:start w:val="1"/>
+      <w:numFmt w:val="bullet"/>
+      <w:lvlText w:val=""/>
+      <w:lvlJc w:val="left"/>
+      <w:pPr>
+        <w:tabs>
+          <w:tab w:val="num" w:pos="5760"/>
+        </w:tabs>
+        <w:ind w:left="5760" w:hanging="360"/>
+      </w:pPr>
+      <w:rPr>
+        <w:rFonts w:ascii="Symbol" w:hAnsi="Symbol" w:hint="default"/>
+        <w:sz w:val="20"/>
+      </w:rPr>
+    </w:lvl>
+    <w:lvl w:ilvl="8" w:tentative="1">
+      <w:start w:val="1"/>
+      <w:numFmt w:val="bullet"/>
+      <w:lvlText w:val=""/>
+      <w:lvlJc w:val="left"/>
+      <w:pPr>
+        <w:tabs>
+          <w:tab w:val="num" w:pos="6480"/>
+        </w:tabs>
+        <w:ind w:left="6480" w:hanging="360"/>
+      </w:pPr>
+      <w:rPr>
+        <w:rFonts w:ascii="Symbol" w:hAnsi="Symbol" w:hint="default"/>
+        <w:sz w:val="20"/>
+      </w:rPr>
+    </w:lvl>
+  </w:abstractNum>
+  <w:abstractNum w:abstractNumId="13" w15:restartNumberingAfterBreak="0">
+    <w:nsid w:val="3395130D"/>
+    <w:multiLevelType w:val="multilevel"/>
+    <w:tmpl w:val="37F4D646"/>
+    <w:lvl w:ilvl="0">
+      <w:start w:val="1"/>
+      <w:numFmt w:val="bullet"/>
+      <w:lvlText w:val=""/>
+      <w:lvlJc w:val="left"/>
+      <w:pPr>
+        <w:tabs>
+          <w:tab w:val="num" w:pos="720"/>
+        </w:tabs>
+        <w:ind w:left="720" w:hanging="360"/>
+      </w:pPr>
+      <w:rPr>
+        <w:rFonts w:ascii="Symbol" w:hAnsi="Symbol" w:hint="default"/>
+        <w:sz w:val="20"/>
+      </w:rPr>
+    </w:lvl>
+    <w:lvl w:ilvl="1" w:tentative="1">
+      <w:start w:val="1"/>
+      <w:numFmt w:val="bullet"/>
+      <w:lvlText w:val=""/>
+      <w:lvlJc w:val="left"/>
+      <w:pPr>
+        <w:tabs>
+          <w:tab w:val="num" w:pos="1440"/>
+        </w:tabs>
+        <w:ind w:left="1440" w:hanging="360"/>
+      </w:pPr>
+      <w:rPr>
+        <w:rFonts w:ascii="Symbol" w:hAnsi="Symbol" w:hint="default"/>
+        <w:sz w:val="20"/>
+      </w:rPr>
+    </w:lvl>
+    <w:lvl w:ilvl="2" w:tentative="1">
+      <w:start w:val="1"/>
+      <w:numFmt w:val="bullet"/>
+      <w:lvlText w:val=""/>
+      <w:lvlJc w:val="left"/>
+      <w:pPr>
+        <w:tabs>
+          <w:tab w:val="num" w:pos="2160"/>
+        </w:tabs>
+        <w:ind w:left="2160" w:hanging="360"/>
+      </w:pPr>
+      <w:rPr>
+        <w:rFonts w:ascii="Symbol" w:hAnsi="Symbol" w:hint="default"/>
+        <w:sz w:val="20"/>
+      </w:rPr>
+    </w:lvl>
+    <w:lvl w:ilvl="3" w:tentative="1">
+      <w:start w:val="1"/>
+      <w:numFmt w:val="bullet"/>
+      <w:lvlText w:val=""/>
+      <w:lvlJc w:val="left"/>
+      <w:pPr>
+        <w:tabs>
+          <w:tab w:val="num" w:pos="2880"/>
+        </w:tabs>
+        <w:ind w:left="2880" w:hanging="360"/>
+      </w:pPr>
+      <w:rPr>
+        <w:rFonts w:ascii="Symbol" w:hAnsi="Symbol" w:hint="default"/>
+        <w:sz w:val="20"/>
+      </w:rPr>
+    </w:lvl>
+    <w:lvl w:ilvl="4" w:tentative="1">
+      <w:start w:val="1"/>
+      <w:numFmt w:val="bullet"/>
+      <w:lvlText w:val=""/>
+      <w:lvlJc w:val="left"/>
+      <w:pPr>
+        <w:tabs>
+          <w:tab w:val="num" w:pos="3600"/>
+        </w:tabs>
+        <w:ind w:left="3600" w:hanging="360"/>
+      </w:pPr>
+      <w:rPr>
+        <w:rFonts w:ascii="Symbol" w:hAnsi="Symbol" w:hint="default"/>
+        <w:sz w:val="20"/>
+      </w:rPr>
+    </w:lvl>
+    <w:lvl w:ilvl="5" w:tentative="1">
+      <w:start w:val="1"/>
+      <w:numFmt w:val="bullet"/>
+      <w:lvlText w:val=""/>
+      <w:lvlJc w:val="left"/>
+      <w:pPr>
+        <w:tabs>
+          <w:tab w:val="num" w:pos="4320"/>
+        </w:tabs>
+        <w:ind w:left="4320" w:hanging="360"/>
+      </w:pPr>
+      <w:rPr>
+        <w:rFonts w:ascii="Symbol" w:hAnsi="Symbol" w:hint="default"/>
+        <w:sz w:val="20"/>
+      </w:rPr>
+    </w:lvl>
+    <w:lvl w:ilvl="6" w:tentative="1">
+      <w:start w:val="1"/>
+      <w:numFmt w:val="bullet"/>
+      <w:lvlText w:val=""/>
+      <w:lvlJc w:val="left"/>
+      <w:pPr>
+        <w:tabs>
+          <w:tab w:val="num" w:pos="5040"/>
+        </w:tabs>
+        <w:ind w:left="5040" w:hanging="360"/>
+      </w:pPr>
+      <w:rPr>
+        <w:rFonts w:ascii="Symbol" w:hAnsi="Symbol" w:hint="default"/>
+        <w:sz w:val="20"/>
+      </w:rPr>
+    </w:lvl>
+    <w:lvl w:ilvl="7" w:tentative="1">
+      <w:start w:val="1"/>
+      <w:numFmt w:val="bullet"/>
+      <w:lvlText w:val=""/>
+      <w:lvlJc w:val="left"/>
+      <w:pPr>
+        <w:tabs>
+          <w:tab w:val="num" w:pos="5760"/>
+        </w:tabs>
+        <w:ind w:left="5760" w:hanging="360"/>
+      </w:pPr>
+      <w:rPr>
+        <w:rFonts w:ascii="Symbol" w:hAnsi="Symbol" w:hint="default"/>
+        <w:sz w:val="20"/>
+      </w:rPr>
+    </w:lvl>
+    <w:lvl w:ilvl="8" w:tentative="1">
+      <w:start w:val="1"/>
+      <w:numFmt w:val="bullet"/>
+      <w:lvlText w:val=""/>
+      <w:lvlJc w:val="left"/>
+      <w:pPr>
+        <w:tabs>
+          <w:tab w:val="num" w:pos="6480"/>
+        </w:tabs>
+        <w:ind w:left="6480" w:hanging="360"/>
+      </w:pPr>
+      <w:rPr>
+        <w:rFonts w:ascii="Symbol" w:hAnsi="Symbol" w:hint="default"/>
+        <w:sz w:val="20"/>
+      </w:rPr>
+    </w:lvl>
+  </w:abstractNum>
+  <w:abstractNum w:abstractNumId="14" w15:restartNumberingAfterBreak="0">
+    <w:nsid w:val="343459F9"/>
+    <w:multiLevelType w:val="multilevel"/>
+    <w:tmpl w:val="E9785586"/>
+    <w:lvl w:ilvl="0">
+      <w:start w:val="1"/>
+      <w:numFmt w:val="bullet"/>
+      <w:lvlText w:val=""/>
+      <w:lvlJc w:val="left"/>
+      <w:pPr>
+        <w:tabs>
+          <w:tab w:val="num" w:pos="720"/>
+        </w:tabs>
+        <w:ind w:left="720" w:hanging="360"/>
+      </w:pPr>
+      <w:rPr>
+        <w:rFonts w:ascii="Symbol" w:hAnsi="Symbol" w:hint="default"/>
+        <w:sz w:val="20"/>
+      </w:rPr>
+    </w:lvl>
+    <w:lvl w:ilvl="1" w:tentative="1">
+      <w:start w:val="1"/>
+      <w:numFmt w:val="bullet"/>
+      <w:lvlText w:val=""/>
+      <w:lvlJc w:val="left"/>
+      <w:pPr>
+        <w:tabs>
+          <w:tab w:val="num" w:pos="1440"/>
+        </w:tabs>
+        <w:ind w:left="1440" w:hanging="360"/>
+      </w:pPr>
+      <w:rPr>
+        <w:rFonts w:ascii="Symbol" w:hAnsi="Symbol" w:hint="default"/>
+        <w:sz w:val="20"/>
+      </w:rPr>
+    </w:lvl>
+    <w:lvl w:ilvl="2" w:tentative="1">
+      <w:start w:val="1"/>
+      <w:numFmt w:val="bullet"/>
+      <w:lvlText w:val=""/>
+      <w:lvlJc w:val="left"/>
+      <w:pPr>
+        <w:tabs>
+          <w:tab w:val="num" w:pos="2160"/>
+        </w:tabs>
+        <w:ind w:left="2160" w:hanging="360"/>
+      </w:pPr>
+      <w:rPr>
+        <w:rFonts w:ascii="Symbol" w:hAnsi="Symbol" w:hint="default"/>
+        <w:sz w:val="20"/>
+      </w:rPr>
+    </w:lvl>
+    <w:lvl w:ilvl="3" w:tentative="1">
+      <w:start w:val="1"/>
+      <w:numFmt w:val="bullet"/>
+      <w:lvlText w:val=""/>
+      <w:lvlJc w:val="left"/>
+      <w:pPr>
+        <w:tabs>
+          <w:tab w:val="num" w:pos="2880"/>
+        </w:tabs>
+        <w:ind w:left="2880" w:hanging="360"/>
+      </w:pPr>
+      <w:rPr>
+        <w:rFonts w:ascii="Symbol" w:hAnsi="Symbol" w:hint="default"/>
+        <w:sz w:val="20"/>
+      </w:rPr>
+    </w:lvl>
+    <w:lvl w:ilvl="4" w:tentative="1">
+      <w:start w:val="1"/>
+      <w:numFmt w:val="bullet"/>
+      <w:lvlText w:val=""/>
+      <w:lvlJc w:val="left"/>
+      <w:pPr>
+        <w:tabs>
+          <w:tab w:val="num" w:pos="3600"/>
+        </w:tabs>
+        <w:ind w:left="3600" w:hanging="360"/>
+      </w:pPr>
+      <w:rPr>
+        <w:rFonts w:ascii="Symbol" w:hAnsi="Symbol" w:hint="default"/>
+        <w:sz w:val="20"/>
+      </w:rPr>
+    </w:lvl>
+    <w:lvl w:ilvl="5" w:tentative="1">
+      <w:start w:val="1"/>
+      <w:numFmt w:val="bullet"/>
+      <w:lvlText w:val=""/>
+      <w:lvlJc w:val="left"/>
+      <w:pPr>
+        <w:tabs>
+          <w:tab w:val="num" w:pos="4320"/>
+        </w:tabs>
+        <w:ind w:left="4320" w:hanging="360"/>
+      </w:pPr>
+      <w:rPr>
+        <w:rFonts w:ascii="Symbol" w:hAnsi="Symbol" w:hint="default"/>
+        <w:sz w:val="20"/>
+      </w:rPr>
+    </w:lvl>
+    <w:lvl w:ilvl="6" w:tentative="1">
+      <w:start w:val="1"/>
+      <w:numFmt w:val="bullet"/>
+      <w:lvlText w:val=""/>
+      <w:lvlJc w:val="left"/>
+      <w:pPr>
+        <w:tabs>
+          <w:tab w:val="num" w:pos="5040"/>
+        </w:tabs>
+        <w:ind w:left="5040" w:hanging="360"/>
+      </w:pPr>
+      <w:rPr>
+        <w:rFonts w:ascii="Symbol" w:hAnsi="Symbol" w:hint="default"/>
+        <w:sz w:val="20"/>
+      </w:rPr>
+    </w:lvl>
+    <w:lvl w:ilvl="7" w:tentative="1">
+      <w:start w:val="1"/>
+      <w:numFmt w:val="bullet"/>
+      <w:lvlText w:val=""/>
+      <w:lvlJc w:val="left"/>
+      <w:pPr>
+        <w:tabs>
+          <w:tab w:val="num" w:pos="5760"/>
+        </w:tabs>
+        <w:ind w:left="5760" w:hanging="360"/>
+      </w:pPr>
+      <w:rPr>
+        <w:rFonts w:ascii="Symbol" w:hAnsi="Symbol" w:hint="default"/>
+        <w:sz w:val="20"/>
+      </w:rPr>
+    </w:lvl>
+    <w:lvl w:ilvl="8" w:tentative="1">
+      <w:start w:val="1"/>
+      <w:numFmt w:val="bullet"/>
+      <w:lvlText w:val=""/>
+      <w:lvlJc w:val="left"/>
+      <w:pPr>
+        <w:tabs>
+          <w:tab w:val="num" w:pos="6480"/>
+        </w:tabs>
+        <w:ind w:left="6480" w:hanging="360"/>
+      </w:pPr>
+      <w:rPr>
+        <w:rFonts w:ascii="Symbol" w:hAnsi="Symbol" w:hint="default"/>
+        <w:sz w:val="20"/>
+      </w:rPr>
+    </w:lvl>
+  </w:abstractNum>
+  <w:abstractNum w:abstractNumId="15" w15:restartNumberingAfterBreak="0">
+    <w:nsid w:val="394C652B"/>
+    <w:multiLevelType w:val="multilevel"/>
+    <w:tmpl w:val="0082CC60"/>
+    <w:lvl w:ilvl="0">
+      <w:start w:val="1"/>
+      <w:numFmt w:val="bullet"/>
+      <w:lvlText w:val=""/>
+      <w:lvlJc w:val="left"/>
+      <w:pPr>
+        <w:tabs>
+          <w:tab w:val="num" w:pos="720"/>
+        </w:tabs>
+        <w:ind w:left="720" w:hanging="360"/>
+      </w:pPr>
+      <w:rPr>
+        <w:rFonts w:ascii="Symbol" w:hAnsi="Symbol" w:hint="default"/>
+        <w:sz w:val="20"/>
+      </w:rPr>
+    </w:lvl>
+    <w:lvl w:ilvl="1" w:tentative="1">
+      <w:start w:val="1"/>
+      <w:numFmt w:val="bullet"/>
+      <w:lvlText w:val=""/>
+      <w:lvlJc w:val="left"/>
+      <w:pPr>
+        <w:tabs>
+          <w:tab w:val="num" w:pos="1440"/>
+        </w:tabs>
+        <w:ind w:left="1440" w:hanging="360"/>
+      </w:pPr>
+      <w:rPr>
+        <w:rFonts w:ascii="Symbol" w:hAnsi="Symbol" w:hint="default"/>
+        <w:sz w:val="20"/>
+      </w:rPr>
+    </w:lvl>
+    <w:lvl w:ilvl="2" w:tentative="1">
+      <w:start w:val="1"/>
+      <w:numFmt w:val="bullet"/>
+      <w:lvlText w:val=""/>
+      <w:lvlJc w:val="left"/>
+      <w:pPr>
+        <w:tabs>
+          <w:tab w:val="num" w:pos="2160"/>
+        </w:tabs>
+        <w:ind w:left="2160" w:hanging="360"/>
+      </w:pPr>
+      <w:rPr>
+        <w:rFonts w:ascii="Symbol" w:hAnsi="Symbol" w:hint="default"/>
+        <w:sz w:val="20"/>
+      </w:rPr>
+    </w:lvl>
+    <w:lvl w:ilvl="3" w:tentative="1">
+      <w:start w:val="1"/>
+      <w:numFmt w:val="bullet"/>
+      <w:lvlText w:val=""/>
+      <w:lvlJc w:val="left"/>
+      <w:pPr>
+        <w:tabs>
+          <w:tab w:val="num" w:pos="2880"/>
+        </w:tabs>
+        <w:ind w:left="2880" w:hanging="360"/>
+      </w:pPr>
+      <w:rPr>
+        <w:rFonts w:ascii="Symbol" w:hAnsi="Symbol" w:hint="default"/>
+        <w:sz w:val="20"/>
+      </w:rPr>
+    </w:lvl>
+    <w:lvl w:ilvl="4" w:tentative="1">
+      <w:start w:val="1"/>
+      <w:numFmt w:val="bullet"/>
+      <w:lvlText w:val=""/>
+      <w:lvlJc w:val="left"/>
+      <w:pPr>
+        <w:tabs>
+          <w:tab w:val="num" w:pos="3600"/>
+        </w:tabs>
+        <w:ind w:left="3600" w:hanging="360"/>
+      </w:pPr>
+      <w:rPr>
+        <w:rFonts w:ascii="Symbol" w:hAnsi="Symbol" w:hint="default"/>
+        <w:sz w:val="20"/>
+      </w:rPr>
+    </w:lvl>
+    <w:lvl w:ilvl="5" w:tentative="1">
+      <w:start w:val="1"/>
+      <w:numFmt w:val="bullet"/>
+      <w:lvlText w:val=""/>
+      <w:lvlJc w:val="left"/>
+      <w:pPr>
+        <w:tabs>
+          <w:tab w:val="num" w:pos="4320"/>
+        </w:tabs>
+        <w:ind w:left="4320" w:hanging="360"/>
+      </w:pPr>
+      <w:rPr>
+        <w:rFonts w:ascii="Symbol" w:hAnsi="Symbol" w:hint="default"/>
+        <w:sz w:val="20"/>
+      </w:rPr>
+    </w:lvl>
+    <w:lvl w:ilvl="6" w:tentative="1">
+      <w:start w:val="1"/>
+      <w:numFmt w:val="bullet"/>
+      <w:lvlText w:val=""/>
+      <w:lvlJc w:val="left"/>
+      <w:pPr>
+        <w:tabs>
+          <w:tab w:val="num" w:pos="5040"/>
+        </w:tabs>
+        <w:ind w:left="5040" w:hanging="360"/>
+      </w:pPr>
+      <w:rPr>
+        <w:rFonts w:ascii="Symbol" w:hAnsi="Symbol" w:hint="default"/>
+        <w:sz w:val="20"/>
+      </w:rPr>
+    </w:lvl>
+    <w:lvl w:ilvl="7" w:tentative="1">
+      <w:start w:val="1"/>
+      <w:numFmt w:val="bullet"/>
+      <w:lvlText w:val=""/>
+      <w:lvlJc w:val="left"/>
+      <w:pPr>
+        <w:tabs>
+          <w:tab w:val="num" w:pos="5760"/>
+        </w:tabs>
+        <w:ind w:left="5760" w:hanging="360"/>
+      </w:pPr>
+      <w:rPr>
+        <w:rFonts w:ascii="Symbol" w:hAnsi="Symbol" w:hint="default"/>
+        <w:sz w:val="20"/>
+      </w:rPr>
+    </w:lvl>
+    <w:lvl w:ilvl="8" w:tentative="1">
+      <w:start w:val="1"/>
+      <w:numFmt w:val="bullet"/>
+      <w:lvlText w:val=""/>
+      <w:lvlJc w:val="left"/>
+      <w:pPr>
+        <w:tabs>
+          <w:tab w:val="num" w:pos="6480"/>
+        </w:tabs>
+        <w:ind w:left="6480" w:hanging="360"/>
+      </w:pPr>
+      <w:rPr>
+        <w:rFonts w:ascii="Symbol" w:hAnsi="Symbol" w:hint="default"/>
+        <w:sz w:val="20"/>
+      </w:rPr>
+    </w:lvl>
+  </w:abstractNum>
+  <w:abstractNum w:abstractNumId="16" w15:restartNumberingAfterBreak="0">
+    <w:nsid w:val="399A1283"/>
+    <w:multiLevelType w:val="multilevel"/>
+    <w:tmpl w:val="BA002484"/>
+    <w:lvl w:ilvl="0">
+      <w:start w:val="1"/>
+      <w:numFmt w:val="bullet"/>
+      <w:lvlText w:val=""/>
+      <w:lvlJc w:val="left"/>
+      <w:pPr>
+        <w:tabs>
+          <w:tab w:val="num" w:pos="720"/>
+        </w:tabs>
+        <w:ind w:left="720" w:hanging="360"/>
+      </w:pPr>
+      <w:rPr>
+        <w:rFonts w:ascii="Symbol" w:hAnsi="Symbol" w:hint="default"/>
+        <w:sz w:val="20"/>
+      </w:rPr>
+    </w:lvl>
+    <w:lvl w:ilvl="1" w:tentative="1">
+      <w:start w:val="1"/>
+      <w:numFmt w:val="bullet"/>
+      <w:lvlText w:val=""/>
+      <w:lvlJc w:val="left"/>
+      <w:pPr>
+        <w:tabs>
+          <w:tab w:val="num" w:pos="1440"/>
+        </w:tabs>
+        <w:ind w:left="1440" w:hanging="360"/>
+      </w:pPr>
+      <w:rPr>
+        <w:rFonts w:ascii="Symbol" w:hAnsi="Symbol" w:hint="default"/>
+        <w:sz w:val="20"/>
+      </w:rPr>
+    </w:lvl>
+    <w:lvl w:ilvl="2" w:tentative="1">
+      <w:start w:val="1"/>
+      <w:numFmt w:val="bullet"/>
+      <w:lvlText w:val=""/>
+      <w:lvlJc w:val="left"/>
+      <w:pPr>
+        <w:tabs>
+          <w:tab w:val="num" w:pos="2160"/>
+        </w:tabs>
+        <w:ind w:left="2160" w:hanging="360"/>
+      </w:pPr>
+      <w:rPr>
+        <w:rFonts w:ascii="Symbol" w:hAnsi="Symbol" w:hint="default"/>
+        <w:sz w:val="20"/>
+      </w:rPr>
+    </w:lvl>
+    <w:lvl w:ilvl="3" w:tentative="1">
+      <w:start w:val="1"/>
+      <w:numFmt w:val="bullet"/>
+      <w:lvlText w:val=""/>
+      <w:lvlJc w:val="left"/>
+      <w:pPr>
+        <w:tabs>
+          <w:tab w:val="num" w:pos="2880"/>
+        </w:tabs>
+        <w:ind w:left="2880" w:hanging="360"/>
+      </w:pPr>
+      <w:rPr>
+        <w:rFonts w:ascii="Symbol" w:hAnsi="Symbol" w:hint="default"/>
+        <w:sz w:val="20"/>
+      </w:rPr>
+    </w:lvl>
+    <w:lvl w:ilvl="4" w:tentative="1">
+      <w:start w:val="1"/>
+      <w:numFmt w:val="bullet"/>
+      <w:lvlText w:val=""/>
+      <w:lvlJc w:val="left"/>
+      <w:pPr>
+        <w:tabs>
+          <w:tab w:val="num" w:pos="3600"/>
+        </w:tabs>
+        <w:ind w:left="3600" w:hanging="360"/>
+      </w:pPr>
+      <w:rPr>
+        <w:rFonts w:ascii="Symbol" w:hAnsi="Symbol" w:hint="default"/>
+        <w:sz w:val="20"/>
+      </w:rPr>
+    </w:lvl>
+    <w:lvl w:ilvl="5" w:tentative="1">
+      <w:start w:val="1"/>
+      <w:numFmt w:val="bullet"/>
+      <w:lvlText w:val=""/>
+      <w:lvlJc w:val="left"/>
+      <w:pPr>
+        <w:tabs>
+          <w:tab w:val="num" w:pos="4320"/>
+        </w:tabs>
+        <w:ind w:left="4320" w:hanging="360"/>
+      </w:pPr>
+      <w:rPr>
+        <w:rFonts w:ascii="Symbol" w:hAnsi="Symbol" w:hint="default"/>
+        <w:sz w:val="20"/>
+      </w:rPr>
+    </w:lvl>
+    <w:lvl w:ilvl="6" w:tentative="1">
+      <w:start w:val="1"/>
+      <w:numFmt w:val="bullet"/>
+      <w:lvlText w:val=""/>
+      <w:lvlJc w:val="left"/>
+      <w:pPr>
+        <w:tabs>
+          <w:tab w:val="num" w:pos="5040"/>
+        </w:tabs>
+        <w:ind w:left="5040" w:hanging="360"/>
+      </w:pPr>
+      <w:rPr>
+        <w:rFonts w:ascii="Symbol" w:hAnsi="Symbol" w:hint="default"/>
+        <w:sz w:val="20"/>
+      </w:rPr>
+    </w:lvl>
+    <w:lvl w:ilvl="7" w:tentative="1">
+      <w:start w:val="1"/>
+      <w:numFmt w:val="bullet"/>
+      <w:lvlText w:val=""/>
+      <w:lvlJc w:val="left"/>
+      <w:pPr>
+        <w:tabs>
+          <w:tab w:val="num" w:pos="5760"/>
+        </w:tabs>
+        <w:ind w:left="5760" w:hanging="360"/>
+      </w:pPr>
+      <w:rPr>
+        <w:rFonts w:ascii="Symbol" w:hAnsi="Symbol" w:hint="default"/>
+        <w:sz w:val="20"/>
+      </w:rPr>
+    </w:lvl>
+    <w:lvl w:ilvl="8" w:tentative="1">
+      <w:start w:val="1"/>
+      <w:numFmt w:val="bullet"/>
+      <w:lvlText w:val=""/>
+      <w:lvlJc w:val="left"/>
+      <w:pPr>
+        <w:tabs>
+          <w:tab w:val="num" w:pos="6480"/>
+        </w:tabs>
+        <w:ind w:left="6480" w:hanging="360"/>
+      </w:pPr>
+      <w:rPr>
+        <w:rFonts w:ascii="Symbol" w:hAnsi="Symbol" w:hint="default"/>
+        <w:sz w:val="20"/>
+      </w:rPr>
+    </w:lvl>
+  </w:abstractNum>
+  <w:abstractNum w:abstractNumId="17" w15:restartNumberingAfterBreak="0">
+    <w:nsid w:val="3A0F18AC"/>
+    <w:multiLevelType w:val="multilevel"/>
+    <w:tmpl w:val="684830A6"/>
+    <w:lvl w:ilvl="0">
+      <w:start w:val="1"/>
+      <w:numFmt w:val="bullet"/>
+      <w:lvlText w:val=""/>
+      <w:lvlJc w:val="left"/>
+      <w:pPr>
+        <w:tabs>
+          <w:tab w:val="num" w:pos="720"/>
+        </w:tabs>
+        <w:ind w:left="720" w:hanging="360"/>
+      </w:pPr>
+      <w:rPr>
+        <w:rFonts w:ascii="Symbol" w:hAnsi="Symbol" w:hint="default"/>
+        <w:sz w:val="20"/>
+      </w:rPr>
+    </w:lvl>
+    <w:lvl w:ilvl="1" w:tentative="1">
+      <w:start w:val="1"/>
+      <w:numFmt w:val="bullet"/>
+      <w:lvlText w:val=""/>
+      <w:lvlJc w:val="left"/>
+      <w:pPr>
+        <w:tabs>
+          <w:tab w:val="num" w:pos="1440"/>
+        </w:tabs>
+        <w:ind w:left="1440" w:hanging="360"/>
+      </w:pPr>
+      <w:rPr>
+        <w:rFonts w:ascii="Symbol" w:hAnsi="Symbol" w:hint="default"/>
+        <w:sz w:val="20"/>
+      </w:rPr>
+    </w:lvl>
+    <w:lvl w:ilvl="2" w:tentative="1">
+      <w:start w:val="1"/>
+      <w:numFmt w:val="bullet"/>
+      <w:lvlText w:val=""/>
+      <w:lvlJc w:val="left"/>
+      <w:pPr>
+        <w:tabs>
+          <w:tab w:val="num" w:pos="2160"/>
+        </w:tabs>
+        <w:ind w:left="2160" w:hanging="360"/>
+      </w:pPr>
+      <w:rPr>
+        <w:rFonts w:ascii="Symbol" w:hAnsi="Symbol" w:hint="default"/>
+        <w:sz w:val="20"/>
+      </w:rPr>
+    </w:lvl>
+    <w:lvl w:ilvl="3" w:tentative="1">
+      <w:start w:val="1"/>
+      <w:numFmt w:val="bullet"/>
+      <w:lvlText w:val=""/>
+      <w:lvlJc w:val="left"/>
+      <w:pPr>
+        <w:tabs>
+          <w:tab w:val="num" w:pos="2880"/>
+        </w:tabs>
+        <w:ind w:left="2880" w:hanging="360"/>
+      </w:pPr>
+      <w:rPr>
+        <w:rFonts w:ascii="Symbol" w:hAnsi="Symbol" w:hint="default"/>
+        <w:sz w:val="20"/>
+      </w:rPr>
+    </w:lvl>
+    <w:lvl w:ilvl="4" w:tentative="1">
+      <w:start w:val="1"/>
+      <w:numFmt w:val="bullet"/>
+      <w:lvlText w:val=""/>
+      <w:lvlJc w:val="left"/>
+      <w:pPr>
+        <w:tabs>
+          <w:tab w:val="num" w:pos="3600"/>
+        </w:tabs>
+        <w:ind w:left="3600" w:hanging="360"/>
+      </w:pPr>
+      <w:rPr>
+        <w:rFonts w:ascii="Symbol" w:hAnsi="Symbol" w:hint="default"/>
+        <w:sz w:val="20"/>
+      </w:rPr>
+    </w:lvl>
+    <w:lvl w:ilvl="5" w:tentative="1">
+      <w:start w:val="1"/>
+      <w:numFmt w:val="bullet"/>
+      <w:lvlText w:val=""/>
+      <w:lvlJc w:val="left"/>
+      <w:pPr>
+        <w:tabs>
+          <w:tab w:val="num" w:pos="4320"/>
+        </w:tabs>
+        <w:ind w:left="4320" w:hanging="360"/>
+      </w:pPr>
+      <w:rPr>
+        <w:rFonts w:ascii="Symbol" w:hAnsi="Symbol" w:hint="default"/>
+        <w:sz w:val="20"/>
+      </w:rPr>
+    </w:lvl>
+    <w:lvl w:ilvl="6" w:tentative="1">
+      <w:start w:val="1"/>
+      <w:numFmt w:val="bullet"/>
+      <w:lvlText w:val=""/>
+      <w:lvlJc w:val="left"/>
+      <w:pPr>
+        <w:tabs>
+          <w:tab w:val="num" w:pos="5040"/>
+        </w:tabs>
+        <w:ind w:left="5040" w:hanging="360"/>
+      </w:pPr>
+      <w:rPr>
+        <w:rFonts w:ascii="Symbol" w:hAnsi="Symbol" w:hint="default"/>
+        <w:sz w:val="20"/>
+      </w:rPr>
+    </w:lvl>
+    <w:lvl w:ilvl="7" w:tentative="1">
+      <w:start w:val="1"/>
+      <w:numFmt w:val="bullet"/>
+      <w:lvlText w:val=""/>
+      <w:lvlJc w:val="left"/>
+      <w:pPr>
+        <w:tabs>
+          <w:tab w:val="num" w:pos="5760"/>
+        </w:tabs>
+        <w:ind w:left="5760" w:hanging="360"/>
+      </w:pPr>
+      <w:rPr>
+        <w:rFonts w:ascii="Symbol" w:hAnsi="Symbol" w:hint="default"/>
+        <w:sz w:val="20"/>
+      </w:rPr>
+    </w:lvl>
+    <w:lvl w:ilvl="8" w:tentative="1">
+      <w:start w:val="1"/>
+      <w:numFmt w:val="bullet"/>
+      <w:lvlText w:val=""/>
+      <w:lvlJc w:val="left"/>
+      <w:pPr>
+        <w:tabs>
+          <w:tab w:val="num" w:pos="6480"/>
+        </w:tabs>
+        <w:ind w:left="6480" w:hanging="360"/>
+      </w:pPr>
+      <w:rPr>
+        <w:rFonts w:ascii="Symbol" w:hAnsi="Symbol" w:hint="default"/>
+        <w:sz w:val="20"/>
+      </w:rPr>
+    </w:lvl>
+  </w:abstractNum>
+  <w:abstractNum w:abstractNumId="18" w15:restartNumberingAfterBreak="0">
+    <w:nsid w:val="3E323E76"/>
+    <w:multiLevelType w:val="multilevel"/>
+    <w:tmpl w:val="FDB49FDE"/>
+    <w:lvl w:ilvl="0">
+      <w:start w:val="1"/>
+      <w:numFmt w:val="bullet"/>
+      <w:lvlText w:val=""/>
+      <w:lvlJc w:val="left"/>
+      <w:pPr>
+        <w:tabs>
+          <w:tab w:val="num" w:pos="720"/>
+        </w:tabs>
+        <w:ind w:left="720" w:hanging="360"/>
+      </w:pPr>
+      <w:rPr>
+        <w:rFonts w:ascii="Symbol" w:hAnsi="Symbol" w:hint="default"/>
+        <w:sz w:val="20"/>
+      </w:rPr>
+    </w:lvl>
+    <w:lvl w:ilvl="1" w:tentative="1">
+      <w:start w:val="1"/>
+      <w:numFmt w:val="bullet"/>
+      <w:lvlText w:val=""/>
+      <w:lvlJc w:val="left"/>
+      <w:pPr>
+        <w:tabs>
+          <w:tab w:val="num" w:pos="1440"/>
+        </w:tabs>
+        <w:ind w:left="1440" w:hanging="360"/>
+      </w:pPr>
+      <w:rPr>
+        <w:rFonts w:ascii="Symbol" w:hAnsi="Symbol" w:hint="default"/>
+        <w:sz w:val="20"/>
+      </w:rPr>
+    </w:lvl>
+    <w:lvl w:ilvl="2" w:tentative="1">
+      <w:start w:val="1"/>
+      <w:numFmt w:val="bullet"/>
+      <w:lvlText w:val=""/>
+      <w:lvlJc w:val="left"/>
+      <w:pPr>
+        <w:tabs>
+          <w:tab w:val="num" w:pos="2160"/>
+        </w:tabs>
+        <w:ind w:left="2160" w:hanging="360"/>
+      </w:pPr>
+      <w:rPr>
+        <w:rFonts w:ascii="Symbol" w:hAnsi="Symbol" w:hint="default"/>
+        <w:sz w:val="20"/>
+      </w:rPr>
+    </w:lvl>
+    <w:lvl w:ilvl="3" w:tentative="1">
+      <w:start w:val="1"/>
+      <w:numFmt w:val="bullet"/>
+      <w:lvlText w:val=""/>
+      <w:lvlJc w:val="left"/>
+      <w:pPr>
+        <w:tabs>
+          <w:tab w:val="num" w:pos="2880"/>
+        </w:tabs>
+        <w:ind w:left="2880" w:hanging="360"/>
+      </w:pPr>
+      <w:rPr>
+        <w:rFonts w:ascii="Symbol" w:hAnsi="Symbol" w:hint="default"/>
+        <w:sz w:val="20"/>
+      </w:rPr>
+    </w:lvl>
+    <w:lvl w:ilvl="4" w:tentative="1">
+      <w:start w:val="1"/>
+      <w:numFmt w:val="bullet"/>
+      <w:lvlText w:val=""/>
+      <w:lvlJc w:val="left"/>
+      <w:pPr>
+        <w:tabs>
+          <w:tab w:val="num" w:pos="3600"/>
+        </w:tabs>
+        <w:ind w:left="3600" w:hanging="360"/>
+      </w:pPr>
+      <w:rPr>
+        <w:rFonts w:ascii="Symbol" w:hAnsi="Symbol" w:hint="default"/>
+        <w:sz w:val="20"/>
+      </w:rPr>
+    </w:lvl>
+    <w:lvl w:ilvl="5" w:tentative="1">
+      <w:start w:val="1"/>
+      <w:numFmt w:val="bullet"/>
+      <w:lvlText w:val=""/>
+      <w:lvlJc w:val="left"/>
+      <w:pPr>
+        <w:tabs>
+          <w:tab w:val="num" w:pos="4320"/>
+        </w:tabs>
+        <w:ind w:left="4320" w:hanging="360"/>
+      </w:pPr>
+      <w:rPr>
+        <w:rFonts w:ascii="Symbol" w:hAnsi="Symbol" w:hint="default"/>
+        <w:sz w:val="20"/>
+      </w:rPr>
+    </w:lvl>
+    <w:lvl w:ilvl="6" w:tentative="1">
+      <w:start w:val="1"/>
+      <w:numFmt w:val="bullet"/>
+      <w:lvlText w:val=""/>
+      <w:lvlJc w:val="left"/>
+      <w:pPr>
+        <w:tabs>
+          <w:tab w:val="num" w:pos="5040"/>
+        </w:tabs>
+        <w:ind w:left="5040" w:hanging="360"/>
+      </w:pPr>
+      <w:rPr>
+        <w:rFonts w:ascii="Symbol" w:hAnsi="Symbol" w:hint="default"/>
+        <w:sz w:val="20"/>
+      </w:rPr>
+    </w:lvl>
+    <w:lvl w:ilvl="7" w:tentative="1">
+      <w:start w:val="1"/>
+      <w:numFmt w:val="bullet"/>
+      <w:lvlText w:val=""/>
+      <w:lvlJc w:val="left"/>
+      <w:pPr>
+        <w:tabs>
+          <w:tab w:val="num" w:pos="5760"/>
+        </w:tabs>
+        <w:ind w:left="5760" w:hanging="360"/>
+      </w:pPr>
+      <w:rPr>
+        <w:rFonts w:ascii="Symbol" w:hAnsi="Symbol" w:hint="default"/>
+        <w:sz w:val="20"/>
+      </w:rPr>
+    </w:lvl>
+    <w:lvl w:ilvl="8" w:tentative="1">
+      <w:start w:val="1"/>
+      <w:numFmt w:val="bullet"/>
+      <w:lvlText w:val=""/>
+      <w:lvlJc w:val="left"/>
+      <w:pPr>
+        <w:tabs>
+          <w:tab w:val="num" w:pos="6480"/>
+        </w:tabs>
+        <w:ind w:left="6480" w:hanging="360"/>
+      </w:pPr>
+      <w:rPr>
+        <w:rFonts w:ascii="Symbol" w:hAnsi="Symbol" w:hint="default"/>
+        <w:sz w:val="20"/>
+      </w:rPr>
+    </w:lvl>
+  </w:abstractNum>
+  <w:abstractNum w:abstractNumId="19" w15:restartNumberingAfterBreak="0">
+    <w:nsid w:val="3E4F0E9E"/>
+    <w:multiLevelType w:val="multilevel"/>
+    <w:tmpl w:val="D6063608"/>
+    <w:lvl w:ilvl="0">
+      <w:start w:val="1"/>
+      <w:numFmt w:val="bullet"/>
+      <w:lvlText w:val=""/>
+      <w:lvlJc w:val="left"/>
+      <w:pPr>
+        <w:tabs>
+          <w:tab w:val="num" w:pos="720"/>
+        </w:tabs>
+        <w:ind w:left="720" w:hanging="360"/>
+      </w:pPr>
+      <w:rPr>
+        <w:rFonts w:ascii="Symbol" w:hAnsi="Symbol" w:hint="default"/>
+        <w:sz w:val="20"/>
+      </w:rPr>
+    </w:lvl>
+    <w:lvl w:ilvl="1" w:tentative="1">
+      <w:start w:val="1"/>
+      <w:numFmt w:val="bullet"/>
+      <w:lvlText w:val=""/>
+      <w:lvlJc w:val="left"/>
+      <w:pPr>
+        <w:tabs>
+          <w:tab w:val="num" w:pos="1440"/>
+        </w:tabs>
+        <w:ind w:left="1440" w:hanging="360"/>
+      </w:pPr>
+      <w:rPr>
+        <w:rFonts w:ascii="Symbol" w:hAnsi="Symbol" w:hint="default"/>
+        <w:sz w:val="20"/>
+      </w:rPr>
+    </w:lvl>
+    <w:lvl w:ilvl="2" w:tentative="1">
+      <w:start w:val="1"/>
+      <w:numFmt w:val="bullet"/>
+      <w:lvlText w:val=""/>
+      <w:lvlJc w:val="left"/>
+      <w:pPr>
+        <w:tabs>
+          <w:tab w:val="num" w:pos="2160"/>
+        </w:tabs>
+        <w:ind w:left="2160" w:hanging="360"/>
+      </w:pPr>
+      <w:rPr>
+        <w:rFonts w:ascii="Symbol" w:hAnsi="Symbol" w:hint="default"/>
+        <w:sz w:val="20"/>
+      </w:rPr>
+    </w:lvl>
+    <w:lvl w:ilvl="3" w:tentative="1">
+      <w:start w:val="1"/>
+      <w:numFmt w:val="bullet"/>
+      <w:lvlText w:val=""/>
+      <w:lvlJc w:val="left"/>
+      <w:pPr>
+        <w:tabs>
+          <w:tab w:val="num" w:pos="2880"/>
+        </w:tabs>
+        <w:ind w:left="2880" w:hanging="360"/>
+      </w:pPr>
+      <w:rPr>
+        <w:rFonts w:ascii="Symbol" w:hAnsi="Symbol" w:hint="default"/>
+        <w:sz w:val="20"/>
+      </w:rPr>
+    </w:lvl>
+    <w:lvl w:ilvl="4" w:tentative="1">
+      <w:start w:val="1"/>
+      <w:numFmt w:val="bullet"/>
+      <w:lvlText w:val=""/>
+      <w:lvlJc w:val="left"/>
+      <w:pPr>
+        <w:tabs>
+          <w:tab w:val="num" w:pos="3600"/>
+        </w:tabs>
+        <w:ind w:left="3600" w:hanging="360"/>
+      </w:pPr>
+      <w:rPr>
+        <w:rFonts w:ascii="Symbol" w:hAnsi="Symbol" w:hint="default"/>
+        <w:sz w:val="20"/>
+      </w:rPr>
+    </w:lvl>
+    <w:lvl w:ilvl="5" w:tentative="1">
+      <w:start w:val="1"/>
+      <w:numFmt w:val="bullet"/>
+      <w:lvlText w:val=""/>
+      <w:lvlJc w:val="left"/>
+      <w:pPr>
+        <w:tabs>
+          <w:tab w:val="num" w:pos="4320"/>
+        </w:tabs>
+        <w:ind w:left="4320" w:hanging="360"/>
+      </w:pPr>
+      <w:rPr>
+        <w:rFonts w:ascii="Symbol" w:hAnsi="Symbol" w:hint="default"/>
+        <w:sz w:val="20"/>
+      </w:rPr>
+    </w:lvl>
+    <w:lvl w:ilvl="6" w:tentative="1">
+      <w:start w:val="1"/>
+      <w:numFmt w:val="bullet"/>
+      <w:lvlText w:val=""/>
+      <w:lvlJc w:val="left"/>
+      <w:pPr>
+        <w:tabs>
+          <w:tab w:val="num" w:pos="5040"/>
+        </w:tabs>
+        <w:ind w:left="5040" w:hanging="360"/>
+      </w:pPr>
+      <w:rPr>
+        <w:rFonts w:ascii="Symbol" w:hAnsi="Symbol" w:hint="default"/>
+        <w:sz w:val="20"/>
+      </w:rPr>
+    </w:lvl>
+    <w:lvl w:ilvl="7" w:tentative="1">
+      <w:start w:val="1"/>
+      <w:numFmt w:val="bullet"/>
+      <w:lvlText w:val=""/>
+      <w:lvlJc w:val="left"/>
+      <w:pPr>
+        <w:tabs>
+          <w:tab w:val="num" w:pos="5760"/>
+        </w:tabs>
+        <w:ind w:left="5760" w:hanging="360"/>
+      </w:pPr>
+      <w:rPr>
+        <w:rFonts w:ascii="Symbol" w:hAnsi="Symbol" w:hint="default"/>
+        <w:sz w:val="20"/>
+      </w:rPr>
+    </w:lvl>
+    <w:lvl w:ilvl="8" w:tentative="1">
+      <w:start w:val="1"/>
+      <w:numFmt w:val="bullet"/>
+      <w:lvlText w:val=""/>
+      <w:lvlJc w:val="left"/>
+      <w:pPr>
+        <w:tabs>
+          <w:tab w:val="num" w:pos="6480"/>
+        </w:tabs>
+        <w:ind w:left="6480" w:hanging="360"/>
+      </w:pPr>
+      <w:rPr>
+        <w:rFonts w:ascii="Symbol" w:hAnsi="Symbol" w:hint="default"/>
+        <w:sz w:val="20"/>
+      </w:rPr>
+    </w:lvl>
+  </w:abstractNum>
+  <w:abstractNum w:abstractNumId="20" w15:restartNumberingAfterBreak="0">
+    <w:nsid w:val="3F556AEF"/>
+    <w:multiLevelType w:val="multilevel"/>
+    <w:tmpl w:val="3074346C"/>
+    <w:lvl w:ilvl="0">
+      <w:start w:val="1"/>
+      <w:numFmt w:val="bullet"/>
+      <w:lvlText w:val=""/>
+      <w:lvlJc w:val="left"/>
+      <w:pPr>
+        <w:tabs>
+          <w:tab w:val="num" w:pos="720"/>
+        </w:tabs>
+        <w:ind w:left="720" w:hanging="360"/>
+      </w:pPr>
+      <w:rPr>
+        <w:rFonts w:ascii="Symbol" w:hAnsi="Symbol" w:hint="default"/>
+        <w:sz w:val="20"/>
+      </w:rPr>
+    </w:lvl>
+    <w:lvl w:ilvl="1" w:tentative="1">
+      <w:start w:val="1"/>
+      <w:numFmt w:val="bullet"/>
+      <w:lvlText w:val=""/>
+      <w:lvlJc w:val="left"/>
+      <w:pPr>
+        <w:tabs>
+          <w:tab w:val="num" w:pos="1440"/>
+        </w:tabs>
+        <w:ind w:left="1440" w:hanging="360"/>
+      </w:pPr>
+      <w:rPr>
+        <w:rFonts w:ascii="Symbol" w:hAnsi="Symbol" w:hint="default"/>
+        <w:sz w:val="20"/>
+      </w:rPr>
+    </w:lvl>
+    <w:lvl w:ilvl="2" w:tentative="1">
+      <w:start w:val="1"/>
+      <w:numFmt w:val="bullet"/>
+      <w:lvlText w:val=""/>
+      <w:lvlJc w:val="left"/>
+      <w:pPr>
+        <w:tabs>
+          <w:tab w:val="num" w:pos="2160"/>
+        </w:tabs>
+        <w:ind w:left="2160" w:hanging="360"/>
+      </w:pPr>
+      <w:rPr>
+        <w:rFonts w:ascii="Symbol" w:hAnsi="Symbol" w:hint="default"/>
+        <w:sz w:val="20"/>
+      </w:rPr>
+    </w:lvl>
+    <w:lvl w:ilvl="3" w:tentative="1">
+      <w:start w:val="1"/>
+      <w:numFmt w:val="bullet"/>
+      <w:lvlText w:val=""/>
+      <w:lvlJc w:val="left"/>
+      <w:pPr>
+        <w:tabs>
+          <w:tab w:val="num" w:pos="2880"/>
+        </w:tabs>
+        <w:ind w:left="2880" w:hanging="360"/>
+      </w:pPr>
+      <w:rPr>
+        <w:rFonts w:ascii="Symbol" w:hAnsi="Symbol" w:hint="default"/>
+        <w:sz w:val="20"/>
+      </w:rPr>
+    </w:lvl>
+    <w:lvl w:ilvl="4" w:tentative="1">
+      <w:start w:val="1"/>
+      <w:numFmt w:val="bullet"/>
+      <w:lvlText w:val=""/>
+      <w:lvlJc w:val="left"/>
+      <w:pPr>
+        <w:tabs>
+          <w:tab w:val="num" w:pos="3600"/>
+        </w:tabs>
+        <w:ind w:left="3600" w:hanging="360"/>
+      </w:pPr>
+      <w:rPr>
+        <w:rFonts w:ascii="Symbol" w:hAnsi="Symbol" w:hint="default"/>
+        <w:sz w:val="20"/>
+      </w:rPr>
+    </w:lvl>
+    <w:lvl w:ilvl="5" w:tentative="1">
+      <w:start w:val="1"/>
+      <w:numFmt w:val="bullet"/>
+      <w:lvlText w:val=""/>
+      <w:lvlJc w:val="left"/>
+      <w:pPr>
+        <w:tabs>
+          <w:tab w:val="num" w:pos="4320"/>
+        </w:tabs>
+        <w:ind w:left="4320" w:hanging="360"/>
+      </w:pPr>
+      <w:rPr>
+        <w:rFonts w:ascii="Symbol" w:hAnsi="Symbol" w:hint="default"/>
+        <w:sz w:val="20"/>
+      </w:rPr>
+    </w:lvl>
+    <w:lvl w:ilvl="6" w:tentative="1">
+      <w:start w:val="1"/>
+      <w:numFmt w:val="bullet"/>
+      <w:lvlText w:val=""/>
+      <w:lvlJc w:val="left"/>
+      <w:pPr>
+        <w:tabs>
+          <w:tab w:val="num" w:pos="5040"/>
+        </w:tabs>
+        <w:ind w:left="5040" w:hanging="360"/>
+      </w:pPr>
+      <w:rPr>
+        <w:rFonts w:ascii="Symbol" w:hAnsi="Symbol" w:hint="default"/>
+        <w:sz w:val="20"/>
+      </w:rPr>
+    </w:lvl>
+    <w:lvl w:ilvl="7" w:tentative="1">
+      <w:start w:val="1"/>
+      <w:numFmt w:val="bullet"/>
+      <w:lvlText w:val=""/>
+      <w:lvlJc w:val="left"/>
+      <w:pPr>
+        <w:tabs>
+          <w:tab w:val="num" w:pos="5760"/>
+        </w:tabs>
+        <w:ind w:left="5760" w:hanging="360"/>
+      </w:pPr>
+      <w:rPr>
+        <w:rFonts w:ascii="Symbol" w:hAnsi="Symbol" w:hint="default"/>
+        <w:sz w:val="20"/>
+      </w:rPr>
+    </w:lvl>
+    <w:lvl w:ilvl="8" w:tentative="1">
+      <w:start w:val="1"/>
+      <w:numFmt w:val="bullet"/>
+      <w:lvlText w:val=""/>
+      <w:lvlJc w:val="left"/>
+      <w:pPr>
+        <w:tabs>
+          <w:tab w:val="num" w:pos="6480"/>
+        </w:tabs>
+        <w:ind w:left="6480" w:hanging="360"/>
+      </w:pPr>
+      <w:rPr>
+        <w:rFonts w:ascii="Symbol" w:hAnsi="Symbol" w:hint="default"/>
+        <w:sz w:val="20"/>
+      </w:rPr>
+    </w:lvl>
+  </w:abstractNum>
+  <w:abstractNum w:abstractNumId="21" w15:restartNumberingAfterBreak="0">
+    <w:nsid w:val="419B1158"/>
+    <w:multiLevelType w:val="multilevel"/>
+    <w:tmpl w:val="2F78720A"/>
+    <w:lvl w:ilvl="0">
+      <w:start w:val="1"/>
+      <w:numFmt w:val="bullet"/>
+      <w:lvlText w:val=""/>
+      <w:lvlJc w:val="left"/>
+      <w:pPr>
+        <w:tabs>
+          <w:tab w:val="num" w:pos="720"/>
+        </w:tabs>
+        <w:ind w:left="720" w:hanging="360"/>
+      </w:pPr>
+      <w:rPr>
+        <w:rFonts w:ascii="Symbol" w:hAnsi="Symbol" w:hint="default"/>
+        <w:sz w:val="20"/>
+      </w:rPr>
+    </w:lvl>
+    <w:lvl w:ilvl="1" w:tentative="1">
+      <w:start w:val="1"/>
+      <w:numFmt w:val="bullet"/>
+      <w:lvlText w:val=""/>
+      <w:lvlJc w:val="left"/>
+      <w:pPr>
+        <w:tabs>
+          <w:tab w:val="num" w:pos="1440"/>
+        </w:tabs>
+        <w:ind w:left="1440" w:hanging="360"/>
+      </w:pPr>
+      <w:rPr>
+        <w:rFonts w:ascii="Symbol" w:hAnsi="Symbol" w:hint="default"/>
+        <w:sz w:val="20"/>
+      </w:rPr>
+    </w:lvl>
+    <w:lvl w:ilvl="2" w:tentative="1">
+      <w:start w:val="1"/>
+      <w:numFmt w:val="bullet"/>
+      <w:lvlText w:val=""/>
+      <w:lvlJc w:val="left"/>
+      <w:pPr>
+        <w:tabs>
+          <w:tab w:val="num" w:pos="2160"/>
+        </w:tabs>
+        <w:ind w:left="2160" w:hanging="360"/>
+      </w:pPr>
+      <w:rPr>
+        <w:rFonts w:ascii="Symbol" w:hAnsi="Symbol" w:hint="default"/>
+        <w:sz w:val="20"/>
+      </w:rPr>
+    </w:lvl>
+    <w:lvl w:ilvl="3" w:tentative="1">
+      <w:start w:val="1"/>
+      <w:numFmt w:val="bullet"/>
+      <w:lvlText w:val=""/>
+      <w:lvlJc w:val="left"/>
+      <w:pPr>
+        <w:tabs>
+          <w:tab w:val="num" w:pos="2880"/>
+        </w:tabs>
+        <w:ind w:left="2880" w:hanging="360"/>
+      </w:pPr>
+      <w:rPr>
+        <w:rFonts w:ascii="Symbol" w:hAnsi="Symbol" w:hint="default"/>
+        <w:sz w:val="20"/>
+      </w:rPr>
+    </w:lvl>
+    <w:lvl w:ilvl="4" w:tentative="1">
+      <w:start w:val="1"/>
+      <w:numFmt w:val="bullet"/>
+      <w:lvlText w:val=""/>
+      <w:lvlJc w:val="left"/>
+      <w:pPr>
+        <w:tabs>
+          <w:tab w:val="num" w:pos="3600"/>
+        </w:tabs>
+        <w:ind w:left="3600" w:hanging="360"/>
+      </w:pPr>
+      <w:rPr>
+        <w:rFonts w:ascii="Symbol" w:hAnsi="Symbol" w:hint="default"/>
+        <w:sz w:val="20"/>
+      </w:rPr>
+    </w:lvl>
+    <w:lvl w:ilvl="5" w:tentative="1">
+      <w:start w:val="1"/>
+      <w:numFmt w:val="bullet"/>
+      <w:lvlText w:val=""/>
+      <w:lvlJc w:val="left"/>
+      <w:pPr>
+        <w:tabs>
+          <w:tab w:val="num" w:pos="4320"/>
+        </w:tabs>
+        <w:ind w:left="4320" w:hanging="360"/>
+      </w:pPr>
+      <w:rPr>
+        <w:rFonts w:ascii="Symbol" w:hAnsi="Symbol" w:hint="default"/>
+        <w:sz w:val="20"/>
+      </w:rPr>
+    </w:lvl>
+    <w:lvl w:ilvl="6" w:tentative="1">
+      <w:start w:val="1"/>
+      <w:numFmt w:val="bullet"/>
+      <w:lvlText w:val=""/>
+      <w:lvlJc w:val="left"/>
+      <w:pPr>
+        <w:tabs>
+          <w:tab w:val="num" w:pos="5040"/>
+        </w:tabs>
+        <w:ind w:left="5040" w:hanging="360"/>
+      </w:pPr>
+      <w:rPr>
+        <w:rFonts w:ascii="Symbol" w:hAnsi="Symbol" w:hint="default"/>
+        <w:sz w:val="20"/>
+      </w:rPr>
+    </w:lvl>
+    <w:lvl w:ilvl="7" w:tentative="1">
+      <w:start w:val="1"/>
+      <w:numFmt w:val="bullet"/>
+      <w:lvlText w:val=""/>
+      <w:lvlJc w:val="left"/>
+      <w:pPr>
+        <w:tabs>
+          <w:tab w:val="num" w:pos="5760"/>
+        </w:tabs>
+        <w:ind w:left="5760" w:hanging="360"/>
+      </w:pPr>
+      <w:rPr>
+        <w:rFonts w:ascii="Symbol" w:hAnsi="Symbol" w:hint="default"/>
+        <w:sz w:val="20"/>
+      </w:rPr>
+    </w:lvl>
+    <w:lvl w:ilvl="8" w:tentative="1">
+      <w:start w:val="1"/>
+      <w:numFmt w:val="bullet"/>
+      <w:lvlText w:val=""/>
+      <w:lvlJc w:val="left"/>
+      <w:pPr>
+        <w:tabs>
+          <w:tab w:val="num" w:pos="6480"/>
+        </w:tabs>
+        <w:ind w:left="6480" w:hanging="360"/>
+      </w:pPr>
+      <w:rPr>
+        <w:rFonts w:ascii="Symbol" w:hAnsi="Symbol" w:hint="default"/>
+        <w:sz w:val="20"/>
+      </w:rPr>
+    </w:lvl>
+  </w:abstractNum>
+  <w:abstractNum w:abstractNumId="22" w15:restartNumberingAfterBreak="0">
+    <w:nsid w:val="42C67601"/>
+    <w:multiLevelType w:val="multilevel"/>
+    <w:tmpl w:val="9670C816"/>
+    <w:lvl w:ilvl="0">
+      <w:start w:val="1"/>
+      <w:numFmt w:val="bullet"/>
+      <w:lvlText w:val=""/>
+      <w:lvlJc w:val="left"/>
+      <w:pPr>
+        <w:tabs>
+          <w:tab w:val="num" w:pos="720"/>
+        </w:tabs>
+        <w:ind w:left="720" w:hanging="360"/>
+      </w:pPr>
+      <w:rPr>
+        <w:rFonts w:ascii="Symbol" w:hAnsi="Symbol" w:hint="default"/>
+        <w:sz w:val="20"/>
+      </w:rPr>
+    </w:lvl>
+    <w:lvl w:ilvl="1" w:tentative="1">
+      <w:start w:val="1"/>
+      <w:numFmt w:val="bullet"/>
+      <w:lvlText w:val=""/>
+      <w:lvlJc w:val="left"/>
+      <w:pPr>
+        <w:tabs>
+          <w:tab w:val="num" w:pos="1440"/>
+        </w:tabs>
+        <w:ind w:left="1440" w:hanging="360"/>
+      </w:pPr>
+      <w:rPr>
+        <w:rFonts w:ascii="Symbol" w:hAnsi="Symbol" w:hint="default"/>
+        <w:sz w:val="20"/>
+      </w:rPr>
+    </w:lvl>
+    <w:lvl w:ilvl="2" w:tentative="1">
+      <w:start w:val="1"/>
+      <w:numFmt w:val="bullet"/>
+      <w:lvlText w:val=""/>
+      <w:lvlJc w:val="left"/>
+      <w:pPr>
+        <w:tabs>
+          <w:tab w:val="num" w:pos="2160"/>
+        </w:tabs>
+        <w:ind w:left="2160" w:hanging="360"/>
+      </w:pPr>
+      <w:rPr>
+        <w:rFonts w:ascii="Symbol" w:hAnsi="Symbol" w:hint="default"/>
+        <w:sz w:val="20"/>
+      </w:rPr>
+    </w:lvl>
+    <w:lvl w:ilvl="3" w:tentative="1">
+      <w:start w:val="1"/>
+      <w:numFmt w:val="bullet"/>
+      <w:lvlText w:val=""/>
+      <w:lvlJc w:val="left"/>
+      <w:pPr>
+        <w:tabs>
+          <w:tab w:val="num" w:pos="2880"/>
+        </w:tabs>
+        <w:ind w:left="2880" w:hanging="360"/>
+      </w:pPr>
+      <w:rPr>
+        <w:rFonts w:ascii="Symbol" w:hAnsi="Symbol" w:hint="default"/>
+        <w:sz w:val="20"/>
+      </w:rPr>
+    </w:lvl>
+    <w:lvl w:ilvl="4" w:tentative="1">
+      <w:start w:val="1"/>
+      <w:numFmt w:val="bullet"/>
+      <w:lvlText w:val=""/>
+      <w:lvlJc w:val="left"/>
+      <w:pPr>
+        <w:tabs>
+          <w:tab w:val="num" w:pos="3600"/>
+        </w:tabs>
+        <w:ind w:left="3600" w:hanging="360"/>
+      </w:pPr>
+      <w:rPr>
+        <w:rFonts w:ascii="Symbol" w:hAnsi="Symbol" w:hint="default"/>
+        <w:sz w:val="20"/>
+      </w:rPr>
+    </w:lvl>
+    <w:lvl w:ilvl="5" w:tentative="1">
+      <w:start w:val="1"/>
+      <w:numFmt w:val="bullet"/>
+      <w:lvlText w:val=""/>
+      <w:lvlJc w:val="left"/>
+      <w:pPr>
+        <w:tabs>
+          <w:tab w:val="num" w:pos="4320"/>
+        </w:tabs>
+        <w:ind w:left="4320" w:hanging="360"/>
+      </w:pPr>
+      <w:rPr>
+        <w:rFonts w:ascii="Symbol" w:hAnsi="Symbol" w:hint="default"/>
+        <w:sz w:val="20"/>
+      </w:rPr>
+    </w:lvl>
+    <w:lvl w:ilvl="6" w:tentative="1">
+      <w:start w:val="1"/>
+      <w:numFmt w:val="bullet"/>
+      <w:lvlText w:val=""/>
+      <w:lvlJc w:val="left"/>
+      <w:pPr>
+        <w:tabs>
+          <w:tab w:val="num" w:pos="5040"/>
+        </w:tabs>
+        <w:ind w:left="5040" w:hanging="360"/>
+      </w:pPr>
+      <w:rPr>
+        <w:rFonts w:ascii="Symbol" w:hAnsi="Symbol" w:hint="default"/>
+        <w:sz w:val="20"/>
+      </w:rPr>
+    </w:lvl>
+    <w:lvl w:ilvl="7" w:tentative="1">
+      <w:start w:val="1"/>
+      <w:numFmt w:val="bullet"/>
+      <w:lvlText w:val=""/>
+      <w:lvlJc w:val="left"/>
+      <w:pPr>
+        <w:tabs>
+          <w:tab w:val="num" w:pos="5760"/>
+        </w:tabs>
+        <w:ind w:left="5760" w:hanging="360"/>
+      </w:pPr>
+      <w:rPr>
+        <w:rFonts w:ascii="Symbol" w:hAnsi="Symbol" w:hint="default"/>
+        <w:sz w:val="20"/>
+      </w:rPr>
+    </w:lvl>
+    <w:lvl w:ilvl="8" w:tentative="1">
+      <w:start w:val="1"/>
+      <w:numFmt w:val="bullet"/>
+      <w:lvlText w:val=""/>
+      <w:lvlJc w:val="left"/>
+      <w:pPr>
+        <w:tabs>
+          <w:tab w:val="num" w:pos="6480"/>
+        </w:tabs>
+        <w:ind w:left="6480" w:hanging="360"/>
+      </w:pPr>
+      <w:rPr>
+        <w:rFonts w:ascii="Symbol" w:hAnsi="Symbol" w:hint="default"/>
+        <w:sz w:val="20"/>
+      </w:rPr>
+    </w:lvl>
+  </w:abstractNum>
+  <w:abstractNum w:abstractNumId="23" w15:restartNumberingAfterBreak="0">
+    <w:nsid w:val="45690E7E"/>
+    <w:multiLevelType w:val="multilevel"/>
+    <w:tmpl w:val="364EA758"/>
+    <w:lvl w:ilvl="0">
+      <w:start w:val="1"/>
+      <w:numFmt w:val="bullet"/>
+      <w:lvlText w:val=""/>
+      <w:lvlJc w:val="left"/>
+      <w:pPr>
+        <w:tabs>
+          <w:tab w:val="num" w:pos="720"/>
+        </w:tabs>
+        <w:ind w:left="720" w:hanging="360"/>
+      </w:pPr>
+      <w:rPr>
+        <w:rFonts w:ascii="Symbol" w:hAnsi="Symbol" w:hint="default"/>
+        <w:sz w:val="20"/>
+      </w:rPr>
+    </w:lvl>
+    <w:lvl w:ilvl="1" w:tentative="1">
+      <w:start w:val="1"/>
+      <w:numFmt w:val="bullet"/>
+      <w:lvlText w:val=""/>
+      <w:lvlJc w:val="left"/>
+      <w:pPr>
+        <w:tabs>
+          <w:tab w:val="num" w:pos="1440"/>
+        </w:tabs>
+        <w:ind w:left="1440" w:hanging="360"/>
+      </w:pPr>
+      <w:rPr>
+        <w:rFonts w:ascii="Symbol" w:hAnsi="Symbol" w:hint="default"/>
+        <w:sz w:val="20"/>
+      </w:rPr>
+    </w:lvl>
+    <w:lvl w:ilvl="2" w:tentative="1">
+      <w:start w:val="1"/>
+      <w:numFmt w:val="bullet"/>
+      <w:lvlText w:val=""/>
+      <w:lvlJc w:val="left"/>
+      <w:pPr>
+        <w:tabs>
+          <w:tab w:val="num" w:pos="2160"/>
+        </w:tabs>
+        <w:ind w:left="2160" w:hanging="360"/>
+      </w:pPr>
+      <w:rPr>
+        <w:rFonts w:ascii="Symbol" w:hAnsi="Symbol" w:hint="default"/>
+        <w:sz w:val="20"/>
+      </w:rPr>
+    </w:lvl>
+    <w:lvl w:ilvl="3" w:tentative="1">
+      <w:start w:val="1"/>
+      <w:numFmt w:val="bullet"/>
+      <w:lvlText w:val=""/>
+      <w:lvlJc w:val="left"/>
+      <w:pPr>
+        <w:tabs>
+          <w:tab w:val="num" w:pos="2880"/>
+        </w:tabs>
+        <w:ind w:left="2880" w:hanging="360"/>
+      </w:pPr>
+      <w:rPr>
+        <w:rFonts w:ascii="Symbol" w:hAnsi="Symbol" w:hint="default"/>
+        <w:sz w:val="20"/>
+      </w:rPr>
+    </w:lvl>
+    <w:lvl w:ilvl="4" w:tentative="1">
+      <w:start w:val="1"/>
+      <w:numFmt w:val="bullet"/>
+      <w:lvlText w:val=""/>
+      <w:lvlJc w:val="left"/>
+      <w:pPr>
+        <w:tabs>
+          <w:tab w:val="num" w:pos="3600"/>
+        </w:tabs>
+        <w:ind w:left="3600" w:hanging="360"/>
+      </w:pPr>
+      <w:rPr>
+        <w:rFonts w:ascii="Symbol" w:hAnsi="Symbol" w:hint="default"/>
+        <w:sz w:val="20"/>
+      </w:rPr>
+    </w:lvl>
+    <w:lvl w:ilvl="5" w:tentative="1">
+      <w:start w:val="1"/>
+      <w:numFmt w:val="bullet"/>
+      <w:lvlText w:val=""/>
+      <w:lvlJc w:val="left"/>
+      <w:pPr>
+        <w:tabs>
+          <w:tab w:val="num" w:pos="4320"/>
+        </w:tabs>
+        <w:ind w:left="4320" w:hanging="360"/>
+      </w:pPr>
+      <w:rPr>
+        <w:rFonts w:ascii="Symbol" w:hAnsi="Symbol" w:hint="default"/>
+        <w:sz w:val="20"/>
+      </w:rPr>
+    </w:lvl>
+    <w:lvl w:ilvl="6" w:tentative="1">
+      <w:start w:val="1"/>
+      <w:numFmt w:val="bullet"/>
+      <w:lvlText w:val=""/>
+      <w:lvlJc w:val="left"/>
+      <w:pPr>
+        <w:tabs>
+          <w:tab w:val="num" w:pos="5040"/>
+        </w:tabs>
+        <w:ind w:left="5040" w:hanging="360"/>
+      </w:pPr>
+      <w:rPr>
+        <w:rFonts w:ascii="Symbol" w:hAnsi="Symbol" w:hint="default"/>
+        <w:sz w:val="20"/>
+      </w:rPr>
+    </w:lvl>
+    <w:lvl w:ilvl="7" w:tentative="1">
+      <w:start w:val="1"/>
+      <w:numFmt w:val="bullet"/>
+      <w:lvlText w:val=""/>
+      <w:lvlJc w:val="left"/>
+      <w:pPr>
+        <w:tabs>
+          <w:tab w:val="num" w:pos="5760"/>
+        </w:tabs>
+        <w:ind w:left="5760" w:hanging="360"/>
+      </w:pPr>
+      <w:rPr>
+        <w:rFonts w:ascii="Symbol" w:hAnsi="Symbol" w:hint="default"/>
+        <w:sz w:val="20"/>
+      </w:rPr>
+    </w:lvl>
+    <w:lvl w:ilvl="8" w:tentative="1">
+      <w:start w:val="1"/>
+      <w:numFmt w:val="bullet"/>
+      <w:lvlText w:val=""/>
+      <w:lvlJc w:val="left"/>
+      <w:pPr>
+        <w:tabs>
+          <w:tab w:val="num" w:pos="6480"/>
+        </w:tabs>
+        <w:ind w:left="6480" w:hanging="360"/>
+      </w:pPr>
+      <w:rPr>
+        <w:rFonts w:ascii="Symbol" w:hAnsi="Symbol" w:hint="default"/>
+        <w:sz w:val="20"/>
+      </w:rPr>
+    </w:lvl>
+  </w:abstractNum>
+  <w:abstractNum w:abstractNumId="24" w15:restartNumberingAfterBreak="0">
+    <w:nsid w:val="48A22BC7"/>
+    <w:multiLevelType w:val="multilevel"/>
+    <w:tmpl w:val="6654FA0E"/>
+    <w:lvl w:ilvl="0">
+      <w:start w:val="1"/>
+      <w:numFmt w:val="bullet"/>
+      <w:lvlText w:val=""/>
+      <w:lvlJc w:val="left"/>
+      <w:pPr>
+        <w:tabs>
+          <w:tab w:val="num" w:pos="720"/>
+        </w:tabs>
+        <w:ind w:left="720" w:hanging="360"/>
+      </w:pPr>
+      <w:rPr>
+        <w:rFonts w:ascii="Symbol" w:hAnsi="Symbol" w:hint="default"/>
+        <w:sz w:val="20"/>
+      </w:rPr>
+    </w:lvl>
+    <w:lvl w:ilvl="1" w:tentative="1">
+      <w:start w:val="1"/>
+      <w:numFmt w:val="bullet"/>
+      <w:lvlText w:val=""/>
+      <w:lvlJc w:val="left"/>
+      <w:pPr>
+        <w:tabs>
+          <w:tab w:val="num" w:pos="1440"/>
+        </w:tabs>
+        <w:ind w:left="1440" w:hanging="360"/>
+      </w:pPr>
+      <w:rPr>
+        <w:rFonts w:ascii="Symbol" w:hAnsi="Symbol" w:hint="default"/>
+        <w:sz w:val="20"/>
+      </w:rPr>
+    </w:lvl>
+    <w:lvl w:ilvl="2" w:tentative="1">
+      <w:start w:val="1"/>
+      <w:numFmt w:val="bullet"/>
+      <w:lvlText w:val=""/>
+      <w:lvlJc w:val="left"/>
+      <w:pPr>
+        <w:tabs>
+          <w:tab w:val="num" w:pos="2160"/>
+        </w:tabs>
+        <w:ind w:left="2160" w:hanging="360"/>
+      </w:pPr>
+      <w:rPr>
+        <w:rFonts w:ascii="Symbol" w:hAnsi="Symbol" w:hint="default"/>
+        <w:sz w:val="20"/>
+      </w:rPr>
+    </w:lvl>
+    <w:lvl w:ilvl="3" w:tentative="1">
+      <w:start w:val="1"/>
+      <w:numFmt w:val="bullet"/>
+      <w:lvlText w:val=""/>
+      <w:lvlJc w:val="left"/>
+      <w:pPr>
+        <w:tabs>
+          <w:tab w:val="num" w:pos="2880"/>
+        </w:tabs>
+        <w:ind w:left="2880" w:hanging="360"/>
+      </w:pPr>
+      <w:rPr>
+        <w:rFonts w:ascii="Symbol" w:hAnsi="Symbol" w:hint="default"/>
+        <w:sz w:val="20"/>
+      </w:rPr>
+    </w:lvl>
+    <w:lvl w:ilvl="4" w:tentative="1">
+      <w:start w:val="1"/>
+      <w:numFmt w:val="bullet"/>
+      <w:lvlText w:val=""/>
+      <w:lvlJc w:val="left"/>
+      <w:pPr>
+        <w:tabs>
+          <w:tab w:val="num" w:pos="3600"/>
+        </w:tabs>
+        <w:ind w:left="3600" w:hanging="360"/>
+      </w:pPr>
+      <w:rPr>
+        <w:rFonts w:ascii="Symbol" w:hAnsi="Symbol" w:hint="default"/>
+        <w:sz w:val="20"/>
+      </w:rPr>
+    </w:lvl>
+    <w:lvl w:ilvl="5" w:tentative="1">
+      <w:start w:val="1"/>
+      <w:numFmt w:val="bullet"/>
+      <w:lvlText w:val=""/>
+      <w:lvlJc w:val="left"/>
+      <w:pPr>
+        <w:tabs>
+          <w:tab w:val="num" w:pos="4320"/>
+        </w:tabs>
+        <w:ind w:left="4320" w:hanging="360"/>
+      </w:pPr>
+      <w:rPr>
+        <w:rFonts w:ascii="Symbol" w:hAnsi="Symbol" w:hint="default"/>
+        <w:sz w:val="20"/>
+      </w:rPr>
+    </w:lvl>
+    <w:lvl w:ilvl="6" w:tentative="1">
+      <w:start w:val="1"/>
+      <w:numFmt w:val="bullet"/>
+      <w:lvlText w:val=""/>
+      <w:lvlJc w:val="left"/>
+      <w:pPr>
+        <w:tabs>
+          <w:tab w:val="num" w:pos="5040"/>
+        </w:tabs>
+        <w:ind w:left="5040" w:hanging="360"/>
+      </w:pPr>
+      <w:rPr>
+        <w:rFonts w:ascii="Symbol" w:hAnsi="Symbol" w:hint="default"/>
+        <w:sz w:val="20"/>
+      </w:rPr>
+    </w:lvl>
+    <w:lvl w:ilvl="7" w:tentative="1">
+      <w:start w:val="1"/>
+      <w:numFmt w:val="bullet"/>
+      <w:lvlText w:val=""/>
+      <w:lvlJc w:val="left"/>
+      <w:pPr>
+        <w:tabs>
+          <w:tab w:val="num" w:pos="5760"/>
+        </w:tabs>
+        <w:ind w:left="5760" w:hanging="360"/>
+      </w:pPr>
+      <w:rPr>
+        <w:rFonts w:ascii="Symbol" w:hAnsi="Symbol" w:hint="default"/>
+        <w:sz w:val="20"/>
+      </w:rPr>
+    </w:lvl>
+    <w:lvl w:ilvl="8" w:tentative="1">
+      <w:start w:val="1"/>
+      <w:numFmt w:val="bullet"/>
+      <w:lvlText w:val=""/>
+      <w:lvlJc w:val="left"/>
+      <w:pPr>
+        <w:tabs>
+          <w:tab w:val="num" w:pos="6480"/>
+        </w:tabs>
+        <w:ind w:left="6480" w:hanging="360"/>
+      </w:pPr>
+      <w:rPr>
+        <w:rFonts w:ascii="Symbol" w:hAnsi="Symbol" w:hint="default"/>
+        <w:sz w:val="20"/>
+      </w:rPr>
+    </w:lvl>
+  </w:abstractNum>
+  <w:abstractNum w:abstractNumId="25" w15:restartNumberingAfterBreak="0">
+    <w:nsid w:val="4A590FE8"/>
+    <w:multiLevelType w:val="multilevel"/>
+    <w:tmpl w:val="B7B2BCC0"/>
+    <w:lvl w:ilvl="0">
+      <w:start w:val="1"/>
+      <w:numFmt w:val="bullet"/>
+      <w:lvlText w:val=""/>
+      <w:lvlJc w:val="left"/>
+      <w:pPr>
+        <w:tabs>
+          <w:tab w:val="num" w:pos="720"/>
+        </w:tabs>
+        <w:ind w:left="720" w:hanging="360"/>
+      </w:pPr>
+      <w:rPr>
+        <w:rFonts w:ascii="Symbol" w:hAnsi="Symbol" w:hint="default"/>
+        <w:sz w:val="20"/>
+      </w:rPr>
+    </w:lvl>
+    <w:lvl w:ilvl="1" w:tentative="1">
+      <w:start w:val="1"/>
+      <w:numFmt w:val="bullet"/>
+      <w:lvlText w:val=""/>
+      <w:lvlJc w:val="left"/>
+      <w:pPr>
+        <w:tabs>
+          <w:tab w:val="num" w:pos="1440"/>
+        </w:tabs>
+        <w:ind w:left="1440" w:hanging="360"/>
+      </w:pPr>
+      <w:rPr>
+        <w:rFonts w:ascii="Symbol" w:hAnsi="Symbol" w:hint="default"/>
+        <w:sz w:val="20"/>
+      </w:rPr>
+    </w:lvl>
+    <w:lvl w:ilvl="2" w:tentative="1">
+      <w:start w:val="1"/>
+      <w:numFmt w:val="bullet"/>
+      <w:lvlText w:val=""/>
+      <w:lvlJc w:val="left"/>
+      <w:pPr>
+        <w:tabs>
+          <w:tab w:val="num" w:pos="2160"/>
+        </w:tabs>
+        <w:ind w:left="2160" w:hanging="360"/>
+      </w:pPr>
+      <w:rPr>
+        <w:rFonts w:ascii="Symbol" w:hAnsi="Symbol" w:hint="default"/>
+        <w:sz w:val="20"/>
+      </w:rPr>
+    </w:lvl>
+    <w:lvl w:ilvl="3" w:tentative="1">
+      <w:start w:val="1"/>
+      <w:numFmt w:val="bullet"/>
+      <w:lvlText w:val=""/>
+      <w:lvlJc w:val="left"/>
+      <w:pPr>
+        <w:tabs>
+          <w:tab w:val="num" w:pos="2880"/>
+        </w:tabs>
+        <w:ind w:left="2880" w:hanging="360"/>
+      </w:pPr>
+      <w:rPr>
+        <w:rFonts w:ascii="Symbol" w:hAnsi="Symbol" w:hint="default"/>
+        <w:sz w:val="20"/>
+      </w:rPr>
+    </w:lvl>
+    <w:lvl w:ilvl="4" w:tentative="1">
+      <w:start w:val="1"/>
+      <w:numFmt w:val="bullet"/>
+      <w:lvlText w:val=""/>
+      <w:lvlJc w:val="left"/>
+      <w:pPr>
+        <w:tabs>
+          <w:tab w:val="num" w:pos="3600"/>
+        </w:tabs>
+        <w:ind w:left="3600" w:hanging="360"/>
+      </w:pPr>
+      <w:rPr>
+        <w:rFonts w:ascii="Symbol" w:hAnsi="Symbol" w:hint="default"/>
+        <w:sz w:val="20"/>
+      </w:rPr>
+    </w:lvl>
+    <w:lvl w:ilvl="5" w:tentative="1">
+      <w:start w:val="1"/>
+      <w:numFmt w:val="bullet"/>
+      <w:lvlText w:val=""/>
+      <w:lvlJc w:val="left"/>
+      <w:pPr>
+        <w:tabs>
+          <w:tab w:val="num" w:pos="4320"/>
+        </w:tabs>
+        <w:ind w:left="4320" w:hanging="360"/>
+      </w:pPr>
+      <w:rPr>
+        <w:rFonts w:ascii="Symbol" w:hAnsi="Symbol" w:hint="default"/>
+        <w:sz w:val="20"/>
+      </w:rPr>
+    </w:lvl>
+    <w:lvl w:ilvl="6" w:tentative="1">
+      <w:start w:val="1"/>
+      <w:numFmt w:val="bullet"/>
+      <w:lvlText w:val=""/>
+      <w:lvlJc w:val="left"/>
+      <w:pPr>
+        <w:tabs>
+          <w:tab w:val="num" w:pos="5040"/>
+        </w:tabs>
+        <w:ind w:left="5040" w:hanging="360"/>
+      </w:pPr>
+      <w:rPr>
+        <w:rFonts w:ascii="Symbol" w:hAnsi="Symbol" w:hint="default"/>
+        <w:sz w:val="20"/>
+      </w:rPr>
+    </w:lvl>
+    <w:lvl w:ilvl="7" w:tentative="1">
+      <w:start w:val="1"/>
+      <w:numFmt w:val="bullet"/>
+      <w:lvlText w:val=""/>
+      <w:lvlJc w:val="left"/>
+      <w:pPr>
+        <w:tabs>
+          <w:tab w:val="num" w:pos="5760"/>
+        </w:tabs>
+        <w:ind w:left="5760" w:hanging="360"/>
+      </w:pPr>
+      <w:rPr>
+        <w:rFonts w:ascii="Symbol" w:hAnsi="Symbol" w:hint="default"/>
+        <w:sz w:val="20"/>
+      </w:rPr>
+    </w:lvl>
+    <w:lvl w:ilvl="8" w:tentative="1">
+      <w:start w:val="1"/>
+      <w:numFmt w:val="bullet"/>
+      <w:lvlText w:val=""/>
+      <w:lvlJc w:val="left"/>
+      <w:pPr>
+        <w:tabs>
+          <w:tab w:val="num" w:pos="6480"/>
+        </w:tabs>
+        <w:ind w:left="6480" w:hanging="360"/>
+      </w:pPr>
+      <w:rPr>
+        <w:rFonts w:ascii="Symbol" w:hAnsi="Symbol" w:hint="default"/>
+        <w:sz w:val="20"/>
+      </w:rPr>
+    </w:lvl>
+  </w:abstractNum>
+  <w:abstractNum w:abstractNumId="26" w15:restartNumberingAfterBreak="0">
+    <w:nsid w:val="4C8A1619"/>
+    <w:multiLevelType w:val="multilevel"/>
+    <w:tmpl w:val="CD523F88"/>
+    <w:lvl w:ilvl="0">
+      <w:start w:val="1"/>
+      <w:numFmt w:val="bullet"/>
+      <w:lvlText w:val=""/>
+      <w:lvlJc w:val="left"/>
+      <w:pPr>
+        <w:tabs>
+          <w:tab w:val="num" w:pos="720"/>
+        </w:tabs>
+        <w:ind w:left="720" w:hanging="360"/>
+      </w:pPr>
+      <w:rPr>
+        <w:rFonts w:ascii="Symbol" w:hAnsi="Symbol" w:hint="default"/>
+        <w:sz w:val="20"/>
+      </w:rPr>
+    </w:lvl>
+    <w:lvl w:ilvl="1" w:tentative="1">
+      <w:start w:val="1"/>
+      <w:numFmt w:val="bullet"/>
+      <w:lvlText w:val=""/>
+      <w:lvlJc w:val="left"/>
+      <w:pPr>
+        <w:tabs>
+          <w:tab w:val="num" w:pos="1440"/>
+        </w:tabs>
+        <w:ind w:left="1440" w:hanging="360"/>
+      </w:pPr>
+      <w:rPr>
+        <w:rFonts w:ascii="Symbol" w:hAnsi="Symbol" w:hint="default"/>
+        <w:sz w:val="20"/>
+      </w:rPr>
+    </w:lvl>
+    <w:lvl w:ilvl="2" w:tentative="1">
+      <w:start w:val="1"/>
+      <w:numFmt w:val="bullet"/>
+      <w:lvlText w:val=""/>
+      <w:lvlJc w:val="left"/>
+      <w:pPr>
+        <w:tabs>
+          <w:tab w:val="num" w:pos="2160"/>
+        </w:tabs>
+        <w:ind w:left="2160" w:hanging="360"/>
+      </w:pPr>
+      <w:rPr>
+        <w:rFonts w:ascii="Symbol" w:hAnsi="Symbol" w:hint="default"/>
+        <w:sz w:val="20"/>
+      </w:rPr>
+    </w:lvl>
+    <w:lvl w:ilvl="3" w:tentative="1">
+      <w:start w:val="1"/>
+      <w:numFmt w:val="bullet"/>
+      <w:lvlText w:val=""/>
+      <w:lvlJc w:val="left"/>
+      <w:pPr>
+        <w:tabs>
+          <w:tab w:val="num" w:pos="2880"/>
+        </w:tabs>
+        <w:ind w:left="2880" w:hanging="360"/>
+      </w:pPr>
+      <w:rPr>
+        <w:rFonts w:ascii="Symbol" w:hAnsi="Symbol" w:hint="default"/>
+        <w:sz w:val="20"/>
+      </w:rPr>
+    </w:lvl>
+    <w:lvl w:ilvl="4" w:tentative="1">
+      <w:start w:val="1"/>
+      <w:numFmt w:val="bullet"/>
+      <w:lvlText w:val=""/>
+      <w:lvlJc w:val="left"/>
+      <w:pPr>
+        <w:tabs>
+          <w:tab w:val="num" w:pos="3600"/>
+        </w:tabs>
+        <w:ind w:left="3600" w:hanging="360"/>
+      </w:pPr>
+      <w:rPr>
+        <w:rFonts w:ascii="Symbol" w:hAnsi="Symbol" w:hint="default"/>
+        <w:sz w:val="20"/>
+      </w:rPr>
+    </w:lvl>
+    <w:lvl w:ilvl="5" w:tentative="1">
+      <w:start w:val="1"/>
+      <w:numFmt w:val="bullet"/>
+      <w:lvlText w:val=""/>
+      <w:lvlJc w:val="left"/>
+      <w:pPr>
+        <w:tabs>
+          <w:tab w:val="num" w:pos="4320"/>
+        </w:tabs>
+        <w:ind w:left="4320" w:hanging="360"/>
+      </w:pPr>
+      <w:rPr>
+        <w:rFonts w:ascii="Symbol" w:hAnsi="Symbol" w:hint="default"/>
+        <w:sz w:val="20"/>
+      </w:rPr>
+    </w:lvl>
+    <w:lvl w:ilvl="6" w:tentative="1">
+      <w:start w:val="1"/>
+      <w:numFmt w:val="bullet"/>
+      <w:lvlText w:val=""/>
+      <w:lvlJc w:val="left"/>
+      <w:pPr>
+        <w:tabs>
+          <w:tab w:val="num" w:pos="5040"/>
+        </w:tabs>
+        <w:ind w:left="5040" w:hanging="360"/>
+      </w:pPr>
+      <w:rPr>
+        <w:rFonts w:ascii="Symbol" w:hAnsi="Symbol" w:hint="default"/>
+        <w:sz w:val="20"/>
+      </w:rPr>
+    </w:lvl>
+    <w:lvl w:ilvl="7" w:tentative="1">
+      <w:start w:val="1"/>
+      <w:numFmt w:val="bullet"/>
+      <w:lvlText w:val=""/>
+      <w:lvlJc w:val="left"/>
+      <w:pPr>
+        <w:tabs>
+          <w:tab w:val="num" w:pos="5760"/>
+        </w:tabs>
+        <w:ind w:left="5760" w:hanging="360"/>
+      </w:pPr>
+      <w:rPr>
+        <w:rFonts w:ascii="Symbol" w:hAnsi="Symbol" w:hint="default"/>
+        <w:sz w:val="20"/>
+      </w:rPr>
+    </w:lvl>
+    <w:lvl w:ilvl="8" w:tentative="1">
+      <w:start w:val="1"/>
+      <w:numFmt w:val="bullet"/>
+      <w:lvlText w:val=""/>
+      <w:lvlJc w:val="left"/>
+      <w:pPr>
+        <w:tabs>
+          <w:tab w:val="num" w:pos="6480"/>
+        </w:tabs>
+        <w:ind w:left="6480" w:hanging="360"/>
+      </w:pPr>
+      <w:rPr>
+        <w:rFonts w:ascii="Symbol" w:hAnsi="Symbol" w:hint="default"/>
+        <w:sz w:val="20"/>
+      </w:rPr>
+    </w:lvl>
+  </w:abstractNum>
+  <w:abstractNum w:abstractNumId="27" w15:restartNumberingAfterBreak="0">
+    <w:nsid w:val="4F9674D8"/>
+    <w:multiLevelType w:val="multilevel"/>
+    <w:tmpl w:val="9DDED098"/>
+    <w:lvl w:ilvl="0">
+      <w:start w:val="1"/>
+      <w:numFmt w:val="bullet"/>
+      <w:lvlText w:val=""/>
+      <w:lvlJc w:val="left"/>
+      <w:pPr>
+        <w:tabs>
+          <w:tab w:val="num" w:pos="720"/>
+        </w:tabs>
+        <w:ind w:left="720" w:hanging="360"/>
+      </w:pPr>
+      <w:rPr>
+        <w:rFonts w:ascii="Symbol" w:hAnsi="Symbol" w:hint="default"/>
+        <w:sz w:val="20"/>
+      </w:rPr>
+    </w:lvl>
+    <w:lvl w:ilvl="1" w:tentative="1">
+      <w:start w:val="1"/>
+      <w:numFmt w:val="bullet"/>
+      <w:lvlText w:val=""/>
+      <w:lvlJc w:val="left"/>
+      <w:pPr>
+        <w:tabs>
+          <w:tab w:val="num" w:pos="1440"/>
+        </w:tabs>
+        <w:ind w:left="1440" w:hanging="360"/>
+      </w:pPr>
+      <w:rPr>
+        <w:rFonts w:ascii="Symbol" w:hAnsi="Symbol" w:hint="default"/>
+        <w:sz w:val="20"/>
+      </w:rPr>
+    </w:lvl>
+    <w:lvl w:ilvl="2" w:tentative="1">
+      <w:start w:val="1"/>
+      <w:numFmt w:val="bullet"/>
+      <w:lvlText w:val=""/>
+      <w:lvlJc w:val="left"/>
+      <w:pPr>
+        <w:tabs>
+          <w:tab w:val="num" w:pos="2160"/>
+        </w:tabs>
+        <w:ind w:left="2160" w:hanging="360"/>
+      </w:pPr>
+      <w:rPr>
+        <w:rFonts w:ascii="Symbol" w:hAnsi="Symbol" w:hint="default"/>
+        <w:sz w:val="20"/>
+      </w:rPr>
+    </w:lvl>
+    <w:lvl w:ilvl="3" w:tentative="1">
+      <w:start w:val="1"/>
+      <w:numFmt w:val="bullet"/>
+      <w:lvlText w:val=""/>
+      <w:lvlJc w:val="left"/>
+      <w:pPr>
+        <w:tabs>
+          <w:tab w:val="num" w:pos="2880"/>
+        </w:tabs>
+        <w:ind w:left="2880" w:hanging="360"/>
+      </w:pPr>
+      <w:rPr>
+        <w:rFonts w:ascii="Symbol" w:hAnsi="Symbol" w:hint="default"/>
+        <w:sz w:val="20"/>
+      </w:rPr>
+    </w:lvl>
+    <w:lvl w:ilvl="4" w:tentative="1">
+      <w:start w:val="1"/>
+      <w:numFmt w:val="bullet"/>
+      <w:lvlText w:val=""/>
+      <w:lvlJc w:val="left"/>
+      <w:pPr>
+        <w:tabs>
+          <w:tab w:val="num" w:pos="3600"/>
+        </w:tabs>
+        <w:ind w:left="3600" w:hanging="360"/>
+      </w:pPr>
+      <w:rPr>
+        <w:rFonts w:ascii="Symbol" w:hAnsi="Symbol" w:hint="default"/>
+        <w:sz w:val="20"/>
+      </w:rPr>
+    </w:lvl>
+    <w:lvl w:ilvl="5" w:tentative="1">
+      <w:start w:val="1"/>
+      <w:numFmt w:val="bullet"/>
+      <w:lvlText w:val=""/>
+      <w:lvlJc w:val="left"/>
+      <w:pPr>
+        <w:tabs>
+          <w:tab w:val="num" w:pos="4320"/>
+        </w:tabs>
+        <w:ind w:left="4320" w:hanging="360"/>
+      </w:pPr>
+      <w:rPr>
+        <w:rFonts w:ascii="Symbol" w:hAnsi="Symbol" w:hint="default"/>
+        <w:sz w:val="20"/>
+      </w:rPr>
+    </w:lvl>
+    <w:lvl w:ilvl="6" w:tentative="1">
+      <w:start w:val="1"/>
+      <w:numFmt w:val="bullet"/>
+      <w:lvlText w:val=""/>
+      <w:lvlJc w:val="left"/>
+      <w:pPr>
+        <w:tabs>
+          <w:tab w:val="num" w:pos="5040"/>
+        </w:tabs>
+        <w:ind w:left="5040" w:hanging="360"/>
+      </w:pPr>
+      <w:rPr>
+        <w:rFonts w:ascii="Symbol" w:hAnsi="Symbol" w:hint="default"/>
+        <w:sz w:val="20"/>
+      </w:rPr>
+    </w:lvl>
+    <w:lvl w:ilvl="7" w:tentative="1">
+      <w:start w:val="1"/>
+      <w:numFmt w:val="bullet"/>
+      <w:lvlText w:val=""/>
+      <w:lvlJc w:val="left"/>
+      <w:pPr>
+        <w:tabs>
+          <w:tab w:val="num" w:pos="5760"/>
+        </w:tabs>
+        <w:ind w:left="5760" w:hanging="360"/>
+      </w:pPr>
+      <w:rPr>
+        <w:rFonts w:ascii="Symbol" w:hAnsi="Symbol" w:hint="default"/>
+        <w:sz w:val="20"/>
+      </w:rPr>
+    </w:lvl>
+    <w:lvl w:ilvl="8" w:tentative="1">
+      <w:start w:val="1"/>
+      <w:numFmt w:val="bullet"/>
+      <w:lvlText w:val=""/>
+      <w:lvlJc w:val="left"/>
+      <w:pPr>
+        <w:tabs>
+          <w:tab w:val="num" w:pos="6480"/>
+        </w:tabs>
+        <w:ind w:left="6480" w:hanging="360"/>
+      </w:pPr>
+      <w:rPr>
+        <w:rFonts w:ascii="Symbol" w:hAnsi="Symbol" w:hint="default"/>
+        <w:sz w:val="20"/>
+      </w:rPr>
+    </w:lvl>
+  </w:abstractNum>
+  <w:abstractNum w:abstractNumId="28" w15:restartNumberingAfterBreak="0">
+    <w:nsid w:val="54086F48"/>
+    <w:multiLevelType w:val="multilevel"/>
+    <w:tmpl w:val="ED322442"/>
+    <w:lvl w:ilvl="0">
+      <w:start w:val="1"/>
+      <w:numFmt w:val="bullet"/>
+      <w:lvlText w:val=""/>
+      <w:lvlJc w:val="left"/>
+      <w:pPr>
+        <w:tabs>
+          <w:tab w:val="num" w:pos="720"/>
+        </w:tabs>
+        <w:ind w:left="720" w:hanging="360"/>
+      </w:pPr>
+      <w:rPr>
+        <w:rFonts w:ascii="Symbol" w:hAnsi="Symbol" w:hint="default"/>
+        <w:sz w:val="20"/>
+      </w:rPr>
+    </w:lvl>
+    <w:lvl w:ilvl="1" w:tentative="1">
+      <w:start w:val="1"/>
+      <w:numFmt w:val="bullet"/>
+      <w:lvlText w:val=""/>
+      <w:lvlJc w:val="left"/>
+      <w:pPr>
+        <w:tabs>
+          <w:tab w:val="num" w:pos="1440"/>
+        </w:tabs>
+        <w:ind w:left="1440" w:hanging="360"/>
+      </w:pPr>
+      <w:rPr>
+        <w:rFonts w:ascii="Symbol" w:hAnsi="Symbol" w:hint="default"/>
+        <w:sz w:val="20"/>
+      </w:rPr>
+    </w:lvl>
+    <w:lvl w:ilvl="2" w:tentative="1">
+      <w:start w:val="1"/>
+      <w:numFmt w:val="bullet"/>
+      <w:lvlText w:val=""/>
+      <w:lvlJc w:val="left"/>
+      <w:pPr>
+        <w:tabs>
+          <w:tab w:val="num" w:pos="2160"/>
+        </w:tabs>
+        <w:ind w:left="2160" w:hanging="360"/>
+      </w:pPr>
+      <w:rPr>
+        <w:rFonts w:ascii="Symbol" w:hAnsi="Symbol" w:hint="default"/>
+        <w:sz w:val="20"/>
+      </w:rPr>
+    </w:lvl>
+    <w:lvl w:ilvl="3" w:tentative="1">
+      <w:start w:val="1"/>
+      <w:numFmt w:val="bullet"/>
+      <w:lvlText w:val=""/>
+      <w:lvlJc w:val="left"/>
+      <w:pPr>
+        <w:tabs>
+          <w:tab w:val="num" w:pos="2880"/>
+        </w:tabs>
+        <w:ind w:left="2880" w:hanging="360"/>
+      </w:pPr>
+      <w:rPr>
+        <w:rFonts w:ascii="Symbol" w:hAnsi="Symbol" w:hint="default"/>
+        <w:sz w:val="20"/>
+      </w:rPr>
+    </w:lvl>
+    <w:lvl w:ilvl="4" w:tentative="1">
+      <w:start w:val="1"/>
+      <w:numFmt w:val="bullet"/>
+      <w:lvlText w:val=""/>
+      <w:lvlJc w:val="left"/>
+      <w:pPr>
+        <w:tabs>
+          <w:tab w:val="num" w:pos="3600"/>
+        </w:tabs>
+        <w:ind w:left="3600" w:hanging="360"/>
+      </w:pPr>
+      <w:rPr>
+        <w:rFonts w:ascii="Symbol" w:hAnsi="Symbol" w:hint="default"/>
+        <w:sz w:val="20"/>
+      </w:rPr>
+    </w:lvl>
+    <w:lvl w:ilvl="5" w:tentative="1">
+      <w:start w:val="1"/>
+      <w:numFmt w:val="bullet"/>
+      <w:lvlText w:val=""/>
+      <w:lvlJc w:val="left"/>
+      <w:pPr>
+        <w:tabs>
+          <w:tab w:val="num" w:pos="4320"/>
+        </w:tabs>
+        <w:ind w:left="4320" w:hanging="360"/>
+      </w:pPr>
+      <w:rPr>
+        <w:rFonts w:ascii="Symbol" w:hAnsi="Symbol" w:hint="default"/>
+        <w:sz w:val="20"/>
+      </w:rPr>
+    </w:lvl>
+    <w:lvl w:ilvl="6" w:tentative="1">
+      <w:start w:val="1"/>
+      <w:numFmt w:val="bullet"/>
+      <w:lvlText w:val=""/>
+      <w:lvlJc w:val="left"/>
+      <w:pPr>
+        <w:tabs>
+          <w:tab w:val="num" w:pos="5040"/>
+        </w:tabs>
+        <w:ind w:left="5040" w:hanging="360"/>
+      </w:pPr>
+      <w:rPr>
+        <w:rFonts w:ascii="Symbol" w:hAnsi="Symbol" w:hint="default"/>
+        <w:sz w:val="20"/>
+      </w:rPr>
+    </w:lvl>
+    <w:lvl w:ilvl="7" w:tentative="1">
+      <w:start w:val="1"/>
+      <w:numFmt w:val="bullet"/>
+      <w:lvlText w:val=""/>
+      <w:lvlJc w:val="left"/>
+      <w:pPr>
+        <w:tabs>
+          <w:tab w:val="num" w:pos="5760"/>
+        </w:tabs>
+        <w:ind w:left="5760" w:hanging="360"/>
+      </w:pPr>
+      <w:rPr>
+        <w:rFonts w:ascii="Symbol" w:hAnsi="Symbol" w:hint="default"/>
+        <w:sz w:val="20"/>
+      </w:rPr>
+    </w:lvl>
+    <w:lvl w:ilvl="8" w:tentative="1">
+      <w:start w:val="1"/>
+      <w:numFmt w:val="bullet"/>
+      <w:lvlText w:val=""/>
+      <w:lvlJc w:val="left"/>
+      <w:pPr>
+        <w:tabs>
+          <w:tab w:val="num" w:pos="6480"/>
+        </w:tabs>
+        <w:ind w:left="6480" w:hanging="360"/>
+      </w:pPr>
+      <w:rPr>
+        <w:rFonts w:ascii="Symbol" w:hAnsi="Symbol" w:hint="default"/>
+        <w:sz w:val="20"/>
+      </w:rPr>
+    </w:lvl>
+  </w:abstractNum>
+  <w:abstractNum w:abstractNumId="29" w15:restartNumberingAfterBreak="0">
+    <w:nsid w:val="56B80EF0"/>
+    <w:multiLevelType w:val="multilevel"/>
+    <w:tmpl w:val="759C778C"/>
+    <w:lvl w:ilvl="0">
+      <w:start w:val="1"/>
+      <w:numFmt w:val="bullet"/>
+      <w:lvlText w:val=""/>
+      <w:lvlJc w:val="left"/>
+      <w:pPr>
+        <w:tabs>
+          <w:tab w:val="num" w:pos="720"/>
+        </w:tabs>
+        <w:ind w:left="720" w:hanging="360"/>
+      </w:pPr>
+      <w:rPr>
+        <w:rFonts w:ascii="Symbol" w:hAnsi="Symbol" w:hint="default"/>
+        <w:sz w:val="20"/>
+      </w:rPr>
+    </w:lvl>
+    <w:lvl w:ilvl="1" w:tentative="1">
+      <w:start w:val="1"/>
+      <w:numFmt w:val="bullet"/>
+      <w:lvlText w:val=""/>
+      <w:lvlJc w:val="left"/>
+      <w:pPr>
+        <w:tabs>
+          <w:tab w:val="num" w:pos="1440"/>
+        </w:tabs>
+        <w:ind w:left="1440" w:hanging="360"/>
+      </w:pPr>
+      <w:rPr>
+        <w:rFonts w:ascii="Symbol" w:hAnsi="Symbol" w:hint="default"/>
+        <w:sz w:val="20"/>
+      </w:rPr>
+    </w:lvl>
+    <w:lvl w:ilvl="2" w:tentative="1">
+      <w:start w:val="1"/>
+      <w:numFmt w:val="bullet"/>
+      <w:lvlText w:val=""/>
+      <w:lvlJc w:val="left"/>
+      <w:pPr>
+        <w:tabs>
+          <w:tab w:val="num" w:pos="2160"/>
+        </w:tabs>
+        <w:ind w:left="2160" w:hanging="360"/>
+      </w:pPr>
+      <w:rPr>
+        <w:rFonts w:ascii="Symbol" w:hAnsi="Symbol" w:hint="default"/>
+        <w:sz w:val="20"/>
+      </w:rPr>
+    </w:lvl>
+    <w:lvl w:ilvl="3" w:tentative="1">
+      <w:start w:val="1"/>
+      <w:numFmt w:val="bullet"/>
+      <w:lvlText w:val=""/>
+      <w:lvlJc w:val="left"/>
+      <w:pPr>
+        <w:tabs>
+          <w:tab w:val="num" w:pos="2880"/>
+        </w:tabs>
+        <w:ind w:left="2880" w:hanging="360"/>
+      </w:pPr>
+      <w:rPr>
+        <w:rFonts w:ascii="Symbol" w:hAnsi="Symbol" w:hint="default"/>
+        <w:sz w:val="20"/>
+      </w:rPr>
+    </w:lvl>
+    <w:lvl w:ilvl="4" w:tentative="1">
+      <w:start w:val="1"/>
+      <w:numFmt w:val="bullet"/>
+      <w:lvlText w:val=""/>
+      <w:lvlJc w:val="left"/>
+      <w:pPr>
+        <w:tabs>
+          <w:tab w:val="num" w:pos="3600"/>
+        </w:tabs>
+        <w:ind w:left="3600" w:hanging="360"/>
+      </w:pPr>
+      <w:rPr>
+        <w:rFonts w:ascii="Symbol" w:hAnsi="Symbol" w:hint="default"/>
+        <w:sz w:val="20"/>
+      </w:rPr>
+    </w:lvl>
+    <w:lvl w:ilvl="5" w:tentative="1">
+      <w:start w:val="1"/>
+      <w:numFmt w:val="bullet"/>
+      <w:lvlText w:val=""/>
+      <w:lvlJc w:val="left"/>
+      <w:pPr>
+        <w:tabs>
+          <w:tab w:val="num" w:pos="4320"/>
+        </w:tabs>
+        <w:ind w:left="4320" w:hanging="360"/>
+      </w:pPr>
+      <w:rPr>
+        <w:rFonts w:ascii="Symbol" w:hAnsi="Symbol" w:hint="default"/>
+        <w:sz w:val="20"/>
+      </w:rPr>
+    </w:lvl>
+    <w:lvl w:ilvl="6" w:tentative="1">
+      <w:start w:val="1"/>
+      <w:numFmt w:val="bullet"/>
+      <w:lvlText w:val=""/>
+      <w:lvlJc w:val="left"/>
+      <w:pPr>
+        <w:tabs>
+          <w:tab w:val="num" w:pos="5040"/>
+        </w:tabs>
+        <w:ind w:left="5040" w:hanging="360"/>
+      </w:pPr>
+      <w:rPr>
+        <w:rFonts w:ascii="Symbol" w:hAnsi="Symbol" w:hint="default"/>
+        <w:sz w:val="20"/>
+      </w:rPr>
+    </w:lvl>
+    <w:lvl w:ilvl="7" w:tentative="1">
+      <w:start w:val="1"/>
+      <w:numFmt w:val="bullet"/>
+      <w:lvlText w:val=""/>
+      <w:lvlJc w:val="left"/>
+      <w:pPr>
+        <w:tabs>
+          <w:tab w:val="num" w:pos="5760"/>
+        </w:tabs>
+        <w:ind w:left="5760" w:hanging="360"/>
+      </w:pPr>
+      <w:rPr>
+        <w:rFonts w:ascii="Symbol" w:hAnsi="Symbol" w:hint="default"/>
+        <w:sz w:val="20"/>
+      </w:rPr>
+    </w:lvl>
+    <w:lvl w:ilvl="8" w:tentative="1">
+      <w:start w:val="1"/>
+      <w:numFmt w:val="bullet"/>
+      <w:lvlText w:val=""/>
+      <w:lvlJc w:val="left"/>
+      <w:pPr>
+        <w:tabs>
+          <w:tab w:val="num" w:pos="6480"/>
+        </w:tabs>
+        <w:ind w:left="6480" w:hanging="360"/>
+      </w:pPr>
+      <w:rPr>
+        <w:rFonts w:ascii="Symbol" w:hAnsi="Symbol" w:hint="default"/>
+        <w:sz w:val="20"/>
+      </w:rPr>
+    </w:lvl>
+  </w:abstractNum>
+  <w:abstractNum w:abstractNumId="30" w15:restartNumberingAfterBreak="0">
+    <w:nsid w:val="56EE3A5A"/>
+    <w:multiLevelType w:val="multilevel"/>
+    <w:tmpl w:val="B50050F0"/>
+    <w:lvl w:ilvl="0">
+      <w:start w:val="1"/>
+      <w:numFmt w:val="bullet"/>
+      <w:lvlText w:val=""/>
+      <w:lvlJc w:val="left"/>
+      <w:pPr>
+        <w:tabs>
+          <w:tab w:val="num" w:pos="720"/>
+        </w:tabs>
+        <w:ind w:left="720" w:hanging="360"/>
+      </w:pPr>
+      <w:rPr>
+        <w:rFonts w:ascii="Symbol" w:hAnsi="Symbol" w:hint="default"/>
+        <w:sz w:val="20"/>
+      </w:rPr>
+    </w:lvl>
+    <w:lvl w:ilvl="1" w:tentative="1">
+      <w:start w:val="1"/>
+      <w:numFmt w:val="bullet"/>
+      <w:lvlText w:val=""/>
+      <w:lvlJc w:val="left"/>
+      <w:pPr>
+        <w:tabs>
+          <w:tab w:val="num" w:pos="1440"/>
+        </w:tabs>
+        <w:ind w:left="1440" w:hanging="360"/>
+      </w:pPr>
+      <w:rPr>
+        <w:rFonts w:ascii="Symbol" w:hAnsi="Symbol" w:hint="default"/>
+        <w:sz w:val="20"/>
+      </w:rPr>
+    </w:lvl>
+    <w:lvl w:ilvl="2" w:tentative="1">
+      <w:start w:val="1"/>
+      <w:numFmt w:val="bullet"/>
+      <w:lvlText w:val=""/>
+      <w:lvlJc w:val="left"/>
+      <w:pPr>
+        <w:tabs>
+          <w:tab w:val="num" w:pos="2160"/>
+        </w:tabs>
+        <w:ind w:left="2160" w:hanging="360"/>
+      </w:pPr>
+      <w:rPr>
+        <w:rFonts w:ascii="Symbol" w:hAnsi="Symbol" w:hint="default"/>
+        <w:sz w:val="20"/>
+      </w:rPr>
+    </w:lvl>
+    <w:lvl w:ilvl="3" w:tentative="1">
+      <w:start w:val="1"/>
+      <w:numFmt w:val="bullet"/>
+      <w:lvlText w:val=""/>
+      <w:lvlJc w:val="left"/>
+      <w:pPr>
+        <w:tabs>
+          <w:tab w:val="num" w:pos="2880"/>
+        </w:tabs>
+        <w:ind w:left="2880" w:hanging="360"/>
+      </w:pPr>
+      <w:rPr>
+        <w:rFonts w:ascii="Symbol" w:hAnsi="Symbol" w:hint="default"/>
+        <w:sz w:val="20"/>
+      </w:rPr>
+    </w:lvl>
+    <w:lvl w:ilvl="4" w:tentative="1">
+      <w:start w:val="1"/>
+      <w:numFmt w:val="bullet"/>
+      <w:lvlText w:val=""/>
+      <w:lvlJc w:val="left"/>
+      <w:pPr>
+        <w:tabs>
+          <w:tab w:val="num" w:pos="3600"/>
+        </w:tabs>
+        <w:ind w:left="3600" w:hanging="360"/>
+      </w:pPr>
+      <w:rPr>
+        <w:rFonts w:ascii="Symbol" w:hAnsi="Symbol" w:hint="default"/>
+        <w:sz w:val="20"/>
+      </w:rPr>
+    </w:lvl>
+    <w:lvl w:ilvl="5" w:tentative="1">
+      <w:start w:val="1"/>
+      <w:numFmt w:val="bullet"/>
+      <w:lvlText w:val=""/>
+      <w:lvlJc w:val="left"/>
+      <w:pPr>
+        <w:tabs>
+          <w:tab w:val="num" w:pos="4320"/>
+        </w:tabs>
+        <w:ind w:left="4320" w:hanging="360"/>
+      </w:pPr>
+      <w:rPr>
+        <w:rFonts w:ascii="Symbol" w:hAnsi="Symbol" w:hint="default"/>
+        <w:sz w:val="20"/>
+      </w:rPr>
+    </w:lvl>
+    <w:lvl w:ilvl="6" w:tentative="1">
+      <w:start w:val="1"/>
+      <w:numFmt w:val="bullet"/>
+      <w:lvlText w:val=""/>
+      <w:lvlJc w:val="left"/>
+      <w:pPr>
+        <w:tabs>
+          <w:tab w:val="num" w:pos="5040"/>
+        </w:tabs>
+        <w:ind w:left="5040" w:hanging="360"/>
+      </w:pPr>
+      <w:rPr>
+        <w:rFonts w:ascii="Symbol" w:hAnsi="Symbol" w:hint="default"/>
+        <w:sz w:val="20"/>
+      </w:rPr>
+    </w:lvl>
+    <w:lvl w:ilvl="7" w:tentative="1">
+      <w:start w:val="1"/>
+      <w:numFmt w:val="bullet"/>
+      <w:lvlText w:val=""/>
+      <w:lvlJc w:val="left"/>
+      <w:pPr>
+        <w:tabs>
+          <w:tab w:val="num" w:pos="5760"/>
+        </w:tabs>
+        <w:ind w:left="5760" w:hanging="360"/>
+      </w:pPr>
+      <w:rPr>
+        <w:rFonts w:ascii="Symbol" w:hAnsi="Symbol" w:hint="default"/>
+        <w:sz w:val="20"/>
+      </w:rPr>
+    </w:lvl>
+    <w:lvl w:ilvl="8" w:tentative="1">
+      <w:start w:val="1"/>
+      <w:numFmt w:val="bullet"/>
+      <w:lvlText w:val=""/>
+      <w:lvlJc w:val="left"/>
+      <w:pPr>
+        <w:tabs>
+          <w:tab w:val="num" w:pos="6480"/>
+        </w:tabs>
+        <w:ind w:left="6480" w:hanging="360"/>
+      </w:pPr>
+      <w:rPr>
+        <w:rFonts w:ascii="Symbol" w:hAnsi="Symbol" w:hint="default"/>
+        <w:sz w:val="20"/>
+      </w:rPr>
+    </w:lvl>
+  </w:abstractNum>
+  <w:abstractNum w:abstractNumId="31" w15:restartNumberingAfterBreak="0">
+    <w:nsid w:val="5B4A7554"/>
+    <w:multiLevelType w:val="multilevel"/>
+    <w:tmpl w:val="DFB25F04"/>
+    <w:lvl w:ilvl="0">
+      <w:start w:val="1"/>
+      <w:numFmt w:val="bullet"/>
+      <w:lvlText w:val=""/>
+      <w:lvlJc w:val="left"/>
+      <w:pPr>
+        <w:tabs>
+          <w:tab w:val="num" w:pos="720"/>
+        </w:tabs>
+        <w:ind w:left="720" w:hanging="360"/>
+      </w:pPr>
+      <w:rPr>
+        <w:rFonts w:ascii="Symbol" w:hAnsi="Symbol" w:hint="default"/>
+        <w:sz w:val="20"/>
+      </w:rPr>
+    </w:lvl>
+    <w:lvl w:ilvl="1" w:tentative="1">
+      <w:start w:val="1"/>
+      <w:numFmt w:val="bullet"/>
+      <w:lvlText w:val=""/>
+      <w:lvlJc w:val="left"/>
+      <w:pPr>
+        <w:tabs>
+          <w:tab w:val="num" w:pos="1440"/>
+        </w:tabs>
+        <w:ind w:left="1440" w:hanging="360"/>
+      </w:pPr>
+      <w:rPr>
+        <w:rFonts w:ascii="Symbol" w:hAnsi="Symbol" w:hint="default"/>
+        <w:sz w:val="20"/>
+      </w:rPr>
+    </w:lvl>
+    <w:lvl w:ilvl="2" w:tentative="1">
+      <w:start w:val="1"/>
+      <w:numFmt w:val="bullet"/>
+      <w:lvlText w:val=""/>
+      <w:lvlJc w:val="left"/>
+      <w:pPr>
+        <w:tabs>
+          <w:tab w:val="num" w:pos="2160"/>
+        </w:tabs>
+        <w:ind w:left="2160" w:hanging="360"/>
+      </w:pPr>
+      <w:rPr>
+        <w:rFonts w:ascii="Symbol" w:hAnsi="Symbol" w:hint="default"/>
+        <w:sz w:val="20"/>
+      </w:rPr>
+    </w:lvl>
+    <w:lvl w:ilvl="3" w:tentative="1">
+      <w:start w:val="1"/>
+      <w:numFmt w:val="bullet"/>
+      <w:lvlText w:val=""/>
+      <w:lvlJc w:val="left"/>
+      <w:pPr>
+        <w:tabs>
+          <w:tab w:val="num" w:pos="2880"/>
+        </w:tabs>
+        <w:ind w:left="2880" w:hanging="360"/>
+      </w:pPr>
+      <w:rPr>
+        <w:rFonts w:ascii="Symbol" w:hAnsi="Symbol" w:hint="default"/>
+        <w:sz w:val="20"/>
+      </w:rPr>
+    </w:lvl>
+    <w:lvl w:ilvl="4" w:tentative="1">
+      <w:start w:val="1"/>
+      <w:numFmt w:val="bullet"/>
+      <w:lvlText w:val=""/>
+      <w:lvlJc w:val="left"/>
+      <w:pPr>
+        <w:tabs>
+          <w:tab w:val="num" w:pos="3600"/>
+        </w:tabs>
+        <w:ind w:left="3600" w:hanging="360"/>
+      </w:pPr>
+      <w:rPr>
+        <w:rFonts w:ascii="Symbol" w:hAnsi="Symbol" w:hint="default"/>
+        <w:sz w:val="20"/>
+      </w:rPr>
+    </w:lvl>
+    <w:lvl w:ilvl="5" w:tentative="1">
+      <w:start w:val="1"/>
+      <w:numFmt w:val="bullet"/>
+      <w:lvlText w:val=""/>
+      <w:lvlJc w:val="left"/>
+      <w:pPr>
+        <w:tabs>
+          <w:tab w:val="num" w:pos="4320"/>
+        </w:tabs>
+        <w:ind w:left="4320" w:hanging="360"/>
+      </w:pPr>
+      <w:rPr>
+        <w:rFonts w:ascii="Symbol" w:hAnsi="Symbol" w:hint="default"/>
+        <w:sz w:val="20"/>
+      </w:rPr>
+    </w:lvl>
+    <w:lvl w:ilvl="6" w:tentative="1">
+      <w:start w:val="1"/>
+      <w:numFmt w:val="bullet"/>
+      <w:lvlText w:val=""/>
+      <w:lvlJc w:val="left"/>
+      <w:pPr>
+        <w:tabs>
+          <w:tab w:val="num" w:pos="5040"/>
+        </w:tabs>
+        <w:ind w:left="5040" w:hanging="360"/>
+      </w:pPr>
+      <w:rPr>
+        <w:rFonts w:ascii="Symbol" w:hAnsi="Symbol" w:hint="default"/>
+        <w:sz w:val="20"/>
+      </w:rPr>
+    </w:lvl>
+    <w:lvl w:ilvl="7" w:tentative="1">
+      <w:start w:val="1"/>
+      <w:numFmt w:val="bullet"/>
+      <w:lvlText w:val=""/>
+      <w:lvlJc w:val="left"/>
+      <w:pPr>
+        <w:tabs>
+          <w:tab w:val="num" w:pos="5760"/>
+        </w:tabs>
+        <w:ind w:left="5760" w:hanging="360"/>
+      </w:pPr>
+      <w:rPr>
+        <w:rFonts w:ascii="Symbol" w:hAnsi="Symbol" w:hint="default"/>
+        <w:sz w:val="20"/>
+      </w:rPr>
+    </w:lvl>
+    <w:lvl w:ilvl="8" w:tentative="1">
+      <w:start w:val="1"/>
+      <w:numFmt w:val="bullet"/>
+      <w:lvlText w:val=""/>
+      <w:lvlJc w:val="left"/>
+      <w:pPr>
+        <w:tabs>
+          <w:tab w:val="num" w:pos="6480"/>
+        </w:tabs>
+        <w:ind w:left="6480" w:hanging="360"/>
+      </w:pPr>
+      <w:rPr>
+        <w:rFonts w:ascii="Symbol" w:hAnsi="Symbol" w:hint="default"/>
+        <w:sz w:val="20"/>
+      </w:rPr>
+    </w:lvl>
+  </w:abstractNum>
+  <w:abstractNum w:abstractNumId="32" w15:restartNumberingAfterBreak="0">
+    <w:nsid w:val="5C02057E"/>
+    <w:multiLevelType w:val="multilevel"/>
+    <w:tmpl w:val="B2EED51A"/>
+    <w:lvl w:ilvl="0">
+      <w:start w:val="1"/>
+      <w:numFmt w:val="bullet"/>
+      <w:lvlText w:val=""/>
+      <w:lvlJc w:val="left"/>
+      <w:pPr>
+        <w:tabs>
+          <w:tab w:val="num" w:pos="720"/>
+        </w:tabs>
+        <w:ind w:left="720" w:hanging="360"/>
+      </w:pPr>
+      <w:rPr>
+        <w:rFonts w:ascii="Symbol" w:hAnsi="Symbol" w:hint="default"/>
+        <w:sz w:val="20"/>
+      </w:rPr>
+    </w:lvl>
+    <w:lvl w:ilvl="1" w:tentative="1">
+      <w:start w:val="1"/>
+      <w:numFmt w:val="bullet"/>
+      <w:lvlText w:val=""/>
+      <w:lvlJc w:val="left"/>
+      <w:pPr>
+        <w:tabs>
+          <w:tab w:val="num" w:pos="1440"/>
+        </w:tabs>
+        <w:ind w:left="1440" w:hanging="360"/>
+      </w:pPr>
+      <w:rPr>
+        <w:rFonts w:ascii="Symbol" w:hAnsi="Symbol" w:hint="default"/>
+        <w:sz w:val="20"/>
+      </w:rPr>
+    </w:lvl>
+    <w:lvl w:ilvl="2" w:tentative="1">
+      <w:start w:val="1"/>
+      <w:numFmt w:val="bullet"/>
+      <w:lvlText w:val=""/>
+      <w:lvlJc w:val="left"/>
+      <w:pPr>
+        <w:tabs>
+          <w:tab w:val="num" w:pos="2160"/>
+        </w:tabs>
+        <w:ind w:left="2160" w:hanging="360"/>
+      </w:pPr>
+      <w:rPr>
+        <w:rFonts w:ascii="Symbol" w:hAnsi="Symbol" w:hint="default"/>
+        <w:sz w:val="20"/>
+      </w:rPr>
+    </w:lvl>
+    <w:lvl w:ilvl="3" w:tentative="1">
+      <w:start w:val="1"/>
+      <w:numFmt w:val="bullet"/>
+      <w:lvlText w:val=""/>
+      <w:lvlJc w:val="left"/>
+      <w:pPr>
+        <w:tabs>
+          <w:tab w:val="num" w:pos="2880"/>
+        </w:tabs>
+        <w:ind w:left="2880" w:hanging="360"/>
+      </w:pPr>
+      <w:rPr>
+        <w:rFonts w:ascii="Symbol" w:hAnsi="Symbol" w:hint="default"/>
+        <w:sz w:val="20"/>
+      </w:rPr>
+    </w:lvl>
+    <w:lvl w:ilvl="4" w:tentative="1">
+      <w:start w:val="1"/>
+      <w:numFmt w:val="bullet"/>
+      <w:lvlText w:val=""/>
+      <w:lvlJc w:val="left"/>
+      <w:pPr>
+        <w:tabs>
+          <w:tab w:val="num" w:pos="3600"/>
+        </w:tabs>
+        <w:ind w:left="3600" w:hanging="360"/>
+      </w:pPr>
+      <w:rPr>
+        <w:rFonts w:ascii="Symbol" w:hAnsi="Symbol" w:hint="default"/>
+        <w:sz w:val="20"/>
+      </w:rPr>
+    </w:lvl>
+    <w:lvl w:ilvl="5" w:tentative="1">
+      <w:start w:val="1"/>
+      <w:numFmt w:val="bullet"/>
+      <w:lvlText w:val=""/>
+      <w:lvlJc w:val="left"/>
+      <w:pPr>
+        <w:tabs>
+          <w:tab w:val="num" w:pos="4320"/>
+        </w:tabs>
+        <w:ind w:left="4320" w:hanging="360"/>
+      </w:pPr>
+      <w:rPr>
+        <w:rFonts w:ascii="Symbol" w:hAnsi="Symbol" w:hint="default"/>
+        <w:sz w:val="20"/>
+      </w:rPr>
+    </w:lvl>
+    <w:lvl w:ilvl="6" w:tentative="1">
+      <w:start w:val="1"/>
+      <w:numFmt w:val="bullet"/>
+      <w:lvlText w:val=""/>
+      <w:lvlJc w:val="left"/>
+      <w:pPr>
+        <w:tabs>
+          <w:tab w:val="num" w:pos="5040"/>
+        </w:tabs>
+        <w:ind w:left="5040" w:hanging="360"/>
+      </w:pPr>
+      <w:rPr>
+        <w:rFonts w:ascii="Symbol" w:hAnsi="Symbol" w:hint="default"/>
+        <w:sz w:val="20"/>
+      </w:rPr>
+    </w:lvl>
+    <w:lvl w:ilvl="7" w:tentative="1">
+      <w:start w:val="1"/>
+      <w:numFmt w:val="bullet"/>
+      <w:lvlText w:val=""/>
+      <w:lvlJc w:val="left"/>
+      <w:pPr>
+        <w:tabs>
+          <w:tab w:val="num" w:pos="5760"/>
+        </w:tabs>
+        <w:ind w:left="5760" w:hanging="360"/>
+      </w:pPr>
+      <w:rPr>
+        <w:rFonts w:ascii="Symbol" w:hAnsi="Symbol" w:hint="default"/>
+        <w:sz w:val="20"/>
+      </w:rPr>
+    </w:lvl>
+    <w:lvl w:ilvl="8" w:tentative="1">
+      <w:start w:val="1"/>
+      <w:numFmt w:val="bullet"/>
+      <w:lvlText w:val=""/>
+      <w:lvlJc w:val="left"/>
+      <w:pPr>
+        <w:tabs>
+          <w:tab w:val="num" w:pos="6480"/>
+        </w:tabs>
+        <w:ind w:left="6480" w:hanging="360"/>
+      </w:pPr>
+      <w:rPr>
+        <w:rFonts w:ascii="Symbol" w:hAnsi="Symbol" w:hint="default"/>
+        <w:sz w:val="20"/>
+      </w:rPr>
+    </w:lvl>
+  </w:abstractNum>
+  <w:abstractNum w:abstractNumId="33" w15:restartNumberingAfterBreak="0">
+    <w:nsid w:val="5C5039D5"/>
+    <w:multiLevelType w:val="multilevel"/>
+    <w:tmpl w:val="ACE09A8E"/>
+    <w:lvl w:ilvl="0">
+      <w:start w:val="1"/>
+      <w:numFmt w:val="bullet"/>
+      <w:lvlText w:val=""/>
+      <w:lvlJc w:val="left"/>
+      <w:pPr>
+        <w:tabs>
+          <w:tab w:val="num" w:pos="720"/>
+        </w:tabs>
+        <w:ind w:left="720" w:hanging="360"/>
+      </w:pPr>
+      <w:rPr>
+        <w:rFonts w:ascii="Symbol" w:hAnsi="Symbol" w:hint="default"/>
+        <w:sz w:val="20"/>
+      </w:rPr>
+    </w:lvl>
+    <w:lvl w:ilvl="1" w:tentative="1">
+      <w:start w:val="1"/>
+      <w:numFmt w:val="bullet"/>
+      <w:lvlText w:val=""/>
+      <w:lvlJc w:val="left"/>
+      <w:pPr>
+        <w:tabs>
+          <w:tab w:val="num" w:pos="1440"/>
+        </w:tabs>
+        <w:ind w:left="1440" w:hanging="360"/>
+      </w:pPr>
+      <w:rPr>
+        <w:rFonts w:ascii="Symbol" w:hAnsi="Symbol" w:hint="default"/>
+        <w:sz w:val="20"/>
+      </w:rPr>
+    </w:lvl>
+    <w:lvl w:ilvl="2" w:tentative="1">
+      <w:start w:val="1"/>
+      <w:numFmt w:val="bullet"/>
+      <w:lvlText w:val=""/>
+      <w:lvlJc w:val="left"/>
+      <w:pPr>
+        <w:tabs>
+          <w:tab w:val="num" w:pos="2160"/>
+        </w:tabs>
+        <w:ind w:left="2160" w:hanging="360"/>
+      </w:pPr>
+      <w:rPr>
+        <w:rFonts w:ascii="Symbol" w:hAnsi="Symbol" w:hint="default"/>
+        <w:sz w:val="20"/>
+      </w:rPr>
+    </w:lvl>
+    <w:lvl w:ilvl="3" w:tentative="1">
+      <w:start w:val="1"/>
+      <w:numFmt w:val="bullet"/>
+      <w:lvlText w:val=""/>
+      <w:lvlJc w:val="left"/>
+      <w:pPr>
+        <w:tabs>
+          <w:tab w:val="num" w:pos="2880"/>
+        </w:tabs>
+        <w:ind w:left="2880" w:hanging="360"/>
+      </w:pPr>
+      <w:rPr>
+        <w:rFonts w:ascii="Symbol" w:hAnsi="Symbol" w:hint="default"/>
+        <w:sz w:val="20"/>
+      </w:rPr>
+    </w:lvl>
+    <w:lvl w:ilvl="4" w:tentative="1">
+      <w:start w:val="1"/>
+      <w:numFmt w:val="bullet"/>
+      <w:lvlText w:val=""/>
+      <w:lvlJc w:val="left"/>
+      <w:pPr>
+        <w:tabs>
+          <w:tab w:val="num" w:pos="3600"/>
+        </w:tabs>
+        <w:ind w:left="3600" w:hanging="360"/>
+      </w:pPr>
+      <w:rPr>
+        <w:rFonts w:ascii="Symbol" w:hAnsi="Symbol" w:hint="default"/>
+        <w:sz w:val="20"/>
+      </w:rPr>
+    </w:lvl>
+    <w:lvl w:ilvl="5" w:tentative="1">
+      <w:start w:val="1"/>
+      <w:numFmt w:val="bullet"/>
+      <w:lvlText w:val=""/>
+      <w:lvlJc w:val="left"/>
+      <w:pPr>
+        <w:tabs>
+          <w:tab w:val="num" w:pos="4320"/>
+        </w:tabs>
+        <w:ind w:left="4320" w:hanging="360"/>
+      </w:pPr>
+      <w:rPr>
+        <w:rFonts w:ascii="Symbol" w:hAnsi="Symbol" w:hint="default"/>
+        <w:sz w:val="20"/>
+      </w:rPr>
+    </w:lvl>
+    <w:lvl w:ilvl="6" w:tentative="1">
+      <w:start w:val="1"/>
+      <w:numFmt w:val="bullet"/>
+      <w:lvlText w:val=""/>
+      <w:lvlJc w:val="left"/>
+      <w:pPr>
+        <w:tabs>
+          <w:tab w:val="num" w:pos="5040"/>
+        </w:tabs>
+        <w:ind w:left="5040" w:hanging="360"/>
+      </w:pPr>
+      <w:rPr>
+        <w:rFonts w:ascii="Symbol" w:hAnsi="Symbol" w:hint="default"/>
+        <w:sz w:val="20"/>
+      </w:rPr>
+    </w:lvl>
+    <w:lvl w:ilvl="7" w:tentative="1">
+      <w:start w:val="1"/>
+      <w:numFmt w:val="bullet"/>
+      <w:lvlText w:val=""/>
+      <w:lvlJc w:val="left"/>
+      <w:pPr>
+        <w:tabs>
+          <w:tab w:val="num" w:pos="5760"/>
+        </w:tabs>
+        <w:ind w:left="5760" w:hanging="360"/>
+      </w:pPr>
+      <w:rPr>
+        <w:rFonts w:ascii="Symbol" w:hAnsi="Symbol" w:hint="default"/>
+        <w:sz w:val="20"/>
+      </w:rPr>
+    </w:lvl>
+    <w:lvl w:ilvl="8" w:tentative="1">
+      <w:start w:val="1"/>
+      <w:numFmt w:val="bullet"/>
+      <w:lvlText w:val=""/>
+      <w:lvlJc w:val="left"/>
+      <w:pPr>
+        <w:tabs>
+          <w:tab w:val="num" w:pos="6480"/>
+        </w:tabs>
+        <w:ind w:left="6480" w:hanging="360"/>
+      </w:pPr>
+      <w:rPr>
+        <w:rFonts w:ascii="Symbol" w:hAnsi="Symbol" w:hint="default"/>
+        <w:sz w:val="20"/>
+      </w:rPr>
+    </w:lvl>
+  </w:abstractNum>
+  <w:abstractNum w:abstractNumId="34" w15:restartNumberingAfterBreak="0">
+    <w:nsid w:val="5CCE0540"/>
+    <w:multiLevelType w:val="multilevel"/>
+    <w:tmpl w:val="28B2AA64"/>
+    <w:lvl w:ilvl="0">
+      <w:start w:val="1"/>
+      <w:numFmt w:val="bullet"/>
+      <w:lvlText w:val=""/>
+      <w:lvlJc w:val="left"/>
+      <w:pPr>
+        <w:tabs>
+          <w:tab w:val="num" w:pos="720"/>
+        </w:tabs>
+        <w:ind w:left="720" w:hanging="360"/>
+      </w:pPr>
+      <w:rPr>
+        <w:rFonts w:ascii="Symbol" w:hAnsi="Symbol" w:hint="default"/>
+        <w:sz w:val="20"/>
+      </w:rPr>
+    </w:lvl>
+    <w:lvl w:ilvl="1" w:tentative="1">
+      <w:start w:val="1"/>
+      <w:numFmt w:val="bullet"/>
+      <w:lvlText w:val=""/>
+      <w:lvlJc w:val="left"/>
+      <w:pPr>
+        <w:tabs>
+          <w:tab w:val="num" w:pos="1440"/>
+        </w:tabs>
+        <w:ind w:left="1440" w:hanging="360"/>
+      </w:pPr>
+      <w:rPr>
+        <w:rFonts w:ascii="Symbol" w:hAnsi="Symbol" w:hint="default"/>
+        <w:sz w:val="20"/>
+      </w:rPr>
+    </w:lvl>
+    <w:lvl w:ilvl="2" w:tentative="1">
+      <w:start w:val="1"/>
+      <w:numFmt w:val="bullet"/>
+      <w:lvlText w:val=""/>
+      <w:lvlJc w:val="left"/>
+      <w:pPr>
+        <w:tabs>
+          <w:tab w:val="num" w:pos="2160"/>
+        </w:tabs>
+        <w:ind w:left="2160" w:hanging="360"/>
+      </w:pPr>
+      <w:rPr>
+        <w:rFonts w:ascii="Symbol" w:hAnsi="Symbol" w:hint="default"/>
+        <w:sz w:val="20"/>
+      </w:rPr>
+    </w:lvl>
+    <w:lvl w:ilvl="3" w:tentative="1">
+      <w:start w:val="1"/>
+      <w:numFmt w:val="bullet"/>
+      <w:lvlText w:val=""/>
+      <w:lvlJc w:val="left"/>
+      <w:pPr>
+        <w:tabs>
+          <w:tab w:val="num" w:pos="2880"/>
+        </w:tabs>
+        <w:ind w:left="2880" w:hanging="360"/>
+      </w:pPr>
+      <w:rPr>
+        <w:rFonts w:ascii="Symbol" w:hAnsi="Symbol" w:hint="default"/>
+        <w:sz w:val="20"/>
+      </w:rPr>
+    </w:lvl>
+    <w:lvl w:ilvl="4" w:tentative="1">
+      <w:start w:val="1"/>
+      <w:numFmt w:val="bullet"/>
+      <w:lvlText w:val=""/>
+      <w:lvlJc w:val="left"/>
+      <w:pPr>
+        <w:tabs>
+          <w:tab w:val="num" w:pos="3600"/>
+        </w:tabs>
+        <w:ind w:left="3600" w:hanging="360"/>
+      </w:pPr>
+      <w:rPr>
+        <w:rFonts w:ascii="Symbol" w:hAnsi="Symbol" w:hint="default"/>
+        <w:sz w:val="20"/>
+      </w:rPr>
+    </w:lvl>
+    <w:lvl w:ilvl="5" w:tentative="1">
+      <w:start w:val="1"/>
+      <w:numFmt w:val="bullet"/>
+      <w:lvlText w:val=""/>
+      <w:lvlJc w:val="left"/>
+      <w:pPr>
+        <w:tabs>
+          <w:tab w:val="num" w:pos="4320"/>
+        </w:tabs>
+        <w:ind w:left="4320" w:hanging="360"/>
+      </w:pPr>
+      <w:rPr>
+        <w:rFonts w:ascii="Symbol" w:hAnsi="Symbol" w:hint="default"/>
+        <w:sz w:val="20"/>
+      </w:rPr>
+    </w:lvl>
+    <w:lvl w:ilvl="6" w:tentative="1">
+      <w:start w:val="1"/>
+      <w:numFmt w:val="bullet"/>
+      <w:lvlText w:val=""/>
+      <w:lvlJc w:val="left"/>
+      <w:pPr>
+        <w:tabs>
+          <w:tab w:val="num" w:pos="5040"/>
+        </w:tabs>
+        <w:ind w:left="5040" w:hanging="360"/>
+      </w:pPr>
+      <w:rPr>
+        <w:rFonts w:ascii="Symbol" w:hAnsi="Symbol" w:hint="default"/>
+        <w:sz w:val="20"/>
+      </w:rPr>
+    </w:lvl>
+    <w:lvl w:ilvl="7" w:tentative="1">
+      <w:start w:val="1"/>
+      <w:numFmt w:val="bullet"/>
+      <w:lvlText w:val=""/>
+      <w:lvlJc w:val="left"/>
+      <w:pPr>
+        <w:tabs>
+          <w:tab w:val="num" w:pos="5760"/>
+        </w:tabs>
+        <w:ind w:left="5760" w:hanging="360"/>
+      </w:pPr>
+      <w:rPr>
+        <w:rFonts w:ascii="Symbol" w:hAnsi="Symbol" w:hint="default"/>
+        <w:sz w:val="20"/>
+      </w:rPr>
+    </w:lvl>
+    <w:lvl w:ilvl="8" w:tentative="1">
+      <w:start w:val="1"/>
+      <w:numFmt w:val="bullet"/>
+      <w:lvlText w:val=""/>
+      <w:lvlJc w:val="left"/>
+      <w:pPr>
+        <w:tabs>
+          <w:tab w:val="num" w:pos="6480"/>
+        </w:tabs>
+        <w:ind w:left="6480" w:hanging="360"/>
+      </w:pPr>
+      <w:rPr>
+        <w:rFonts w:ascii="Symbol" w:hAnsi="Symbol" w:hint="default"/>
+        <w:sz w:val="20"/>
+      </w:rPr>
+    </w:lvl>
+  </w:abstractNum>
+  <w:abstractNum w:abstractNumId="35" w15:restartNumberingAfterBreak="0">
+    <w:nsid w:val="69897414"/>
+    <w:multiLevelType w:val="multilevel"/>
+    <w:tmpl w:val="EE34E2DA"/>
+    <w:lvl w:ilvl="0">
+      <w:start w:val="1"/>
+      <w:numFmt w:val="bullet"/>
+      <w:lvlText w:val=""/>
+      <w:lvlJc w:val="left"/>
+      <w:pPr>
+        <w:tabs>
+          <w:tab w:val="num" w:pos="720"/>
+        </w:tabs>
+        <w:ind w:left="720" w:hanging="360"/>
+      </w:pPr>
+      <w:rPr>
+        <w:rFonts w:ascii="Symbol" w:hAnsi="Symbol" w:hint="default"/>
+        <w:sz w:val="20"/>
+      </w:rPr>
+    </w:lvl>
+    <w:lvl w:ilvl="1" w:tentative="1">
+      <w:start w:val="1"/>
+      <w:numFmt w:val="bullet"/>
+      <w:lvlText w:val=""/>
+      <w:lvlJc w:val="left"/>
+      <w:pPr>
+        <w:tabs>
+          <w:tab w:val="num" w:pos="1440"/>
+        </w:tabs>
+        <w:ind w:left="1440" w:hanging="360"/>
+      </w:pPr>
+      <w:rPr>
+        <w:rFonts w:ascii="Symbol" w:hAnsi="Symbol" w:hint="default"/>
+        <w:sz w:val="20"/>
+      </w:rPr>
+    </w:lvl>
+    <w:lvl w:ilvl="2" w:tentative="1">
+      <w:start w:val="1"/>
+      <w:numFmt w:val="bullet"/>
+      <w:lvlText w:val=""/>
+      <w:lvlJc w:val="left"/>
+      <w:pPr>
+        <w:tabs>
+          <w:tab w:val="num" w:pos="2160"/>
+        </w:tabs>
+        <w:ind w:left="2160" w:hanging="360"/>
+      </w:pPr>
+      <w:rPr>
+        <w:rFonts w:ascii="Symbol" w:hAnsi="Symbol" w:hint="default"/>
+        <w:sz w:val="20"/>
+      </w:rPr>
+    </w:lvl>
+    <w:lvl w:ilvl="3" w:tentative="1">
+      <w:start w:val="1"/>
+      <w:numFmt w:val="bullet"/>
+      <w:lvlText w:val=""/>
+      <w:lvlJc w:val="left"/>
+      <w:pPr>
+        <w:tabs>
+          <w:tab w:val="num" w:pos="2880"/>
+        </w:tabs>
+        <w:ind w:left="2880" w:hanging="360"/>
+      </w:pPr>
+      <w:rPr>
+        <w:rFonts w:ascii="Symbol" w:hAnsi="Symbol" w:hint="default"/>
+        <w:sz w:val="20"/>
+      </w:rPr>
+    </w:lvl>
+    <w:lvl w:ilvl="4" w:tentative="1">
+      <w:start w:val="1"/>
+      <w:numFmt w:val="bullet"/>
+      <w:lvlText w:val=""/>
+      <w:lvlJc w:val="left"/>
+      <w:pPr>
+        <w:tabs>
+          <w:tab w:val="num" w:pos="3600"/>
+        </w:tabs>
+        <w:ind w:left="3600" w:hanging="360"/>
+      </w:pPr>
+      <w:rPr>
+        <w:rFonts w:ascii="Symbol" w:hAnsi="Symbol" w:hint="default"/>
+        <w:sz w:val="20"/>
+      </w:rPr>
+    </w:lvl>
+    <w:lvl w:ilvl="5" w:tentative="1">
+      <w:start w:val="1"/>
+      <w:numFmt w:val="bullet"/>
+      <w:lvlText w:val=""/>
+      <w:lvlJc w:val="left"/>
+      <w:pPr>
+        <w:tabs>
+          <w:tab w:val="num" w:pos="4320"/>
+        </w:tabs>
+        <w:ind w:left="4320" w:hanging="360"/>
+      </w:pPr>
+      <w:rPr>
+        <w:rFonts w:ascii="Symbol" w:hAnsi="Symbol" w:hint="default"/>
+        <w:sz w:val="20"/>
+      </w:rPr>
+    </w:lvl>
+    <w:lvl w:ilvl="6" w:tentative="1">
+      <w:start w:val="1"/>
+      <w:numFmt w:val="bullet"/>
+      <w:lvlText w:val=""/>
+      <w:lvlJc w:val="left"/>
+      <w:pPr>
+        <w:tabs>
+          <w:tab w:val="num" w:pos="5040"/>
+        </w:tabs>
+        <w:ind w:left="5040" w:hanging="360"/>
+      </w:pPr>
+      <w:rPr>
+        <w:rFonts w:ascii="Symbol" w:hAnsi="Symbol" w:hint="default"/>
+        <w:sz w:val="20"/>
+      </w:rPr>
+    </w:lvl>
+    <w:lvl w:ilvl="7" w:tentative="1">
+      <w:start w:val="1"/>
+      <w:numFmt w:val="bullet"/>
+      <w:lvlText w:val=""/>
+      <w:lvlJc w:val="left"/>
+      <w:pPr>
+        <w:tabs>
+          <w:tab w:val="num" w:pos="5760"/>
+        </w:tabs>
+        <w:ind w:left="5760" w:hanging="360"/>
+      </w:pPr>
+      <w:rPr>
+        <w:rFonts w:ascii="Symbol" w:hAnsi="Symbol" w:hint="default"/>
+        <w:sz w:val="20"/>
+      </w:rPr>
+    </w:lvl>
+    <w:lvl w:ilvl="8" w:tentative="1">
+      <w:start w:val="1"/>
+      <w:numFmt w:val="bullet"/>
+      <w:lvlText w:val=""/>
+      <w:lvlJc w:val="left"/>
+      <w:pPr>
+        <w:tabs>
+          <w:tab w:val="num" w:pos="6480"/>
+        </w:tabs>
+        <w:ind w:left="6480" w:hanging="360"/>
+      </w:pPr>
+      <w:rPr>
+        <w:rFonts w:ascii="Symbol" w:hAnsi="Symbol" w:hint="default"/>
+        <w:sz w:val="20"/>
+      </w:rPr>
+    </w:lvl>
+  </w:abstractNum>
+  <w:abstractNum w:abstractNumId="36" w15:restartNumberingAfterBreak="0">
+    <w:nsid w:val="6AD00B86"/>
+    <w:multiLevelType w:val="multilevel"/>
+    <w:tmpl w:val="A10E23F4"/>
+    <w:lvl w:ilvl="0">
+      <w:start w:val="1"/>
+      <w:numFmt w:val="bullet"/>
+      <w:lvlText w:val=""/>
+      <w:lvlJc w:val="left"/>
+      <w:pPr>
+        <w:tabs>
+          <w:tab w:val="num" w:pos="720"/>
+        </w:tabs>
+        <w:ind w:left="720" w:hanging="360"/>
+      </w:pPr>
+      <w:rPr>
+        <w:rFonts w:ascii="Symbol" w:hAnsi="Symbol" w:hint="default"/>
+        <w:sz w:val="20"/>
+      </w:rPr>
+    </w:lvl>
+    <w:lvl w:ilvl="1" w:tentative="1">
+      <w:start w:val="1"/>
+      <w:numFmt w:val="bullet"/>
+      <w:lvlText w:val=""/>
+      <w:lvlJc w:val="left"/>
+      <w:pPr>
+        <w:tabs>
+          <w:tab w:val="num" w:pos="1440"/>
+        </w:tabs>
+        <w:ind w:left="1440" w:hanging="360"/>
+      </w:pPr>
+      <w:rPr>
+        <w:rFonts w:ascii="Symbol" w:hAnsi="Symbol" w:hint="default"/>
+        <w:sz w:val="20"/>
+      </w:rPr>
+    </w:lvl>
+    <w:lvl w:ilvl="2" w:tentative="1">
+      <w:start w:val="1"/>
+      <w:numFmt w:val="bullet"/>
+      <w:lvlText w:val=""/>
+      <w:lvlJc w:val="left"/>
+      <w:pPr>
+        <w:tabs>
+          <w:tab w:val="num" w:pos="2160"/>
+        </w:tabs>
+        <w:ind w:left="2160" w:hanging="360"/>
+      </w:pPr>
+      <w:rPr>
+        <w:rFonts w:ascii="Symbol" w:hAnsi="Symbol" w:hint="default"/>
+        <w:sz w:val="20"/>
+      </w:rPr>
+    </w:lvl>
+    <w:lvl w:ilvl="3" w:tentative="1">
+      <w:start w:val="1"/>
+      <w:numFmt w:val="bullet"/>
+      <w:lvlText w:val=""/>
+      <w:lvlJc w:val="left"/>
+      <w:pPr>
+        <w:tabs>
+          <w:tab w:val="num" w:pos="2880"/>
+        </w:tabs>
+        <w:ind w:left="2880" w:hanging="360"/>
+      </w:pPr>
+      <w:rPr>
+        <w:rFonts w:ascii="Symbol" w:hAnsi="Symbol" w:hint="default"/>
+        <w:sz w:val="20"/>
+      </w:rPr>
+    </w:lvl>
+    <w:lvl w:ilvl="4" w:tentative="1">
+      <w:start w:val="1"/>
+      <w:numFmt w:val="bullet"/>
+      <w:lvlText w:val=""/>
+      <w:lvlJc w:val="left"/>
+      <w:pPr>
+        <w:tabs>
+          <w:tab w:val="num" w:pos="3600"/>
+        </w:tabs>
+        <w:ind w:left="3600" w:hanging="360"/>
+      </w:pPr>
+      <w:rPr>
+        <w:rFonts w:ascii="Symbol" w:hAnsi="Symbol" w:hint="default"/>
+        <w:sz w:val="20"/>
+      </w:rPr>
+    </w:lvl>
+    <w:lvl w:ilvl="5" w:tentative="1">
+      <w:start w:val="1"/>
+      <w:numFmt w:val="bullet"/>
+      <w:lvlText w:val=""/>
+      <w:lvlJc w:val="left"/>
+      <w:pPr>
+        <w:tabs>
+          <w:tab w:val="num" w:pos="4320"/>
+        </w:tabs>
+        <w:ind w:left="4320" w:hanging="360"/>
+      </w:pPr>
+      <w:rPr>
+        <w:rFonts w:ascii="Symbol" w:hAnsi="Symbol" w:hint="default"/>
+        <w:sz w:val="20"/>
+      </w:rPr>
+    </w:lvl>
+    <w:lvl w:ilvl="6" w:tentative="1">
+      <w:start w:val="1"/>
+      <w:numFmt w:val="bullet"/>
+      <w:lvlText w:val=""/>
+      <w:lvlJc w:val="left"/>
+      <w:pPr>
+        <w:tabs>
+          <w:tab w:val="num" w:pos="5040"/>
+        </w:tabs>
+        <w:ind w:left="5040" w:hanging="360"/>
+      </w:pPr>
+      <w:rPr>
+        <w:rFonts w:ascii="Symbol" w:hAnsi="Symbol" w:hint="default"/>
+        <w:sz w:val="20"/>
+      </w:rPr>
+    </w:lvl>
+    <w:lvl w:ilvl="7" w:tentative="1">
+      <w:start w:val="1"/>
+      <w:numFmt w:val="bullet"/>
+      <w:lvlText w:val=""/>
+      <w:lvlJc w:val="left"/>
+      <w:pPr>
+        <w:tabs>
+          <w:tab w:val="num" w:pos="5760"/>
+        </w:tabs>
+        <w:ind w:left="5760" w:hanging="360"/>
+      </w:pPr>
+      <w:rPr>
+        <w:rFonts w:ascii="Symbol" w:hAnsi="Symbol" w:hint="default"/>
+        <w:sz w:val="20"/>
+      </w:rPr>
+    </w:lvl>
+    <w:lvl w:ilvl="8" w:tentative="1">
+      <w:start w:val="1"/>
+      <w:numFmt w:val="bullet"/>
+      <w:lvlText w:val=""/>
+      <w:lvlJc w:val="left"/>
+      <w:pPr>
+        <w:tabs>
+          <w:tab w:val="num" w:pos="6480"/>
+        </w:tabs>
+        <w:ind w:left="6480" w:hanging="360"/>
+      </w:pPr>
+      <w:rPr>
+        <w:rFonts w:ascii="Symbol" w:hAnsi="Symbol" w:hint="default"/>
+        <w:sz w:val="20"/>
+      </w:rPr>
+    </w:lvl>
+  </w:abstractNum>
+  <w:abstractNum w:abstractNumId="37" w15:restartNumberingAfterBreak="0">
+    <w:nsid w:val="6B770255"/>
+    <w:multiLevelType w:val="multilevel"/>
+    <w:tmpl w:val="6606913A"/>
+    <w:lvl w:ilvl="0">
+      <w:start w:val="1"/>
+      <w:numFmt w:val="bullet"/>
+      <w:lvlText w:val=""/>
+      <w:lvlJc w:val="left"/>
+      <w:pPr>
+        <w:tabs>
+          <w:tab w:val="num" w:pos="720"/>
+        </w:tabs>
+        <w:ind w:left="720" w:hanging="360"/>
+      </w:pPr>
+      <w:rPr>
+        <w:rFonts w:ascii="Symbol" w:hAnsi="Symbol" w:hint="default"/>
+        <w:sz w:val="20"/>
+      </w:rPr>
+    </w:lvl>
+    <w:lvl w:ilvl="1" w:tentative="1">
+      <w:start w:val="1"/>
+      <w:numFmt w:val="bullet"/>
+      <w:lvlText w:val=""/>
+      <w:lvlJc w:val="left"/>
+      <w:pPr>
+        <w:tabs>
+          <w:tab w:val="num" w:pos="1440"/>
+        </w:tabs>
+        <w:ind w:left="1440" w:hanging="360"/>
+      </w:pPr>
+      <w:rPr>
+        <w:rFonts w:ascii="Symbol" w:hAnsi="Symbol" w:hint="default"/>
+        <w:sz w:val="20"/>
+      </w:rPr>
+    </w:lvl>
+    <w:lvl w:ilvl="2" w:tentative="1">
+      <w:start w:val="1"/>
+      <w:numFmt w:val="bullet"/>
+      <w:lvlText w:val=""/>
+      <w:lvlJc w:val="left"/>
+      <w:pPr>
+        <w:tabs>
+          <w:tab w:val="num" w:pos="2160"/>
+        </w:tabs>
+        <w:ind w:left="2160" w:hanging="360"/>
+      </w:pPr>
+      <w:rPr>
+        <w:rFonts w:ascii="Symbol" w:hAnsi="Symbol" w:hint="default"/>
+        <w:sz w:val="20"/>
+      </w:rPr>
+    </w:lvl>
+    <w:lvl w:ilvl="3" w:tentative="1">
+      <w:start w:val="1"/>
+      <w:numFmt w:val="bullet"/>
+      <w:lvlText w:val=""/>
+      <w:lvlJc w:val="left"/>
+      <w:pPr>
+        <w:tabs>
+          <w:tab w:val="num" w:pos="2880"/>
+        </w:tabs>
+        <w:ind w:left="2880" w:hanging="360"/>
+      </w:pPr>
+      <w:rPr>
+        <w:rFonts w:ascii="Symbol" w:hAnsi="Symbol" w:hint="default"/>
+        <w:sz w:val="20"/>
+      </w:rPr>
+    </w:lvl>
+    <w:lvl w:ilvl="4" w:tentative="1">
+      <w:start w:val="1"/>
+      <w:numFmt w:val="bullet"/>
+      <w:lvlText w:val=""/>
+      <w:lvlJc w:val="left"/>
+      <w:pPr>
+        <w:tabs>
+          <w:tab w:val="num" w:pos="3600"/>
+        </w:tabs>
+        <w:ind w:left="3600" w:hanging="360"/>
+      </w:pPr>
+      <w:rPr>
+        <w:rFonts w:ascii="Symbol" w:hAnsi="Symbol" w:hint="default"/>
+        <w:sz w:val="20"/>
+      </w:rPr>
+    </w:lvl>
+    <w:lvl w:ilvl="5" w:tentative="1">
+      <w:start w:val="1"/>
+      <w:numFmt w:val="bullet"/>
+      <w:lvlText w:val=""/>
+      <w:lvlJc w:val="left"/>
+      <w:pPr>
+        <w:tabs>
+          <w:tab w:val="num" w:pos="4320"/>
+        </w:tabs>
+        <w:ind w:left="4320" w:hanging="360"/>
+      </w:pPr>
+      <w:rPr>
+        <w:rFonts w:ascii="Symbol" w:hAnsi="Symbol" w:hint="default"/>
+        <w:sz w:val="20"/>
+      </w:rPr>
+    </w:lvl>
+    <w:lvl w:ilvl="6" w:tentative="1">
+      <w:start w:val="1"/>
+      <w:numFmt w:val="bullet"/>
+      <w:lvlText w:val=""/>
+      <w:lvlJc w:val="left"/>
+      <w:pPr>
+        <w:tabs>
+          <w:tab w:val="num" w:pos="5040"/>
+        </w:tabs>
+        <w:ind w:left="5040" w:hanging="360"/>
+      </w:pPr>
+      <w:rPr>
+        <w:rFonts w:ascii="Symbol" w:hAnsi="Symbol" w:hint="default"/>
+        <w:sz w:val="20"/>
+      </w:rPr>
+    </w:lvl>
+    <w:lvl w:ilvl="7" w:tentative="1">
+      <w:start w:val="1"/>
+      <w:numFmt w:val="bullet"/>
+      <w:lvlText w:val=""/>
+      <w:lvlJc w:val="left"/>
+      <w:pPr>
+        <w:tabs>
+          <w:tab w:val="num" w:pos="5760"/>
+        </w:tabs>
+        <w:ind w:left="5760" w:hanging="360"/>
+      </w:pPr>
+      <w:rPr>
+        <w:rFonts w:ascii="Symbol" w:hAnsi="Symbol" w:hint="default"/>
+        <w:sz w:val="20"/>
+      </w:rPr>
+    </w:lvl>
+    <w:lvl w:ilvl="8" w:tentative="1">
+      <w:start w:val="1"/>
+      <w:numFmt w:val="bullet"/>
+      <w:lvlText w:val=""/>
+      <w:lvlJc w:val="left"/>
+      <w:pPr>
+        <w:tabs>
+          <w:tab w:val="num" w:pos="6480"/>
+        </w:tabs>
+        <w:ind w:left="6480" w:hanging="360"/>
+      </w:pPr>
+      <w:rPr>
+        <w:rFonts w:ascii="Symbol" w:hAnsi="Symbol" w:hint="default"/>
+        <w:sz w:val="20"/>
+      </w:rPr>
+    </w:lvl>
+  </w:abstractNum>
+  <w:abstractNum w:abstractNumId="38" w15:restartNumberingAfterBreak="0">
+    <w:nsid w:val="6D5E070E"/>
+    <w:multiLevelType w:val="multilevel"/>
+    <w:tmpl w:val="933626BE"/>
+    <w:lvl w:ilvl="0">
+      <w:start w:val="1"/>
+      <w:numFmt w:val="bullet"/>
+      <w:lvlText w:val=""/>
+      <w:lvlJc w:val="left"/>
+      <w:pPr>
+        <w:tabs>
+          <w:tab w:val="num" w:pos="720"/>
+        </w:tabs>
+        <w:ind w:left="720" w:hanging="360"/>
+      </w:pPr>
+      <w:rPr>
+        <w:rFonts w:ascii="Symbol" w:hAnsi="Symbol" w:hint="default"/>
+        <w:sz w:val="20"/>
+      </w:rPr>
+    </w:lvl>
+    <w:lvl w:ilvl="1" w:tentative="1">
+      <w:start w:val="1"/>
+      <w:numFmt w:val="bullet"/>
+      <w:lvlText w:val=""/>
+      <w:lvlJc w:val="left"/>
+      <w:pPr>
+        <w:tabs>
+          <w:tab w:val="num" w:pos="1440"/>
+        </w:tabs>
+        <w:ind w:left="1440" w:hanging="360"/>
+      </w:pPr>
+      <w:rPr>
+        <w:rFonts w:ascii="Symbol" w:hAnsi="Symbol" w:hint="default"/>
+        <w:sz w:val="20"/>
+      </w:rPr>
+    </w:lvl>
+    <w:lvl w:ilvl="2" w:tentative="1">
+      <w:start w:val="1"/>
+      <w:numFmt w:val="bullet"/>
+      <w:lvlText w:val=""/>
+      <w:lvlJc w:val="left"/>
+      <w:pPr>
+        <w:tabs>
+          <w:tab w:val="num" w:pos="2160"/>
+        </w:tabs>
+        <w:ind w:left="2160" w:hanging="360"/>
+      </w:pPr>
+      <w:rPr>
+        <w:rFonts w:ascii="Symbol" w:hAnsi="Symbol" w:hint="default"/>
+        <w:sz w:val="20"/>
+      </w:rPr>
+    </w:lvl>
+    <w:lvl w:ilvl="3" w:tentative="1">
+      <w:start w:val="1"/>
+      <w:numFmt w:val="bullet"/>
+      <w:lvlText w:val=""/>
+      <w:lvlJc w:val="left"/>
+      <w:pPr>
+        <w:tabs>
+          <w:tab w:val="num" w:pos="2880"/>
+        </w:tabs>
+        <w:ind w:left="2880" w:hanging="360"/>
+      </w:pPr>
+      <w:rPr>
+        <w:rFonts w:ascii="Symbol" w:hAnsi="Symbol" w:hint="default"/>
+        <w:sz w:val="20"/>
+      </w:rPr>
+    </w:lvl>
+    <w:lvl w:ilvl="4" w:tentative="1">
+      <w:start w:val="1"/>
+      <w:numFmt w:val="bullet"/>
+      <w:lvlText w:val=""/>
+      <w:lvlJc w:val="left"/>
+      <w:pPr>
+        <w:tabs>
+          <w:tab w:val="num" w:pos="3600"/>
+        </w:tabs>
+        <w:ind w:left="3600" w:hanging="360"/>
+      </w:pPr>
+      <w:rPr>
+        <w:rFonts w:ascii="Symbol" w:hAnsi="Symbol" w:hint="default"/>
+        <w:sz w:val="20"/>
+      </w:rPr>
+    </w:lvl>
+    <w:lvl w:ilvl="5" w:tentative="1">
+      <w:start w:val="1"/>
+      <w:numFmt w:val="bullet"/>
+      <w:lvlText w:val=""/>
+      <w:lvlJc w:val="left"/>
+      <w:pPr>
+        <w:tabs>
+          <w:tab w:val="num" w:pos="4320"/>
+        </w:tabs>
+        <w:ind w:left="4320" w:hanging="360"/>
+      </w:pPr>
+      <w:rPr>
+        <w:rFonts w:ascii="Symbol" w:hAnsi="Symbol" w:hint="default"/>
+        <w:sz w:val="20"/>
+      </w:rPr>
+    </w:lvl>
+    <w:lvl w:ilvl="6" w:tentative="1">
+      <w:start w:val="1"/>
+      <w:numFmt w:val="bullet"/>
+      <w:lvlText w:val=""/>
+      <w:lvlJc w:val="left"/>
+      <w:pPr>
+        <w:tabs>
+          <w:tab w:val="num" w:pos="5040"/>
+        </w:tabs>
+        <w:ind w:left="5040" w:hanging="360"/>
+      </w:pPr>
+      <w:rPr>
+        <w:rFonts w:ascii="Symbol" w:hAnsi="Symbol" w:hint="default"/>
+        <w:sz w:val="20"/>
+      </w:rPr>
+    </w:lvl>
+    <w:lvl w:ilvl="7" w:tentative="1">
+      <w:start w:val="1"/>
+      <w:numFmt w:val="bullet"/>
+      <w:lvlText w:val=""/>
+      <w:lvlJc w:val="left"/>
+      <w:pPr>
+        <w:tabs>
+          <w:tab w:val="num" w:pos="5760"/>
+        </w:tabs>
+        <w:ind w:left="5760" w:hanging="360"/>
+      </w:pPr>
+      <w:rPr>
+        <w:rFonts w:ascii="Symbol" w:hAnsi="Symbol" w:hint="default"/>
+        <w:sz w:val="20"/>
+      </w:rPr>
+    </w:lvl>
+    <w:lvl w:ilvl="8" w:tentative="1">
+      <w:start w:val="1"/>
+      <w:numFmt w:val="bullet"/>
+      <w:lvlText w:val=""/>
+      <w:lvlJc w:val="left"/>
+      <w:pPr>
+        <w:tabs>
+          <w:tab w:val="num" w:pos="6480"/>
+        </w:tabs>
+        <w:ind w:left="6480" w:hanging="360"/>
+      </w:pPr>
+      <w:rPr>
+        <w:rFonts w:ascii="Symbol" w:hAnsi="Symbol" w:hint="default"/>
+        <w:sz w:val="20"/>
+      </w:rPr>
+    </w:lvl>
+  </w:abstractNum>
+  <w:abstractNum w:abstractNumId="39" w15:restartNumberingAfterBreak="0">
+    <w:nsid w:val="740F347B"/>
+    <w:multiLevelType w:val="multilevel"/>
+    <w:tmpl w:val="1AF0D19E"/>
+    <w:lvl w:ilvl="0">
+      <w:start w:val="1"/>
+      <w:numFmt w:val="bullet"/>
+      <w:lvlText w:val=""/>
+      <w:lvlJc w:val="left"/>
+      <w:pPr>
+        <w:tabs>
+          <w:tab w:val="num" w:pos="720"/>
+        </w:tabs>
+        <w:ind w:left="720" w:hanging="360"/>
+      </w:pPr>
+      <w:rPr>
+        <w:rFonts w:ascii="Symbol" w:hAnsi="Symbol" w:hint="default"/>
+        <w:sz w:val="20"/>
+      </w:rPr>
+    </w:lvl>
+    <w:lvl w:ilvl="1" w:tentative="1">
+      <w:start w:val="1"/>
+      <w:numFmt w:val="bullet"/>
+      <w:lvlText w:val=""/>
+      <w:lvlJc w:val="left"/>
+      <w:pPr>
+        <w:tabs>
+          <w:tab w:val="num" w:pos="1440"/>
+        </w:tabs>
+        <w:ind w:left="1440" w:hanging="360"/>
+      </w:pPr>
+      <w:rPr>
+        <w:rFonts w:ascii="Symbol" w:hAnsi="Symbol" w:hint="default"/>
+        <w:sz w:val="20"/>
+      </w:rPr>
+    </w:lvl>
+    <w:lvl w:ilvl="2" w:tentative="1">
+      <w:start w:val="1"/>
+      <w:numFmt w:val="bullet"/>
+      <w:lvlText w:val=""/>
+      <w:lvlJc w:val="left"/>
+      <w:pPr>
+        <w:tabs>
+          <w:tab w:val="num" w:pos="2160"/>
+        </w:tabs>
+        <w:ind w:left="2160" w:hanging="360"/>
+      </w:pPr>
+      <w:rPr>
+        <w:rFonts w:ascii="Symbol" w:hAnsi="Symbol" w:hint="default"/>
+        <w:sz w:val="20"/>
+      </w:rPr>
+    </w:lvl>
+    <w:lvl w:ilvl="3" w:tentative="1">
+      <w:start w:val="1"/>
+      <w:numFmt w:val="bullet"/>
+      <w:lvlText w:val=""/>
+      <w:lvlJc w:val="left"/>
+      <w:pPr>
+        <w:tabs>
+          <w:tab w:val="num" w:pos="2880"/>
+        </w:tabs>
+        <w:ind w:left="2880" w:hanging="360"/>
+      </w:pPr>
+      <w:rPr>
+        <w:rFonts w:ascii="Symbol" w:hAnsi="Symbol" w:hint="default"/>
+        <w:sz w:val="20"/>
+      </w:rPr>
+    </w:lvl>
+    <w:lvl w:ilvl="4" w:tentative="1">
+      <w:start w:val="1"/>
+      <w:numFmt w:val="bullet"/>
+      <w:lvlText w:val=""/>
+      <w:lvlJc w:val="left"/>
+      <w:pPr>
+        <w:tabs>
+          <w:tab w:val="num" w:pos="3600"/>
+        </w:tabs>
+        <w:ind w:left="3600" w:hanging="360"/>
+      </w:pPr>
+      <w:rPr>
+        <w:rFonts w:ascii="Symbol" w:hAnsi="Symbol" w:hint="default"/>
+        <w:sz w:val="20"/>
+      </w:rPr>
+    </w:lvl>
+    <w:lvl w:ilvl="5" w:tentative="1">
+      <w:start w:val="1"/>
+      <w:numFmt w:val="bullet"/>
+      <w:lvlText w:val=""/>
+      <w:lvlJc w:val="left"/>
+      <w:pPr>
+        <w:tabs>
+          <w:tab w:val="num" w:pos="4320"/>
+        </w:tabs>
+        <w:ind w:left="4320" w:hanging="360"/>
+      </w:pPr>
+      <w:rPr>
+        <w:rFonts w:ascii="Symbol" w:hAnsi="Symbol" w:hint="default"/>
+        <w:sz w:val="20"/>
+      </w:rPr>
+    </w:lvl>
+    <w:lvl w:ilvl="6" w:tentative="1">
+      <w:start w:val="1"/>
+      <w:numFmt w:val="bullet"/>
+      <w:lvlText w:val=""/>
+      <w:lvlJc w:val="left"/>
+      <w:pPr>
+        <w:tabs>
+          <w:tab w:val="num" w:pos="5040"/>
+        </w:tabs>
+        <w:ind w:left="5040" w:hanging="360"/>
+      </w:pPr>
+      <w:rPr>
+        <w:rFonts w:ascii="Symbol" w:hAnsi="Symbol" w:hint="default"/>
+        <w:sz w:val="20"/>
+      </w:rPr>
+    </w:lvl>
+    <w:lvl w:ilvl="7" w:tentative="1">
+      <w:start w:val="1"/>
+      <w:numFmt w:val="bullet"/>
+      <w:lvlText w:val=""/>
+      <w:lvlJc w:val="left"/>
+      <w:pPr>
+        <w:tabs>
+          <w:tab w:val="num" w:pos="5760"/>
+        </w:tabs>
+        <w:ind w:left="5760" w:hanging="360"/>
+      </w:pPr>
+      <w:rPr>
+        <w:rFonts w:ascii="Symbol" w:hAnsi="Symbol" w:hint="default"/>
+        <w:sz w:val="20"/>
+      </w:rPr>
+    </w:lvl>
+    <w:lvl w:ilvl="8" w:tentative="1">
+      <w:start w:val="1"/>
+      <w:numFmt w:val="bullet"/>
+      <w:lvlText w:val=""/>
+      <w:lvlJc w:val="left"/>
+      <w:pPr>
+        <w:tabs>
+          <w:tab w:val="num" w:pos="6480"/>
+        </w:tabs>
+        <w:ind w:left="6480" w:hanging="360"/>
+      </w:pPr>
+      <w:rPr>
+        <w:rFonts w:ascii="Symbol" w:hAnsi="Symbol" w:hint="default"/>
+        <w:sz w:val="20"/>
+      </w:rPr>
+    </w:lvl>
+  </w:abstractNum>
+  <w:abstractNum w:abstractNumId="40" w15:restartNumberingAfterBreak="0">
+    <w:nsid w:val="7D7A7A18"/>
+    <w:multiLevelType w:val="multilevel"/>
+    <w:tmpl w:val="91120598"/>
+    <w:lvl w:ilvl="0">
+      <w:start w:val="1"/>
+      <w:numFmt w:val="bullet"/>
+      <w:lvlText w:val=""/>
+      <w:lvlJc w:val="left"/>
+      <w:pPr>
+        <w:tabs>
+          <w:tab w:val="num" w:pos="720"/>
+        </w:tabs>
+        <w:ind w:left="720" w:hanging="360"/>
+      </w:pPr>
+      <w:rPr>
+        <w:rFonts w:ascii="Symbol" w:hAnsi="Symbol" w:hint="default"/>
+        <w:sz w:val="20"/>
+      </w:rPr>
+    </w:lvl>
+    <w:lvl w:ilvl="1" w:tentative="1">
+      <w:start w:val="1"/>
+      <w:numFmt w:val="bullet"/>
+      <w:lvlText w:val=""/>
+      <w:lvlJc w:val="left"/>
+      <w:pPr>
+        <w:tabs>
+          <w:tab w:val="num" w:pos="1440"/>
+        </w:tabs>
+        <w:ind w:left="1440" w:hanging="360"/>
+      </w:pPr>
+      <w:rPr>
+        <w:rFonts w:ascii="Symbol" w:hAnsi="Symbol" w:hint="default"/>
+        <w:sz w:val="20"/>
+      </w:rPr>
+    </w:lvl>
+    <w:lvl w:ilvl="2" w:tentative="1">
+      <w:start w:val="1"/>
+      <w:numFmt w:val="bullet"/>
+      <w:lvlText w:val=""/>
+      <w:lvlJc w:val="left"/>
+      <w:pPr>
+        <w:tabs>
+          <w:tab w:val="num" w:pos="2160"/>
+        </w:tabs>
+        <w:ind w:left="2160" w:hanging="360"/>
+      </w:pPr>
+      <w:rPr>
+        <w:rFonts w:ascii="Symbol" w:hAnsi="Symbol" w:hint="default"/>
+        <w:sz w:val="20"/>
+      </w:rPr>
+    </w:lvl>
+    <w:lvl w:ilvl="3" w:tentative="1">
+      <w:start w:val="1"/>
+      <w:numFmt w:val="bullet"/>
+      <w:lvlText w:val=""/>
+      <w:lvlJc w:val="left"/>
+      <w:pPr>
+        <w:tabs>
+          <w:tab w:val="num" w:pos="2880"/>
+        </w:tabs>
+        <w:ind w:left="2880" w:hanging="360"/>
+      </w:pPr>
+      <w:rPr>
+        <w:rFonts w:ascii="Symbol" w:hAnsi="Symbol" w:hint="default"/>
+        <w:sz w:val="20"/>
+      </w:rPr>
+    </w:lvl>
+    <w:lvl w:ilvl="4" w:tentative="1">
+      <w:start w:val="1"/>
+      <w:numFmt w:val="bullet"/>
+      <w:lvlText w:val=""/>
+      <w:lvlJc w:val="left"/>
+      <w:pPr>
+        <w:tabs>
+          <w:tab w:val="num" w:pos="3600"/>
+        </w:tabs>
+        <w:ind w:left="3600" w:hanging="360"/>
+      </w:pPr>
+      <w:rPr>
+        <w:rFonts w:ascii="Symbol" w:hAnsi="Symbol" w:hint="default"/>
+        <w:sz w:val="20"/>
+      </w:rPr>
+    </w:lvl>
+    <w:lvl w:ilvl="5" w:tentative="1">
+      <w:start w:val="1"/>
+      <w:numFmt w:val="bullet"/>
+      <w:lvlText w:val=""/>
+      <w:lvlJc w:val="left"/>
+      <w:pPr>
+        <w:tabs>
+          <w:tab w:val="num" w:pos="4320"/>
+        </w:tabs>
+        <w:ind w:left="4320" w:hanging="360"/>
+      </w:pPr>
+      <w:rPr>
+        <w:rFonts w:ascii="Symbol" w:hAnsi="Symbol" w:hint="default"/>
+        <w:sz w:val="20"/>
+      </w:rPr>
+    </w:lvl>
+    <w:lvl w:ilvl="6" w:tentative="1">
+      <w:start w:val="1"/>
+      <w:numFmt w:val="bullet"/>
+      <w:lvlText w:val=""/>
+      <w:lvlJc w:val="left"/>
+      <w:pPr>
+        <w:tabs>
+          <w:tab w:val="num" w:pos="5040"/>
+        </w:tabs>
+        <w:ind w:left="5040" w:hanging="360"/>
+      </w:pPr>
+      <w:rPr>
+        <w:rFonts w:ascii="Symbol" w:hAnsi="Symbol" w:hint="default"/>
+        <w:sz w:val="20"/>
+      </w:rPr>
+    </w:lvl>
+    <w:lvl w:ilvl="7" w:tentative="1">
+      <w:start w:val="1"/>
+      <w:numFmt w:val="bullet"/>
+      <w:lvlText w:val=""/>
+      <w:lvlJc w:val="left"/>
+      <w:pPr>
+        <w:tabs>
+          <w:tab w:val="num" w:pos="5760"/>
+        </w:tabs>
+        <w:ind w:left="5760" w:hanging="360"/>
+      </w:pPr>
+      <w:rPr>
+        <w:rFonts w:ascii="Symbol" w:hAnsi="Symbol" w:hint="default"/>
+        <w:sz w:val="20"/>
+      </w:rPr>
+    </w:lvl>
+    <w:lvl w:ilvl="8" w:tentative="1">
+      <w:start w:val="1"/>
+      <w:numFmt w:val="bullet"/>
+      <w:lvlText w:val=""/>
+      <w:lvlJc w:val="left"/>
+      <w:pPr>
+        <w:tabs>
+          <w:tab w:val="num" w:pos="6480"/>
+        </w:tabs>
+        <w:ind w:left="6480" w:hanging="360"/>
+      </w:pPr>
+      <w:rPr>
+        <w:rFonts w:ascii="Symbol" w:hAnsi="Symbol" w:hint="default"/>
+        <w:sz w:val="20"/>
+      </w:rPr>
+    </w:lvl>
+  </w:abstractNum>
+  <w:num w:numId="1">
+    <w:abstractNumId w:val="37"/>
+  </w:num>
+  <w:num w:numId="2">
+    <w:abstractNumId w:val="34"/>
+  </w:num>
+  <w:num w:numId="3">
+    <w:abstractNumId w:val="7"/>
+  </w:num>
+  <w:num w:numId="4">
+    <w:abstractNumId w:val="17"/>
+  </w:num>
+  <w:num w:numId="5">
+    <w:abstractNumId w:val="4"/>
+  </w:num>
+  <w:num w:numId="6">
+    <w:abstractNumId w:val="16"/>
+  </w:num>
+  <w:num w:numId="7">
+    <w:abstractNumId w:val="22"/>
+  </w:num>
+  <w:num w:numId="8">
+    <w:abstractNumId w:val="9"/>
+  </w:num>
+  <w:num w:numId="9">
+    <w:abstractNumId w:val="18"/>
+  </w:num>
+  <w:num w:numId="10">
+    <w:abstractNumId w:val="10"/>
+  </w:num>
+  <w:num w:numId="11">
+    <w:abstractNumId w:val="1"/>
+  </w:num>
+  <w:num w:numId="12">
+    <w:abstractNumId w:val="28"/>
+  </w:num>
+  <w:num w:numId="13">
+    <w:abstractNumId w:val="35"/>
+  </w:num>
+  <w:num w:numId="14">
+    <w:abstractNumId w:val="8"/>
+  </w:num>
+  <w:num w:numId="15">
+    <w:abstractNumId w:val="21"/>
+  </w:num>
+  <w:num w:numId="16">
+    <w:abstractNumId w:val="13"/>
+  </w:num>
+  <w:num w:numId="17">
+    <w:abstractNumId w:val="30"/>
+  </w:num>
+  <w:num w:numId="18">
+    <w:abstractNumId w:val="27"/>
+  </w:num>
+  <w:num w:numId="19">
+    <w:abstractNumId w:val="25"/>
+  </w:num>
+  <w:num w:numId="20">
+    <w:abstractNumId w:val="26"/>
+  </w:num>
+  <w:num w:numId="21">
+    <w:abstractNumId w:val="5"/>
+  </w:num>
+  <w:num w:numId="22">
+    <w:abstractNumId w:val="3"/>
+  </w:num>
+  <w:num w:numId="23">
+    <w:abstractNumId w:val="38"/>
+  </w:num>
+  <w:num w:numId="24">
+    <w:abstractNumId w:val="29"/>
+  </w:num>
+  <w:num w:numId="25">
+    <w:abstractNumId w:val="39"/>
+  </w:num>
+  <w:num w:numId="26">
+    <w:abstractNumId w:val="40"/>
+  </w:num>
+  <w:num w:numId="27">
+    <w:abstractNumId w:val="11"/>
+  </w:num>
+  <w:num w:numId="28">
+    <w:abstractNumId w:val="15"/>
+  </w:num>
+  <w:num w:numId="29">
+    <w:abstractNumId w:val="6"/>
+  </w:num>
+  <w:num w:numId="30">
+    <w:abstractNumId w:val="23"/>
+  </w:num>
+  <w:num w:numId="31">
+    <w:abstractNumId w:val="0"/>
+  </w:num>
+  <w:num w:numId="32">
+    <w:abstractNumId w:val="31"/>
+  </w:num>
+  <w:num w:numId="33">
+    <w:abstractNumId w:val="33"/>
+  </w:num>
+  <w:num w:numId="34">
+    <w:abstractNumId w:val="14"/>
+  </w:num>
+  <w:num w:numId="35">
+    <w:abstractNumId w:val="32"/>
+  </w:num>
+  <w:num w:numId="36">
+    <w:abstractNumId w:val="19"/>
+  </w:num>
+  <w:num w:numId="37">
+    <w:abstractNumId w:val="12"/>
+  </w:num>
+  <w:num w:numId="38">
+    <w:abstractNumId w:val="36"/>
+  </w:num>
+  <w:num w:numId="39">
+    <w:abstractNumId w:val="24"/>
+  </w:num>
+  <w:num w:numId="40">
+    <w:abstractNumId w:val="2"/>
+  </w:num>
+  <w:num w:numId="41">
+    <w:abstractNumId w:val="20"/>
+  </w:num>
+</w:numbering>
 </file>
 
 <file path=word/styles.xml><?xml version="1.0" encoding="utf-8"?>
@@ -438,6 +9312,30 @@
     <w:semiHidden/>
     <w:unhideWhenUsed/>
   </w:style>
+  <w:style w:type="paragraph" w:customStyle="1" w:styleId="paragraph">
+    <w:name w:val="paragraph"/>
+    <w:basedOn w:val="Normal"/>
+    <w:rsid w:val="00B12D87"/>
+    <w:pPr>
+      <w:spacing w:before="100" w:beforeAutospacing="1" w:after="100" w:afterAutospacing="1" w:line="240" w:lineRule="auto"/>
+    </w:pPr>
+    <w:rPr>
+      <w:rFonts w:ascii="Times New Roman" w:eastAsia="Times New Roman" w:hAnsi="Times New Roman" w:cs="Times New Roman"/>
+      <w:sz w:val="24"/>
+      <w:szCs w:val="24"/>
+      <w:lang w:eastAsia="en-GH"/>
+    </w:rPr>
+  </w:style>
+  <w:style w:type="character" w:customStyle="1" w:styleId="normaltextrun">
+    <w:name w:val="normaltextrun"/>
+    <w:basedOn w:val="DefaultParagraphFont"/>
+    <w:rsid w:val="00B12D87"/>
+  </w:style>
+  <w:style w:type="character" w:customStyle="1" w:styleId="eop">
+    <w:name w:val="eop"/>
+    <w:basedOn w:val="DefaultParagraphFont"/>
+    <w:rsid w:val="00B12D87"/>
+  </w:style>
 </w:styles>
 </file>
 
